--- a/TP7/solution-etudiant-tp7.docx
+++ b/TP7/solution-etudiant-tp7.docx
@@ -4,7 +4,7 @@
   <w:body>
     <w:p>
       <w:pPr>
-        <w:pStyle w:val="159"/>
+        <w:pStyle w:val="852"/>
         <w:pBdr/>
         <w:spacing/>
         <w:ind/>
@@ -40,64 +40,64 @@
       </w:r>
       <w:r>
         <w:rPr>
+          <w:rFonts w:ascii="Times New Roman" w:hAnsi="Times New Roman" w:cs="Times New Roman"/>
+          <w:highlight w:val="none"/>
+        </w:rPr>
+      </w:r>
+    </w:p>
+    <w:p>
+      <w:pPr>
+        <w:pBdr/>
+        <w:spacing/>
+        <w:ind/>
+        <w:jc w:val="both"/>
+        <w:rPr>
+          <w:rFonts w:ascii="Times New Roman" w:hAnsi="Times New Roman" w:cs="Times New Roman"/>
+        </w:rPr>
+      </w:pPr>
+      <w:r>
+        <w:rPr>
+          <w:rFonts w:ascii="Times New Roman" w:hAnsi="Times New Roman" w:eastAsia="Times New Roman" w:cs="Times New Roman"/>
+        </w:rPr>
+      </w:r>
+      <w:r>
+        <w:rPr>
+          <w:rFonts w:ascii="Times New Roman" w:hAnsi="Times New Roman" w:eastAsia="Times New Roman" w:cs="Times New Roman"/>
+        </w:rPr>
+      </w:r>
+      <w:r>
+        <w:rPr>
+          <w:rFonts w:ascii="Times New Roman" w:hAnsi="Times New Roman" w:cs="Times New Roman"/>
+        </w:rPr>
+      </w:r>
+    </w:p>
+    <w:p>
+      <w:pPr>
+        <w:pBdr/>
+        <w:spacing/>
+        <w:ind/>
+        <w:jc w:val="both"/>
+        <w:rPr>
+          <w:rFonts w:ascii="Times New Roman" w:hAnsi="Times New Roman" w:cs="Times New Roman"/>
+          <w:highlight w:val="none"/>
+        </w:rPr>
+      </w:pPr>
+      <w:r>
+        <w:rPr>
           <w:rFonts w:ascii="Times New Roman" w:hAnsi="Times New Roman" w:eastAsia="Times New Roman" w:cs="Times New Roman"/>
           <w:highlight w:val="none"/>
         </w:rPr>
-      </w:r>
-    </w:p>
-    <w:p>
-      <w:pPr>
-        <w:pBdr/>
-        <w:spacing/>
-        <w:ind/>
-        <w:jc w:val="both"/>
-        <w:rPr>
-          <w:rFonts w:ascii="Times New Roman" w:hAnsi="Times New Roman" w:cs="Times New Roman"/>
-        </w:rPr>
-      </w:pPr>
-      <w:r>
-        <w:rPr>
-          <w:rFonts w:ascii="Times New Roman" w:hAnsi="Times New Roman" w:eastAsia="Times New Roman" w:cs="Times New Roman"/>
-        </w:rPr>
-      </w:r>
-      <w:r>
-        <w:rPr>
-          <w:rFonts w:ascii="Times New Roman" w:hAnsi="Times New Roman" w:eastAsia="Times New Roman" w:cs="Times New Roman"/>
-        </w:rPr>
-      </w:r>
-      <w:r>
-        <w:rPr>
-          <w:rFonts w:ascii="Times New Roman" w:hAnsi="Times New Roman" w:eastAsia="Times New Roman" w:cs="Times New Roman"/>
-        </w:rPr>
-      </w:r>
-    </w:p>
-    <w:p>
-      <w:pPr>
-        <w:pBdr/>
-        <w:spacing/>
-        <w:ind/>
-        <w:jc w:val="both"/>
-        <w:rPr>
-          <w:rFonts w:ascii="Times New Roman" w:hAnsi="Times New Roman" w:cs="Times New Roman"/>
-          <w:highlight w:val="none"/>
-        </w:rPr>
-      </w:pPr>
+        <w:t xml:space="preserve">Made by students from TPs notes. Nothing has been corrected by teachers or TAs so there is no guarantee of correctness and completeness. </w:t>
+      </w:r>
       <w:r>
         <w:rPr>
           <w:rFonts w:ascii="Times New Roman" w:hAnsi="Times New Roman" w:eastAsia="Times New Roman" w:cs="Times New Roman"/>
           <w:highlight w:val="none"/>
         </w:rPr>
-        <w:t xml:space="preserve">Made by students from TPs notes. Nothing has been corrected by teachers or TAs so there is no guarantee of correctness and completeness. </w:t>
-      </w:r>
-      <w:r>
-        <w:rPr>
-          <w:rFonts w:ascii="Times New Roman" w:hAnsi="Times New Roman" w:eastAsia="Times New Roman" w:cs="Times New Roman"/>
-          <w:highlight w:val="none"/>
-        </w:rPr>
-      </w:r>
-      <w:r>
-        <w:rPr>
-          <w:rFonts w:ascii="Times New Roman" w:hAnsi="Times New Roman" w:eastAsia="Times New Roman" w:cs="Times New Roman"/>
+      </w:r>
+      <w:r>
+        <w:rPr>
+          <w:rFonts w:ascii="Times New Roman" w:hAnsi="Times New Roman" w:cs="Times New Roman"/>
           <w:highlight w:val="none"/>
         </w:rPr>
       </w:r>
@@ -144,7 +144,7 @@
       </w:r>
       <w:r>
         <w:rPr>
-          <w:rFonts w:ascii="Times New Roman" w:hAnsi="Times New Roman" w:eastAsia="Times New Roman" w:cs="Times New Roman"/>
+          <w:rFonts w:ascii="Times New Roman" w:hAnsi="Times New Roman" w:cs="Times New Roman"/>
           <w:highlight w:val="none"/>
         </w:rPr>
       </w:r>
@@ -152,7 +152,7 @@
     <w:p>
       <w:pPr>
         <w:pBdr/>
-        <w:shd w:val="nil"/>
+        <w:shd w:val="nil" w:color="auto"/>
         <w:spacing/>
         <w:ind/>
         <w:rPr>
@@ -172,13 +172,13 @@
       </w:r>
       <w:r>
         <w:rPr>
-          <w:rFonts w:ascii="Times New Roman" w:hAnsi="Times New Roman" w:eastAsia="Times New Roman" w:cs="Times New Roman"/>
+          <w:rFonts w:ascii="Times New Roman" w:hAnsi="Times New Roman" w:cs="Times New Roman"/>
         </w:rPr>
       </w:r>
     </w:p>
     <w:p>
       <w:pPr>
-        <w:pStyle w:val="139"/>
+        <w:pStyle w:val="833"/>
         <w:pBdr/>
         <w:spacing/>
         <w:ind/>
@@ -204,7 +204,7 @@
       </w:r>
       <w:r>
         <w:rPr>
-          <w:rFonts w:ascii="Times New Roman" w:hAnsi="Times New Roman" w:eastAsia="Times New Roman" w:cs="Times New Roman"/>
+          <w:rFonts w:ascii="Times New Roman" w:hAnsi="Times New Roman" w:cs="Times New Roman"/>
         </w:rPr>
       </w:r>
     </w:p>
@@ -290,22 +290,56 @@
       </w:r>
       <w:r>
         <w:rPr>
+          <w:rFonts w:ascii="Times New Roman" w:hAnsi="Times New Roman" w:cs="Times New Roman"/>
+          <w:sz w:val="24"/>
+          <w:szCs w:val="24"/>
+        </w:rPr>
+      </w:r>
+    </w:p>
+    <w:p>
+      <w:pPr>
+        <w:pBdr/>
+        <w:spacing/>
+        <w:ind/>
+        <w:rPr>
+          <w:rFonts w:ascii="Times New Roman" w:hAnsi="Times New Roman" w:cs="Times New Roman"/>
+          <w:sz w:val="24"/>
+          <w:szCs w:val="24"/>
+        </w:rPr>
+      </w:pPr>
+      <w:r>
+        <w:rPr>
           <w:rFonts w:ascii="Times New Roman" w:hAnsi="Times New Roman" w:eastAsia="Times New Roman" w:cs="Times New Roman"/>
           <w:sz w:val="24"/>
           <w:szCs w:val="24"/>
         </w:rPr>
-      </w:r>
-    </w:p>
-    <w:p>
-      <w:pPr>
-        <w:pBdr/>
-        <w:spacing/>
-        <w:ind/>
+        <w:t xml:space="preserve">  sudo cat /proc/sys/kernel/randomize_va_space</w:t>
+      </w:r>
+      <w:r>
+        <w:rPr>
+          <w:rFonts w:ascii="Times New Roman" w:hAnsi="Times New Roman" w:eastAsia="Times New Roman" w:cs="Times New Roman"/>
+          <w:sz w:val="24"/>
+          <w:szCs w:val="24"/>
+        </w:rPr>
+      </w:r>
+      <w:r>
         <w:rPr>
           <w:rFonts w:ascii="Times New Roman" w:hAnsi="Times New Roman" w:cs="Times New Roman"/>
           <w:sz w:val="24"/>
           <w:szCs w:val="24"/>
         </w:rPr>
+      </w:r>
+    </w:p>
+    <w:p>
+      <w:pPr>
+        <w:pBdr/>
+        <w:spacing/>
+        <w:ind/>
+        <w:rPr>
+          <w:rFonts w:ascii="Times New Roman" w:hAnsi="Times New Roman" w:cs="Times New Roman"/>
+          <w:sz w:val="24"/>
+          <w:szCs w:val="24"/>
+        </w:rPr>
       </w:pPr>
       <w:r>
         <w:rPr>
@@ -313,7 +347,7 @@
           <w:sz w:val="24"/>
           <w:szCs w:val="24"/>
         </w:rPr>
-        <w:t xml:space="preserve">  sudo cat /proc/sys/kernel/randomize_va_space</w:t>
+        <w:t xml:space="preserve">To turn this off for the rest of the sessions by setting the value to "0" we can run</w:t>
       </w:r>
       <w:r>
         <w:rPr>
@@ -322,17 +356,24 @@
           <w:szCs w:val="24"/>
         </w:rPr>
       </w:r>
-    </w:p>
-    <w:p>
-      <w:pPr>
-        <w:pBdr/>
-        <w:spacing/>
-        <w:ind/>
+      <w:r>
         <w:rPr>
           <w:rFonts w:ascii="Times New Roman" w:hAnsi="Times New Roman" w:cs="Times New Roman"/>
           <w:sz w:val="24"/>
           <w:szCs w:val="24"/>
         </w:rPr>
+      </w:r>
+    </w:p>
+    <w:p>
+      <w:pPr>
+        <w:pBdr/>
+        <w:spacing/>
+        <w:ind/>
+        <w:rPr>
+          <w:rFonts w:ascii="Times New Roman" w:hAnsi="Times New Roman" w:cs="Times New Roman"/>
+          <w:sz w:val="24"/>
+          <w:szCs w:val="24"/>
+        </w:rPr>
       </w:pPr>
       <w:r>
         <w:rPr>
@@ -340,7 +381,7 @@
           <w:sz w:val="24"/>
           <w:szCs w:val="24"/>
         </w:rPr>
-        <w:t xml:space="preserve">To turn this off for the rest of the sessions by setting the value to "0" we can run</w:t>
+        <w:t xml:space="preserve">  echo 0 | sudo tee /proc/sys/kernel/randomize_va_space</w:t>
       </w:r>
       <w:r>
         <w:rPr>
@@ -349,17 +390,24 @@
           <w:szCs w:val="24"/>
         </w:rPr>
       </w:r>
-    </w:p>
-    <w:p>
-      <w:pPr>
-        <w:pBdr/>
-        <w:spacing/>
-        <w:ind/>
+      <w:r>
         <w:rPr>
           <w:rFonts w:ascii="Times New Roman" w:hAnsi="Times New Roman" w:cs="Times New Roman"/>
           <w:sz w:val="24"/>
           <w:szCs w:val="24"/>
         </w:rPr>
+      </w:r>
+    </w:p>
+    <w:p>
+      <w:pPr>
+        <w:pBdr/>
+        <w:spacing/>
+        <w:ind/>
+        <w:rPr>
+          <w:rFonts w:ascii="Times New Roman" w:hAnsi="Times New Roman" w:cs="Times New Roman"/>
+          <w:sz w:val="24"/>
+          <w:szCs w:val="24"/>
+        </w:rPr>
       </w:pPr>
       <w:r>
         <w:rPr>
@@ -367,7 +415,7 @@
           <w:sz w:val="24"/>
           <w:szCs w:val="24"/>
         </w:rPr>
-        <w:t xml:space="preserve">  echo 0 | sudo tee /proc/sys/kernel/randomize_va_space</w:t>
+        <w:t xml:space="preserve">Afterwards, confirm we have turned off memory segment randomisation with</w:t>
       </w:r>
       <w:r>
         <w:rPr>
@@ -376,17 +424,24 @@
           <w:szCs w:val="24"/>
         </w:rPr>
       </w:r>
-    </w:p>
-    <w:p>
-      <w:pPr>
-        <w:pBdr/>
-        <w:spacing/>
-        <w:ind/>
+      <w:r>
         <w:rPr>
           <w:rFonts w:ascii="Times New Roman" w:hAnsi="Times New Roman" w:cs="Times New Roman"/>
           <w:sz w:val="24"/>
           <w:szCs w:val="24"/>
         </w:rPr>
+      </w:r>
+    </w:p>
+    <w:p>
+      <w:pPr>
+        <w:pBdr/>
+        <w:spacing/>
+        <w:ind/>
+        <w:rPr>
+          <w:rFonts w:ascii="Times New Roman" w:hAnsi="Times New Roman" w:cs="Times New Roman"/>
+          <w:sz w:val="24"/>
+          <w:szCs w:val="24"/>
+        </w:rPr>
       </w:pPr>
       <w:r>
         <w:rPr>
@@ -394,7 +449,7 @@
           <w:sz w:val="24"/>
           <w:szCs w:val="24"/>
         </w:rPr>
-        <w:t xml:space="preserve">Afterwards, confirm we have turned off memory segment randomisation with</w:t>
+        <w:t xml:space="preserve">  sudo cat /proc/sys/kernel/randomize_va_space</w:t>
       </w:r>
       <w:r>
         <w:rPr>
@@ -403,29 +458,9 @@
           <w:szCs w:val="24"/>
         </w:rPr>
       </w:r>
-    </w:p>
-    <w:p>
-      <w:pPr>
-        <w:pBdr/>
-        <w:spacing/>
-        <w:ind/>
+      <w:r>
         <w:rPr>
           <w:rFonts w:ascii="Times New Roman" w:hAnsi="Times New Roman" w:cs="Times New Roman"/>
-          <w:sz w:val="24"/>
-          <w:szCs w:val="24"/>
-        </w:rPr>
-      </w:pPr>
-      <w:r>
-        <w:rPr>
-          <w:rFonts w:ascii="Times New Roman" w:hAnsi="Times New Roman" w:eastAsia="Times New Roman" w:cs="Times New Roman"/>
-          <w:sz w:val="24"/>
-          <w:szCs w:val="24"/>
-        </w:rPr>
-        <w:t xml:space="preserve">  sudo cat /proc/sys/kernel/randomize_va_space</w:t>
-      </w:r>
-      <w:r>
-        <w:rPr>
-          <w:rFonts w:ascii="Times New Roman" w:hAnsi="Times New Roman" w:eastAsia="Times New Roman" w:cs="Times New Roman"/>
           <w:sz w:val="24"/>
           <w:szCs w:val="24"/>
         </w:rPr>
@@ -485,17 +520,24 @@
           <w:szCs w:val="24"/>
         </w:rPr>
       </w:r>
-    </w:p>
-    <w:p>
-      <w:pPr>
-        <w:pBdr/>
-        <w:spacing/>
-        <w:ind/>
+      <w:r>
         <w:rPr>
           <w:rFonts w:ascii="Times New Roman" w:hAnsi="Times New Roman" w:cs="Times New Roman"/>
           <w:sz w:val="24"/>
           <w:szCs w:val="24"/>
         </w:rPr>
+      </w:r>
+    </w:p>
+    <w:p>
+      <w:pPr>
+        <w:pBdr/>
+        <w:spacing/>
+        <w:ind/>
+        <w:rPr>
+          <w:rFonts w:ascii="Times New Roman" w:hAnsi="Times New Roman" w:cs="Times New Roman"/>
+          <w:sz w:val="24"/>
+          <w:szCs w:val="24"/>
+        </w:rPr>
       </w:pPr>
       <w:r>
         <w:rPr>
@@ -512,17 +554,24 @@
           <w:szCs w:val="24"/>
         </w:rPr>
       </w:r>
-    </w:p>
-    <w:p>
-      <w:pPr>
-        <w:pBdr/>
-        <w:spacing/>
-        <w:ind/>
+      <w:r>
         <w:rPr>
           <w:rFonts w:ascii="Times New Roman" w:hAnsi="Times New Roman" w:cs="Times New Roman"/>
           <w:sz w:val="24"/>
           <w:szCs w:val="24"/>
         </w:rPr>
+      </w:r>
+    </w:p>
+    <w:p>
+      <w:pPr>
+        <w:pBdr/>
+        <w:spacing/>
+        <w:ind/>
+        <w:rPr>
+          <w:rFonts w:ascii="Times New Roman" w:hAnsi="Times New Roman" w:cs="Times New Roman"/>
+          <w:sz w:val="24"/>
+          <w:szCs w:val="24"/>
+        </w:rPr>
       </w:pPr>
       <w:r>
         <w:rPr>
@@ -535,6 +584,13 @@
       <w:r>
         <w:rPr>
           <w:rFonts w:ascii="Times New Roman" w:hAnsi="Times New Roman" w:eastAsia="Times New Roman" w:cs="Times New Roman"/>
+          <w:sz w:val="24"/>
+          <w:szCs w:val="24"/>
+        </w:rPr>
+      </w:r>
+      <w:r>
+        <w:rPr>
+          <w:rFonts w:ascii="Times New Roman" w:hAnsi="Times New Roman" w:cs="Times New Roman"/>
           <w:sz w:val="24"/>
           <w:szCs w:val="24"/>
         </w:rPr>
@@ -565,11 +621,12 @@
           <w:rFonts w:ascii="Times New Roman" w:hAnsi="Times New Roman" w:eastAsia="Times New Roman" w:cs="Times New Roman"/>
           <w:sz w:val="24"/>
           <w:szCs w:val="24"/>
-        </w:rPr>
-      </w:r>
-      <w:r>
-        <w:rPr>
-          <w:rFonts w:ascii="Times New Roman" w:hAnsi="Times New Roman" w:eastAsia="Times New Roman" w:cs="Times New Roman"/>
+          <w:highlight w:val="none"/>
+        </w:rPr>
+      </w:r>
+      <w:r>
+        <w:rPr>
+          <w:rFonts w:ascii="Times New Roman" w:hAnsi="Times New Roman" w:cs="Times New Roman"/>
           <w:sz w:val="24"/>
           <w:szCs w:val="24"/>
           <w:highlight w:val="none"/>
@@ -600,19 +657,49 @@
       </w:r>
       <w:r>
         <w:rPr>
+          <w:rFonts w:ascii="Times New Roman" w:hAnsi="Times New Roman" w:cs="Times New Roman"/>
+          <w:highlight w:val="none"/>
+        </w:rPr>
+      </w:r>
+    </w:p>
+    <w:p>
+      <w:pPr>
+        <w:pBdr/>
+        <w:shd w:val="nil" w:color="auto"/>
+        <w:spacing/>
+        <w:ind/>
+        <w:rPr>
+          <w:rFonts w:ascii="Times New Roman" w:hAnsi="Times New Roman" w:cs="Times New Roman"/>
+        </w:rPr>
+      </w:pPr>
+      <w:r>
+        <w:rPr>
           <w:rFonts w:ascii="Times New Roman" w:hAnsi="Times New Roman" w:eastAsia="Times New Roman" w:cs="Times New Roman"/>
           <w:highlight w:val="none"/>
         </w:rPr>
+        <w:br w:type="page" w:clear="all"/>
+      </w:r>
+      <w:r>
+        <w:rPr>
+          <w:rFonts w:ascii="Times New Roman" w:hAnsi="Times New Roman" w:eastAsia="Times New Roman" w:cs="Times New Roman"/>
+          <w:highlight w:val="none"/>
+        </w:rPr>
+      </w:r>
+      <w:r>
+        <w:rPr>
+          <w:rFonts w:ascii="Times New Roman" w:hAnsi="Times New Roman" w:cs="Times New Roman"/>
+        </w:rPr>
       </w:r>
     </w:p>
     <w:p>
       <w:pPr>
-        <w:pBdr/>
-        <w:shd w:val="nil"/>
+        <w:pStyle w:val="834"/>
+        <w:pBdr/>
         <w:spacing/>
         <w:ind/>
         <w:rPr>
           <w:rFonts w:ascii="Times New Roman" w:hAnsi="Times New Roman" w:cs="Times New Roman"/>
+          <w:highlight w:val="none"/>
         </w:rPr>
       </w:pPr>
       <w:r>
@@ -620,13 +707,13 @@
           <w:rFonts w:ascii="Times New Roman" w:hAnsi="Times New Roman" w:eastAsia="Times New Roman" w:cs="Times New Roman"/>
           <w:highlight w:val="none"/>
         </w:rPr>
-        <w:br w:type="page" w:clear="all"/>
       </w:r>
       <w:r>
         <w:rPr>
           <w:rFonts w:ascii="Times New Roman" w:hAnsi="Times New Roman" w:eastAsia="Times New Roman" w:cs="Times New Roman"/>
           <w:highlight w:val="none"/>
         </w:rPr>
+        <w:t xml:space="preserve">2 Buffer Overflow on the Stack</w:t>
       </w:r>
       <w:r>
         <w:rPr>
@@ -634,40 +721,9 @@
           <w:highlight w:val="none"/>
         </w:rPr>
       </w:r>
-    </w:p>
-    <w:p>
-      <w:pPr>
-        <w:pStyle w:val="140"/>
-        <w:pBdr/>
-        <w:spacing/>
-        <w:ind/>
+      <w:r>
         <w:rPr>
           <w:rFonts w:ascii="Times New Roman" w:hAnsi="Times New Roman" w:cs="Times New Roman"/>
-          <w:highlight w:val="none"/>
-        </w:rPr>
-      </w:pPr>
-      <w:r>
-        <w:rPr>
-          <w:rFonts w:ascii="Times New Roman" w:hAnsi="Times New Roman" w:eastAsia="Times New Roman" w:cs="Times New Roman"/>
-          <w:highlight w:val="none"/>
-        </w:rPr>
-      </w:r>
-      <w:r>
-        <w:rPr>
-          <w:rFonts w:ascii="Times New Roman" w:hAnsi="Times New Roman" w:eastAsia="Times New Roman" w:cs="Times New Roman"/>
-          <w:highlight w:val="none"/>
-        </w:rPr>
-        <w:t xml:space="preserve">2 Buffer Overflow on the Stack</w:t>
-      </w:r>
-      <w:r>
-        <w:rPr>
-          <w:rFonts w:ascii="Times New Roman" w:hAnsi="Times New Roman" w:eastAsia="Times New Roman" w:cs="Times New Roman"/>
-          <w:highlight w:val="none"/>
-        </w:rPr>
-      </w:r>
-      <w:r>
-        <w:rPr>
-          <w:rFonts w:ascii="Times New Roman" w:hAnsi="Times New Roman" w:eastAsia="Times New Roman" w:cs="Times New Roman"/>
           <w:highlight w:val="none"/>
         </w:rPr>
       </w:r>
@@ -768,14 +824,14 @@
       </w:r>
       <w:r>
         <w:rPr>
-          <w:rFonts w:ascii="Times New Roman" w:hAnsi="Times New Roman" w:eastAsia="Times New Roman" w:cs="Times New Roman"/>
+          <w:rFonts w:ascii="Times New Roman" w:hAnsi="Times New Roman" w:cs="Times New Roman"/>
           <w:highlight w:val="none"/>
         </w:rPr>
       </w:r>
     </w:p>
     <w:p>
       <w:pPr>
-        <w:pStyle w:val="668"/>
+        <w:pStyle w:val="896"/>
         <w:numPr>
           <w:ilvl w:val="0"/>
           <w:numId w:val="1"/>
@@ -846,14 +902,14 @@
       </w:r>
       <w:r>
         <w:rPr>
-          <w:rFonts w:ascii="Times New Roman" w:hAnsi="Times New Roman" w:eastAsia="Times New Roman" w:cs="Times New Roman"/>
+          <w:rFonts w:ascii="Times New Roman" w:hAnsi="Times New Roman" w:cs="Times New Roman"/>
           <w:highlight w:val="none"/>
         </w:rPr>
       </w:r>
     </w:p>
     <w:p>
       <w:pPr>
-        <w:pStyle w:val="668"/>
+        <w:pStyle w:val="896"/>
         <w:numPr>
           <w:ilvl w:val="0"/>
           <w:numId w:val="1"/>
@@ -942,7 +998,7 @@
       </w:r>
       <w:r>
         <w:rPr>
-          <w:rFonts w:ascii="Times New Roman" w:hAnsi="Times New Roman" w:eastAsia="Times New Roman" w:cs="Times New Roman"/>
+          <w:rFonts w:ascii="Times New Roman" w:hAnsi="Times New Roman" w:cs="Times New Roman"/>
           <w:b/>
           <w:bCs/>
           <w:color w:val="0070c0"/>
@@ -1119,14 +1175,14 @@
       </w:r>
       <w:r>
         <w:rPr>
-          <w:rFonts w:ascii="Times New Roman" w:hAnsi="Times New Roman" w:eastAsia="Times New Roman" w:cs="Times New Roman"/>
+          <w:rFonts w:ascii="Times New Roman" w:hAnsi="Times New Roman" w:cs="Times New Roman"/>
           <w:highlight w:val="none"/>
         </w:rPr>
       </w:r>
     </w:p>
     <w:p>
       <w:pPr>
-        <w:pStyle w:val="668"/>
+        <w:pStyle w:val="896"/>
         <w:numPr>
           <w:ilvl w:val="0"/>
           <w:numId w:val="2"/>
@@ -1165,18 +1221,18 @@
       <w:r>
         <w:rPr>
           <w:rFonts w:ascii="Times New Roman" w:hAnsi="Times New Roman" w:eastAsia="Times New Roman" w:cs="Times New Roman"/>
-        </w:rPr>
-      </w:r>
-      <w:r>
-        <w:rPr>
-          <w:rFonts w:ascii="Times New Roman" w:hAnsi="Times New Roman" w:eastAsia="Times New Roman" w:cs="Times New Roman"/>
           <w:sz w:val="24"/>
+        </w:rPr>
+      </w:r>
+      <w:r>
+        <w:rPr>
+          <w:rFonts w:ascii="Times New Roman" w:hAnsi="Times New Roman" w:cs="Times New Roman"/>
         </w:rPr>
       </w:r>
     </w:p>
     <w:p>
       <w:pPr>
-        <w:pStyle w:val="668"/>
+        <w:pStyle w:val="896"/>
         <w:numPr>
           <w:ilvl w:val="0"/>
           <w:numId w:val="2"/>
@@ -1237,10 +1293,18 @@
           <w:sz w:val="24"/>
         </w:rPr>
       </w:r>
+      <w:r>
+        <w:rPr>
+          <w:rFonts w:ascii="Times New Roman" w:hAnsi="Times New Roman" w:cs="Times New Roman"/>
+          <w:color w:val="000000"/>
+          <w:sz w:val="24"/>
+          <w:szCs w:val="24"/>
+        </w:rPr>
+      </w:r>
     </w:p>
     <w:p>
       <w:pPr>
-        <w:pStyle w:val="668"/>
+        <w:pStyle w:val="896"/>
         <w:numPr>
           <w:ilvl w:val="0"/>
           <w:numId w:val="2"/>
@@ -1304,10 +1368,15 @@
           <w:szCs w:val="24"/>
         </w:rPr>
       </w:r>
+      <w:r>
+        <w:rPr>
+          <w:rFonts w:ascii="Times New Roman" w:hAnsi="Times New Roman" w:cs="Times New Roman"/>
+        </w:rPr>
+      </w:r>
     </w:p>
     <w:p>
       <w:pPr>
-        <w:pStyle w:val="668"/>
+        <w:pStyle w:val="896"/>
         <w:numPr>
           <w:ilvl w:val="0"/>
           <w:numId w:val="2"/>
@@ -1353,13 +1422,13 @@
       <w:r>
         <w:rPr>
           <w:rFonts w:ascii="Times New Roman" w:hAnsi="Times New Roman" w:eastAsia="Times New Roman" w:cs="Times New Roman"/>
+        </w:rPr>
+      </w:r>
+      <w:r>
+        <w:rPr>
+          <w:rFonts w:ascii="Times New Roman" w:hAnsi="Times New Roman" w:cs="Times New Roman"/>
           <w:sz w:val="24"/>
           <w:szCs w:val="24"/>
-        </w:rPr>
-      </w:r>
-      <w:r>
-        <w:rPr>
-          <w:rFonts w:ascii="Times New Roman" w:hAnsi="Times New Roman" w:eastAsia="Times New Roman" w:cs="Times New Roman"/>
         </w:rPr>
       </w:r>
     </w:p>
@@ -1457,6 +1526,12 @@
           <w:highlight w:val="none"/>
         </w:rPr>
       </w:r>
+      <w:r>
+        <w:rPr>
+          <w:rFonts w:ascii="Times New Roman" w:hAnsi="Times New Roman" w:eastAsia="Times New Roman" w:cs="Times New Roman"/>
+          <w:highlight w:val="none"/>
+        </w:rPr>
+      </w:r>
     </w:p>
     <w:p>
       <w:pPr>
@@ -1545,19 +1620,13 @@
       </w:r>
       <w:r>
         <w:rPr>
+          <w:rFonts w:ascii="Times New Roman" w:hAnsi="Times New Roman" w:cs="Times New Roman"/>
+          <w:highlight w:val="none"/>
+        </w:rPr>
+      </w:r>
+      <w:r>
+        <w:rPr>
           <w:rFonts w:ascii="Times New Roman" w:hAnsi="Times New Roman" w:eastAsia="Times New Roman" w:cs="Times New Roman"/>
-          <w:highlight w:val="none"/>
-        </w:rPr>
-      </w:r>
-      <w:r>
-        <w:rPr>
-          <w:rFonts w:ascii="Times New Roman" w:hAnsi="Times New Roman" w:eastAsia="Times New Roman" w:cs="Times New Roman"/>
-          <w:highlight w:val="none"/>
-        </w:rPr>
-      </w:r>
-      <w:r>
-        <w:rPr>
-          <w:rFonts w:ascii="Times New Roman" w:hAnsi="Times New Roman" w:cs="Times New Roman"/>
           <w:highlight w:val="none"/>
         </w:rPr>
       </w:r>
@@ -1652,6 +1721,11 @@
           <w:highlight w:val="none"/>
         </w:rPr>
       </w:r>
+      <w:r>
+        <w:rPr>
+          <w:highlight w:val="none"/>
+        </w:rPr>
+      </w:r>
     </w:p>
     <w:p>
       <w:pPr>
@@ -1738,17 +1812,12 @@
       </w:r>
       <w:r>
         <w:rPr>
+          <w:rFonts w:ascii="Times New Roman" w:hAnsi="Times New Roman" w:cs="Times New Roman"/>
           <w:highlight w:val="none"/>
         </w:rPr>
       </w:r>
       <w:r>
         <w:rPr>
-          <w:highlight w:val="none"/>
-        </w:rPr>
-      </w:r>
-      <w:r>
-        <w:rPr>
-          <w:rFonts w:ascii="Times New Roman" w:hAnsi="Times New Roman" w:cs="Times New Roman"/>
           <w:highlight w:val="none"/>
         </w:rPr>
       </w:r>
@@ -1844,11 +1913,7 @@
       </w:r>
       <w:r>
         <w:rPr>
-          <w:highlight w:val="none"/>
-        </w:rPr>
-      </w:r>
-      <w:r>
-        <w:rPr>
+          <w:rFonts w:ascii="Times New Roman" w:hAnsi="Times New Roman" w:cs="Times New Roman"/>
           <w:highlight w:val="none"/>
         </w:rPr>
       </w:r>
@@ -1899,7 +1964,7 @@
       </w:r>
       <w:r>
         <w:rPr>
-          <w:highlight w:val="none"/>
+          <w:rFonts w:ascii="Times New Roman" w:hAnsi="Times New Roman" w:cs="Times New Roman"/>
         </w:rPr>
       </w:r>
     </w:p>
@@ -1928,7 +1993,6 @@
           <w:color w:val="000000"/>
           <w:sz w:val="24"/>
           <w:szCs w:val="24"/>
-          <w:lang w:val="undefined" w:bidi="undefined"/>
         </w:rPr>
       </w:r>
       <w:r>
@@ -1937,7 +2001,6 @@
           <w:color w:val="000000"/>
           <w:sz w:val="24"/>
           <w:szCs w:val="24"/>
-          <w:lang w:val="undefined"/>
         </w:rPr>
         <w:t xml:space="preserve">A Segmentation Fault happens when a program tries to read or write to an illegal memory address. We can cause this by overflowing the buffer so much that we </w:t>
       </w:r>
@@ -1947,7 +2010,6 @@
           <w:color w:val="000000"/>
           <w:sz w:val="24"/>
           <w:szCs w:val="24"/>
-          <w:lang w:val="undefined"/>
         </w:rPr>
         <w:t xml:space="preserve">overwrite the</w:t>
       </w:r>
@@ -1968,7 +2030,6 @@
           <w:color w:val="000000"/>
           <w:sz w:val="24"/>
           <w:szCs w:val="24"/>
-          <w:lang w:val="undefined"/>
         </w:rPr>
         <w:t xml:space="preserve">.</w:t>
       </w:r>
@@ -1978,7 +2039,6 @@
           <w:color w:val="000000"/>
           <w:sz w:val="24"/>
           <w:szCs w:val="24"/>
-          <w:lang w:val="undefined"/>
         </w:rPr>
         <w:t xml:space="preserve"> </w:t>
       </w:r>
@@ -1988,7 +2048,6 @@
           <w:color w:val="000000"/>
           <w:sz w:val="24"/>
           <w:szCs w:val="24"/>
-          <w:lang w:val="undefined"/>
         </w:rPr>
         <w:t xml:space="preserve">Overflowing 24 bytes (overwriting buffer + flag + EBP) don’t produce a segfault. But as soon as we overwrite the 25th bytes (return address), it produce a segfault.</w:t>
       </w:r>
@@ -1998,7 +2057,6 @@
           <w:color w:val="000000"/>
           <w:sz w:val="24"/>
           <w:szCs w:val="24"/>
-          <w:lang w:val="undefined" w:bidi="undefined"/>
         </w:rPr>
       </w:r>
       <w:r>
@@ -2007,7 +2065,7 @@
           <w:color w:val="000000"/>
           <w:sz w:val="24"/>
           <w:szCs w:val="24"/>
-          <w:lang w:val="undefined"/>
+          <w14:ligatures w14:val="none"/>
         </w:rPr>
       </w:r>
     </w:p>
@@ -2037,7 +2095,6 @@
           <w:color w:val="000000"/>
           <w:sz w:val="24"/>
           <w:szCs w:val="24"/>
-          <w:lang w:val="undefined" w:bidi="undefined"/>
         </w:rPr>
       </w:r>
       <w:r>
@@ -2046,7 +2103,6 @@
           <w:color w:val="000000"/>
           <w:sz w:val="24"/>
           <w:szCs w:val="24"/>
-          <w:lang w:val="undefined"/>
         </w:rPr>
         <mc:AlternateContent>
           <mc:Choice Requires="wpg">
@@ -2122,7 +2178,6 @@
           <w:color w:val="000000"/>
           <w:sz w:val="24"/>
           <w:szCs w:val="24"/>
-          <w:lang w:val="undefined" w:bidi="undefined"/>
         </w:rPr>
       </w:r>
       <w:r>
@@ -2131,6 +2186,8 @@
           <w:color w:val="000000"/>
           <w:sz w:val="24"/>
           <w:szCs w:val="24"/>
+          <w:highlight w:val="none"/>
+          <w14:ligatures w14:val="none"/>
         </w:rPr>
       </w:r>
     </w:p>
@@ -2179,12 +2236,13 @@
           <w:sz w:val="24"/>
           <w:szCs w:val="24"/>
           <w:highlight w:val="none"/>
+          <w14:ligatures w14:val="none"/>
         </w:rPr>
       </w:r>
     </w:p>
     <w:p>
       <w:pPr>
-        <w:pStyle w:val="140"/>
+        <w:pStyle w:val="834"/>
         <w:pBdr/>
         <w:spacing/>
         <w:ind/>
@@ -2204,6 +2262,12 @@
           <w:highlight w:val="none"/>
         </w:rPr>
       </w:r>
+      <w:r>
+        <w:rPr>
+          <w:highlight w:val="none"/>
+          <w14:ligatures w14:val="none"/>
+        </w:rPr>
+      </w:r>
     </w:p>
     <w:p>
       <w:pPr>
@@ -2220,11 +2284,15 @@
         </w:rPr>
         <w:t xml:space="preserve">(I compile with -g because I’m a noob)</w:t>
       </w:r>
-      <w:r/>
+      <w:r>
+        <w:rPr>
+          <w:highlight w:val="none"/>
+        </w:rPr>
+      </w:r>
     </w:p>
     <w:p>
       <w:pPr>
-        <w:pStyle w:val="668"/>
+        <w:pStyle w:val="896"/>
         <w:numPr>
           <w:ilvl w:val="0"/>
           <w:numId w:val="3"/>
@@ -2253,11 +2321,15 @@
         </w:rPr>
         <w:t xml:space="preserve"> : </w:t>
       </w:r>
-      <w:r/>
+      <w:r>
+        <w:rPr>
+          <w:highlight w:val="none"/>
+        </w:rPr>
+      </w:r>
     </w:p>
     <w:p>
       <w:pPr>
-        <w:pStyle w:val="668"/>
+        <w:pStyle w:val="896"/>
         <w:numPr>
           <w:ilvl w:val="1"/>
           <w:numId w:val="3"/>
@@ -2279,11 +2351,10 @@
         <w:t xml:space="preserve">gdb ./password</w:t>
       </w:r>
       <w:r/>
-      <w:r/>
     </w:p>
     <w:p>
       <w:pPr>
-        <w:pStyle w:val="668"/>
+        <w:pStyle w:val="896"/>
         <w:numPr>
           <w:ilvl w:val="0"/>
           <w:numId w:val="3"/>
@@ -2303,7 +2374,7 @@
     </w:p>
     <w:p>
       <w:pPr>
-        <w:pStyle w:val="668"/>
+        <w:pStyle w:val="896"/>
         <w:numPr>
           <w:ilvl w:val="1"/>
           <w:numId w:val="3"/>
@@ -2324,15 +2395,11 @@
           <w:highlight w:val="none"/>
         </w:rPr>
       </w:r>
-      <w:r>
-        <w:rPr>
-          <w:highlight w:val="none"/>
-        </w:rPr>
-      </w:r>
+      <w:r/>
     </w:p>
     <w:p>
       <w:pPr>
-        <w:pStyle w:val="668"/>
+        <w:pStyle w:val="896"/>
         <w:numPr>
           <w:ilvl w:val="0"/>
           <w:numId w:val="3"/>
@@ -2361,11 +2428,15 @@
         </w:rPr>
         <w:t xml:space="preserve"> :</w:t>
       </w:r>
-      <w:r/>
+      <w:r>
+        <w:rPr>
+          <w:highlight w:val="none"/>
+        </w:rPr>
+      </w:r>
     </w:p>
     <w:p>
       <w:pPr>
-        <w:pStyle w:val="668"/>
+        <w:pStyle w:val="896"/>
         <w:numPr>
           <w:ilvl w:val="1"/>
           <w:numId w:val="3"/>
@@ -2387,11 +2458,10 @@
         <w:t xml:space="preserve">(gdb) break check_authentification</w:t>
       </w:r>
       <w:r/>
-      <w:r/>
     </w:p>
     <w:p>
       <w:pPr>
-        <w:pStyle w:val="668"/>
+        <w:pStyle w:val="896"/>
         <w:numPr>
           <w:ilvl w:val="1"/>
           <w:numId w:val="3"/>
@@ -2407,12 +2477,6 @@
         </w:rPr>
         <w:t xml:space="preserve">(gdb) run AAAAAAAAAAAAAAAAAAAA</w:t>
       </w:r>
-      <w:r/>
-      <w:r>
-        <w:rPr>
-          <w:highlight w:val="none"/>
-        </w:rPr>
-      </w:r>
       <w:r>
         <w:rPr>
           <w:highlight w:val="none"/>
@@ -2422,7 +2486,7 @@
     </w:p>
     <w:p>
       <w:pPr>
-        <w:pStyle w:val="668"/>
+        <w:pStyle w:val="896"/>
         <w:numPr>
           <w:ilvl w:val="0"/>
           <w:numId w:val="3"/>
@@ -2451,11 +2515,15 @@
         </w:rPr>
         <w:t xml:space="preserve"> :</w:t>
       </w:r>
-      <w:r/>
+      <w:r>
+        <w:rPr>
+          <w:highlight w:val="none"/>
+        </w:rPr>
+      </w:r>
     </w:p>
     <w:p>
       <w:pPr>
-        <w:pStyle w:val="668"/>
+        <w:pStyle w:val="896"/>
         <w:numPr>
           <w:ilvl w:val="1"/>
           <w:numId w:val="3"/>
@@ -2477,11 +2545,10 @@
         <w:t xml:space="preserve">(gdb) print &amp;password_buffer</w:t>
       </w:r>
       <w:r/>
-      <w:r/>
     </w:p>
     <w:p>
       <w:pPr>
-        <w:pStyle w:val="668"/>
+        <w:pStyle w:val="896"/>
         <w:numPr>
           <w:ilvl w:val="1"/>
           <w:numId w:val="3"/>
@@ -2497,12 +2564,6 @@
         </w:rPr>
         <w:t xml:space="preserve">(gdb) print &amp;auth_flag</w:t>
       </w:r>
-      <w:r/>
-      <w:r>
-        <w:rPr>
-          <w:highlight w:val="none"/>
-        </w:rPr>
-      </w:r>
       <w:r>
         <w:rPr>
           <w:highlight w:val="none"/>
@@ -2512,7 +2573,7 @@
     </w:p>
     <w:p>
       <w:pPr>
-        <w:pStyle w:val="668"/>
+        <w:pStyle w:val="896"/>
         <w:numPr>
           <w:ilvl w:val="0"/>
           <w:numId w:val="3"/>
@@ -2539,10 +2600,11 @@
           <w:highlight w:val="none"/>
         </w:rPr>
       </w:r>
+      <w:r/>
     </w:p>
     <w:p>
       <w:pPr>
-        <w:pStyle w:val="668"/>
+        <w:pStyle w:val="896"/>
         <w:numPr>
           <w:ilvl w:val="1"/>
           <w:numId w:val="3"/>
@@ -2565,10 +2627,15 @@
           <w:highlight w:val="none"/>
         </w:rPr>
       </w:r>
+      <w:r>
+        <w:rPr>
+          <w:highlight w:val="none"/>
+        </w:rPr>
+      </w:r>
     </w:p>
     <w:p>
       <w:pPr>
-        <w:pStyle w:val="668"/>
+        <w:pStyle w:val="896"/>
         <w:numPr>
           <w:ilvl w:val="0"/>
           <w:numId w:val="3"/>
@@ -2702,10 +2769,17 @@
           <w:highlight w:val="none"/>
         </w:rPr>
       </w:r>
+      <w:r>
+        <w:rPr>
+          <w:bCs/>
+          <w:i/>
+          <w:highlight w:val="none"/>
+        </w:rPr>
+      </w:r>
     </w:p>
     <w:p>
       <w:pPr>
-        <w:pStyle w:val="668"/>
+        <w:pStyle w:val="896"/>
         <w:numPr>
           <w:ilvl w:val="1"/>
           <w:numId w:val="3"/>
@@ -2738,15 +2812,10 @@
           <w:highlight w:val="none"/>
         </w:rPr>
       </w:r>
-      <w:r>
-        <w:rPr>
-          <w:highlight w:val="none"/>
-        </w:rPr>
-      </w:r>
     </w:p>
     <w:p>
       <w:pPr>
-        <w:pStyle w:val="668"/>
+        <w:pStyle w:val="896"/>
         <w:numPr>
           <w:ilvl w:val="0"/>
           <w:numId w:val="3"/>
@@ -2779,15 +2848,10 @@
           <w:highlight w:val="none"/>
         </w:rPr>
       </w:r>
-      <w:r>
-        <w:rPr>
-          <w:highlight w:val="none"/>
-        </w:rPr>
-      </w:r>
     </w:p>
     <w:p>
       <w:pPr>
-        <w:pStyle w:val="668"/>
+        <w:pStyle w:val="896"/>
         <w:numPr>
           <w:ilvl w:val="1"/>
           <w:numId w:val="3"/>
@@ -2809,11 +2873,6 @@
           <w:highlight w:val="none"/>
         </w:rPr>
         <w:t xml:space="preserve">(gdb) continue</w:t>
-      </w:r>
-      <w:r>
-        <w:rPr>
-          <w:highlight w:val="none"/>
-        </w:rPr>
       </w:r>
       <w:r>
         <w:rPr>
@@ -2869,14 +2928,14 @@
           <w:color w:val="000000"/>
           <w:sz w:val="24"/>
           <w:szCs w:val="24"/>
-          <w:highlight w:val="none"/>
+          <w14:ligatures w14:val="none"/>
         </w:rPr>
       </w:r>
     </w:p>
     <w:p>
       <w:pPr>
         <w:pBdr/>
-        <w:shd w:val="nil"/>
+        <w:shd w:val="nil" w:color="auto"/>
         <w:spacing/>
         <w:ind/>
         <w:rPr>
@@ -2898,12 +2957,13 @@
       <w:r>
         <w:rPr>
           <w:highlight w:val="none"/>
+          <w14:ligatures w14:val="none"/>
         </w:rPr>
       </w:r>
     </w:p>
     <w:p>
       <w:pPr>
-        <w:pStyle w:val="139"/>
+        <w:pStyle w:val="833"/>
         <w:pBdr/>
         <w:spacing/>
         <w:ind/>
@@ -2931,6 +2991,7 @@
       <w:r>
         <w:rPr>
           <w:highlight w:val="none"/>
+          <w14:ligatures w14:val="none"/>
         </w:rPr>
       </w:r>
     </w:p>
@@ -3041,7 +3102,6 @@
           <w:highlight w:val="none"/>
         </w:rPr>
       </w:r>
-      <w:r/>
       <w:r>
         <w:rPr>
           <w:rFonts w:ascii="Times New Roman" w:hAnsi="Times New Roman" w:eastAsia="Times New Roman" w:cs="Times New Roman"/>
@@ -3049,34 +3109,7 @@
           <w:sz w:val="24"/>
           <w:szCs w:val="24"/>
           <w:highlight w:val="none"/>
-        </w:rPr>
-      </w:r>
-      <w:r>
-        <w:rPr>
-          <w:rFonts w:ascii="Times New Roman" w:hAnsi="Times New Roman" w:eastAsia="Times New Roman" w:cs="Times New Roman"/>
-          <w:color w:val="000000"/>
-          <w:sz w:val="24"/>
-          <w:szCs w:val="24"/>
-          <w:highlight w:val="none"/>
-        </w:rPr>
-      </w:r>
-      <w:r/>
-      <w:r>
-        <w:rPr>
-          <w:rFonts w:ascii="Times New Roman" w:hAnsi="Times New Roman" w:eastAsia="Times New Roman" w:cs="Times New Roman"/>
-          <w:color w:val="000000"/>
-          <w:sz w:val="24"/>
-          <w:szCs w:val="24"/>
-          <w:highlight w:val="none"/>
-        </w:rPr>
-      </w:r>
-      <w:r>
-        <w:rPr>
-          <w:rFonts w:ascii="Times New Roman" w:hAnsi="Times New Roman" w:eastAsia="Times New Roman" w:cs="Times New Roman"/>
-          <w:color w:val="000000"/>
-          <w:sz w:val="24"/>
-          <w:szCs w:val="24"/>
-          <w:highlight w:val="none"/>
+          <w14:ligatures w14:val="none"/>
         </w:rPr>
       </w:r>
     </w:p>
@@ -3100,15 +3133,6 @@
           <w14:ligatures w14:val="none"/>
         </w:rPr>
       </w:pPr>
-      <w:r>
-        <w:rPr>
-          <w:rFonts w:ascii="Times New Roman" w:hAnsi="Times New Roman" w:eastAsia="Times New Roman" w:cs="Times New Roman"/>
-          <w:color w:val="000000"/>
-          <w:sz w:val="24"/>
-          <w:szCs w:val="24"/>
-          <w:highlight w:val="none"/>
-        </w:rPr>
-      </w:r>
       <w:r>
         <w:rPr>
           <w:rFonts w:ascii="Times New Roman" w:hAnsi="Times New Roman" w:eastAsia="Times New Roman" w:cs="Times New Roman"/>
@@ -3146,7 +3170,7 @@
                       <pic:spPr bwMode="auto">
                         <a:xfrm>
                           <a:off x="0" y="0"/>
-                          <a:ext cx="5940424" cy="603210"/>
+                          <a:ext cx="5940424" cy="603209"/>
                         </a:xfrm>
                         <a:prstGeom prst="rect">
                           <a:avLst/>
@@ -3203,6 +3227,7 @@
           <w:sz w:val="24"/>
           <w:szCs w:val="24"/>
           <w:highlight w:val="none"/>
+          <w14:ligatures w14:val="none"/>
         </w:rPr>
       </w:r>
     </w:p>
@@ -3320,15 +3345,7 @@
           <w:sz w:val="24"/>
           <w:szCs w:val="24"/>
           <w:highlight w:val="none"/>
-        </w:rPr>
-      </w:r>
-      <w:r>
-        <w:rPr>
-          <w:rFonts w:ascii="Times New Roman" w:hAnsi="Times New Roman" w:eastAsia="Times New Roman" w:cs="Times New Roman"/>
-          <w:color w:val="000000"/>
-          <w:sz w:val="24"/>
-          <w:szCs w:val="24"/>
-          <w:highlight w:val="none"/>
+          <w14:ligatures w14:val="none"/>
         </w:rPr>
       </w:r>
     </w:p>
@@ -3446,15 +3463,7 @@
           <w:sz w:val="24"/>
           <w:szCs w:val="24"/>
           <w:highlight w:val="none"/>
-        </w:rPr>
-      </w:r>
-      <w:r>
-        <w:rPr>
-          <w:rFonts w:ascii="Times New Roman" w:hAnsi="Times New Roman" w:eastAsia="Times New Roman" w:cs="Times New Roman"/>
-          <w:color w:val="000000"/>
-          <w:sz w:val="24"/>
-          <w:szCs w:val="24"/>
-          <w:highlight w:val="none"/>
+          <w14:ligatures w14:val="none"/>
         </w:rPr>
       </w:r>
     </w:p>
@@ -3469,9 +3478,6 @@
         <w:spacing/>
         <w:ind w:right="0" w:firstLine="0" w:left="0"/>
         <w:jc w:val="both"/>
-        <w:rPr/>
-      </w:pPr>
-      <w:r>
         <w:rPr>
           <w:rFonts w:ascii="Times New Roman" w:hAnsi="Times New Roman" w:eastAsia="Times New Roman" w:cs="Times New Roman"/>
           <w:color w:val="000000"/>
@@ -3479,9 +3485,7 @@
           <w:szCs w:val="24"/>
           <w:highlight w:val="none"/>
         </w:rPr>
-        <w:t xml:space="preserve">This code may or may not also have the same vulnerability, test on your system and with your compiler(s) to see what happens. </w:t>
-      </w:r>
-      <w:r/>
+      </w:pPr>
       <w:r>
         <w:rPr>
           <w:rFonts w:ascii="Times New Roman" w:hAnsi="Times New Roman" w:eastAsia="Times New Roman" w:cs="Times New Roman"/>
@@ -3490,9 +3494,8 @@
           <w:szCs w:val="24"/>
           <w:highlight w:val="none"/>
         </w:rPr>
-        <w:t xml:space="preserve">Note that you may experience different results with different compilers</w:t>
-      </w:r>
-      <w:r/>
+        <w:t xml:space="preserve">This code may or may not also have the same vulnerability, test on your system and with your compiler(s) to see what happens. </w:t>
+      </w:r>
       <w:r>
         <w:rPr>
           <w:rFonts w:ascii="Times New Roman" w:hAnsi="Times New Roman" w:eastAsia="Times New Roman" w:cs="Times New Roman"/>
@@ -3501,6 +3504,7 @@
           <w:szCs w:val="24"/>
           <w:highlight w:val="none"/>
         </w:rPr>
+        <w:t xml:space="preserve">Note that you may experience different results with different compilers</w:t>
       </w:r>
       <w:r>
         <w:rPr>
@@ -3510,6 +3514,7 @@
           <w:szCs w:val="24"/>
           <w:highlight w:val="none"/>
         </w:rPr>
+        <w:t xml:space="preserve"> !</w:t>
       </w:r>
       <w:r>
         <w:rPr>
@@ -3519,17 +3524,8 @@
           <w:szCs w:val="24"/>
           <w:highlight w:val="none"/>
         </w:rPr>
-        <w:t xml:space="preserve"> !</w:t>
-      </w:r>
-      <w:r>
-        <w:rPr>
-          <w:rFonts w:ascii="Times New Roman" w:hAnsi="Times New Roman" w:eastAsia="Times New Roman" w:cs="Times New Roman"/>
-          <w:color w:val="000000"/>
-          <w:sz w:val="24"/>
-          <w:szCs w:val="24"/>
-          <w:highlight w:val="none"/>
-        </w:rPr>
-      </w:r>
+      </w:r>
+      <w:r/>
     </w:p>
     <w:p>
       <w:pPr>
@@ -3558,6 +3554,7 @@
           <w:sz w:val="24"/>
           <w:szCs w:val="24"/>
           <w:highlight w:val="none"/>
+          <w:lang w:val="undefined" w:bidi="undefined"/>
         </w:rPr>
       </w:r>
       <w:r>
@@ -3567,6 +3564,7 @@
           <w:sz w:val="24"/>
           <w:szCs w:val="24"/>
           <w:highlight w:val="none"/>
+          <w:lang w:val="undefined" w:bidi="undefined"/>
         </w:rPr>
       </w:r>
       <w:r>
@@ -3576,6 +3574,7 @@
           <w:sz w:val="24"/>
           <w:szCs w:val="24"/>
           <w:highlight w:val="none"/>
+          <w:lang w:val="undefined"/>
         </w:rPr>
       </w:r>
     </w:p>
@@ -3606,8 +3605,2587 @@
           <w:sz w:val="24"/>
           <w:szCs w:val="24"/>
           <w:highlight w:val="none"/>
-        </w:rPr>
-      </w:r>
+          <w:lang w:val="undefined" w:bidi="undefined"/>
+        </w:rPr>
+      </w:r>
+      <w:r>
+        <w:rPr>
+          <w:rFonts w:ascii="Times New Roman" w:hAnsi="Times New Roman" w:eastAsia="Times New Roman" w:cs="Times New Roman"/>
+          <w:color w:val="000000"/>
+          <w:sz w:val="24"/>
+          <w:szCs w:val="24"/>
+          <w:highlight w:val="none"/>
+          <w:lang w:val="undefined" w:bidi="undefined"/>
+        </w:rPr>
+      </w:r>
+      <w:r>
+        <w:rPr>
+          <w:rFonts w:ascii="Times New Roman" w:hAnsi="Times New Roman" w:eastAsia="Times New Roman" w:cs="Times New Roman"/>
+          <w:color w:val="000000"/>
+          <w:sz w:val="24"/>
+          <w:szCs w:val="24"/>
+          <w:highlight w:val="none"/>
+          <w:lang w:val="undefined"/>
+        </w:rPr>
+      </w:r>
+    </w:p>
+    <w:p>
+      <w:pPr>
+        <w:pBdr>
+          <w:top w:val="none" w:color="000000" w:sz="4" w:space="0"/>
+          <w:left w:val="none" w:color="000000" w:sz="4" w:space="0"/>
+          <w:bottom w:val="none" w:color="000000" w:sz="4" w:space="0"/>
+          <w:right w:val="none" w:color="000000" w:sz="4" w:space="0"/>
+        </w:pBdr>
+        <w:spacing/>
+        <w:ind w:right="0" w:firstLine="0" w:left="0"/>
+        <w:jc w:val="both"/>
+        <w:rPr>
+          <w:rFonts w:ascii="Times New Roman" w:hAnsi="Times New Roman" w:eastAsia="Times New Roman" w:cs="Times New Roman"/>
+          <w:color w:val="000000"/>
+          <w:sz w:val="24"/>
+          <w:szCs w:val="24"/>
+          <w:highlight w:val="none"/>
+          <w14:ligatures w14:val="none"/>
+        </w:rPr>
+      </w:pPr>
+      <w:r>
+        <w:rPr>
+          <w:rFonts w:ascii="Times New Roman" w:hAnsi="Times New Roman" w:eastAsia="Times New Roman" w:cs="Times New Roman"/>
+          <w:color w:val="000000"/>
+          <w:sz w:val="24"/>
+          <w:szCs w:val="24"/>
+          <w:highlight w:val="none"/>
+          <w:lang w:val="undefined"/>
+        </w:rPr>
+        <w:t xml:space="preserve">I compiled the password.c with gcc and stack protection enabled. I ran the</w:t>
+      </w:r>
+      <w:r>
+        <w:rPr>
+          <w:rFonts w:ascii="Times New Roman" w:hAnsi="Times New Roman" w:eastAsia="Times New Roman" w:cs="Times New Roman"/>
+          <w:color w:val="000000"/>
+          <w:sz w:val="24"/>
+          <w:szCs w:val="24"/>
+          <w:highlight w:val="none"/>
+          <w:lang w:val="undefined" w:bidi="undefined"/>
+        </w:rPr>
+        <w:t xml:space="preserve"> program with argument “ </w:t>
+      </w:r>
+      <w:r>
+        <w:rPr>
+          <w:rFonts w:ascii="Times New Roman" w:hAnsi="Times New Roman" w:eastAsia="Times New Roman" w:cs="Times New Roman"/>
+          <w:b/>
+          <w:bCs/>
+          <w:color w:val="000000"/>
+          <w:sz w:val="24"/>
+          <w:szCs w:val="24"/>
+          <w:highlight w:val="none"/>
+        </w:rPr>
+        <w:t xml:space="preserve">‘B’ + ‘A’ repeated 14 times + ‘C’</w:t>
+      </w:r>
+      <w:r>
+        <w:rPr>
+          <w:rFonts w:ascii="Times New Roman" w:hAnsi="Times New Roman" w:eastAsia="Times New Roman" w:cs="Times New Roman"/>
+          <w:color w:val="000000"/>
+          <w:sz w:val="24"/>
+          <w:szCs w:val="24"/>
+          <w:highlight w:val="none"/>
+        </w:rPr>
+        <w:t xml:space="preserve"> ”. </w:t>
+      </w:r>
+      <w:r>
+        <w:rPr>
+          <w:rFonts w:ascii="Times New Roman" w:hAnsi="Times New Roman" w:eastAsia="Times New Roman" w:cs="Times New Roman"/>
+          <w:color w:val="000000"/>
+          <w:sz w:val="24"/>
+          <w:szCs w:val="24"/>
+          <w:highlight w:val="none"/>
+        </w:rPr>
+      </w:r>
+    </w:p>
+    <w:p>
+      <w:pPr>
+        <w:pBdr>
+          <w:top w:val="none" w:color="000000" w:sz="4" w:space="0"/>
+          <w:left w:val="none" w:color="000000" w:sz="4" w:space="0"/>
+          <w:bottom w:val="none" w:color="000000" w:sz="4" w:space="0"/>
+          <w:right w:val="none" w:color="000000" w:sz="4" w:space="0"/>
+        </w:pBdr>
+        <w:spacing/>
+        <w:ind w:right="0" w:firstLine="0" w:left="0"/>
+        <w:jc w:val="both"/>
+        <w:rPr>
+          <w:rFonts w:ascii="Times New Roman" w:hAnsi="Times New Roman" w:eastAsia="Times New Roman" w:cs="Times New Roman"/>
+          <w:color w:val="000000"/>
+          <w:sz w:val="24"/>
+          <w:szCs w:val="24"/>
+          <w:highlight w:val="none"/>
+          <w14:ligatures w14:val="none"/>
+        </w:rPr>
+      </w:pPr>
+      <w:r>
+        <w:rPr>
+          <w:rFonts w:ascii="Times New Roman" w:hAnsi="Times New Roman" w:eastAsia="Times New Roman" w:cs="Times New Roman"/>
+          <w:color w:val="000000"/>
+          <w:sz w:val="24"/>
+          <w:szCs w:val="24"/>
+          <w:highlight w:val="none"/>
+        </w:rPr>
+        <w:t xml:space="preserve">We can see the awfull little-endian format where the first byte is at the last position... However here the flag is BEFORE the buffer, the flag is at a lower mem location than the buffer. Therefore we can not overwrite into it ! (bc we overwrite frow low mem to high mem). </w:t>
+      </w:r>
+      <w:r>
+        <w:rPr>
+          <w:rFonts w:ascii="Times New Roman" w:hAnsi="Times New Roman" w:eastAsia="Times New Roman" w:cs="Times New Roman"/>
+          <w:b/>
+          <w:bCs/>
+          <w:color w:val="ed7d31" w:themeColor="accent2"/>
+          <w:sz w:val="24"/>
+          <w:szCs w:val="24"/>
+          <w:highlight w:val="none"/>
+        </w:rPr>
+        <w:t xml:space="preserve">Right after 0x43414141 (the last 4bytes of the buffer), we can see 0x9ad02a00. This is likely the canary wich starts with a 00 to prevent reading further.</w:t>
+      </w:r>
+      <w:r>
+        <w:rPr>
+          <w:rFonts w:ascii="Times New Roman" w:hAnsi="Times New Roman" w:eastAsia="Times New Roman" w:cs="Times New Roman"/>
+          <w:color w:val="000000"/>
+          <w:sz w:val="24"/>
+          <w:szCs w:val="24"/>
+          <w:highlight w:val="none"/>
+        </w:rPr>
+        <w:t xml:space="preserve"> </w:t>
+      </w:r>
+      <w:r>
+        <w:rPr>
+          <w:rFonts w:ascii="Times New Roman" w:hAnsi="Times New Roman" w:eastAsia="Times New Roman" w:cs="Times New Roman"/>
+          <w:color w:val="000000"/>
+          <w:sz w:val="24"/>
+          <w:szCs w:val="24"/>
+          <w:highlight w:val="none"/>
+        </w:rPr>
+      </w:r>
+      <w:r/>
+    </w:p>
+    <w:p>
+      <w:pPr>
+        <w:pBdr>
+          <w:top w:val="none" w:color="000000" w:sz="4" w:space="0"/>
+          <w:left w:val="none" w:color="000000" w:sz="4" w:space="0"/>
+          <w:bottom w:val="none" w:color="000000" w:sz="4" w:space="0"/>
+          <w:right w:val="none" w:color="000000" w:sz="4" w:space="0"/>
+        </w:pBdr>
+        <w:spacing/>
+        <w:ind w:right="0" w:firstLine="0" w:left="0"/>
+        <w:jc w:val="both"/>
+        <w:rPr>
+          <w:highlight w:val="none"/>
+        </w:rPr>
+      </w:pPr>
+      <w:r>
+        <w:rPr>
+          <w:rFonts w:ascii="Times New Roman" w:hAnsi="Times New Roman" w:eastAsia="Times New Roman" w:cs="Times New Roman"/>
+          <w:color w:val="000000"/>
+          <w:sz w:val="24"/>
+          <w:szCs w:val="24"/>
+          <w:highlight w:val="none"/>
+        </w:rPr>
+      </w:r>
+      <w:r>
+        <mc:AlternateContent>
+          <mc:Choice Requires="wpg">
+            <w:drawing>
+              <wp:inline xmlns:wp="http://schemas.openxmlformats.org/drawingml/2006/wordprocessingDrawing" distT="0" distB="0" distL="0" distR="0">
+                <wp:extent cx="5940425" cy="1010484"/>
+                <wp:effectExtent l="0" t="0" r="0" b="0"/>
+                <wp:docPr id="14" name=""/>
+                <wp:cNvGraphicFramePr>
+                  <a:graphicFrameLocks xmlns:a="http://schemas.openxmlformats.org/drawingml/2006/main" noChangeAspect="1"/>
+                </wp:cNvGraphicFramePr>
+                <a:graphic xmlns:a="http://schemas.openxmlformats.org/drawingml/2006/main">
+                  <a:graphicData uri="http://schemas.openxmlformats.org/drawingml/2006/picture">
+                    <pic:pic xmlns:pic="http://schemas.openxmlformats.org/drawingml/2006/picture">
+                      <pic:nvPicPr>
+                        <pic:cNvPr id="1284051239" name=""/>
+                        <pic:cNvPicPr>
+                          <a:picLocks noChangeAspect="1"/>
+                        </pic:cNvPicPr>
+                        <pic:nvPr/>
+                      </pic:nvPicPr>
+                      <pic:blipFill rotWithShape="1">
+                        <a:blip r:embed="rId22"/>
+                        <a:stretch/>
+                      </pic:blipFill>
+                      <pic:spPr bwMode="auto">
+                        <a:xfrm>
+                          <a:off x="0" y="0"/>
+                          <a:ext cx="5940424" cy="1010484"/>
+                        </a:xfrm>
+                        <a:prstGeom prst="rect">
+                          <a:avLst/>
+                        </a:prstGeom>
+                      </pic:spPr>
+                    </pic:pic>
+                  </a:graphicData>
+                </a:graphic>
+              </wp:inline>
+            </w:drawing>
+          </mc:Choice>
+          <mc:Fallback>
+            <w:pict>
+              <v:shapetype id="_x0000_t75" coordsize="21600,21600" o:spt="75" o:preferrelative="t" path="m@4@5l@4@11@9@11@9@5xe" filled="f" stroked="f">
+                <v:stroke joinstyle="miter"/>
+                <v:formulas>
+                  <v:f eqn="if lineDrawn pixelLineWidth 0"/>
+                  <v:f eqn="sum @0 1 0"/>
+                  <v:f eqn="sum 0 0 @1"/>
+                  <v:f eqn="prod @2 1 2"/>
+                  <v:f eqn="prod @3 21600 pixelWidth"/>
+                  <v:f eqn="prod @3 21600 pixelHeight"/>
+                  <v:f eqn="sum @0 0 1"/>
+                  <v:f eqn="prod @6 1 2"/>
+                  <v:f eqn="prod @7 21600 pixelWidth"/>
+                  <v:f eqn="sum @8 21600 0"/>
+                  <v:f eqn="prod @7 21600 pixelHeight"/>
+                  <v:f eqn="sum @10 21600 0"/>
+                </v:formulas>
+                <v:path o:extrusionok="f" gradientshapeok="t" o:connecttype="rect"/>
+                <o:lock v:ext="edit" aspectratio="t"/>
+              </v:shapetype>
+              <v:shape id="_x0000_i13" o:spid="_x0000_s13" type="#_x0000_t75" style="width:467.75pt;height:79.57pt;mso-wrap-distance-left:0.00pt;mso-wrap-distance-top:0.00pt;mso-wrap-distance-right:0.00pt;mso-wrap-distance-bottom:0.00pt;z-index:1;" stroked="false">
+                <v:imagedata r:id="rId22" o:title=""/>
+                <o:lock v:ext="edit" rotation="t"/>
+              </v:shape>
+            </w:pict>
+          </mc:Fallback>
+        </mc:AlternateContent>
+      </w:r>
+      <w:r>
+        <w:rPr>
+          <w:rFonts w:ascii="Times New Roman" w:hAnsi="Times New Roman" w:eastAsia="Times New Roman" w:cs="Times New Roman"/>
+          <w:color w:val="000000"/>
+          <w:sz w:val="24"/>
+          <w:szCs w:val="24"/>
+          <w:highlight w:val="none"/>
+        </w:rPr>
+      </w:r>
+      <w:r>
+        <w:rPr>
+          <w:rFonts w:ascii="Times New Roman" w:hAnsi="Times New Roman" w:eastAsia="Times New Roman" w:cs="Times New Roman"/>
+          <w:color w:val="000000"/>
+          <w:sz w:val="24"/>
+          <w:szCs w:val="24"/>
+          <w:highlight w:val="none"/>
+        </w:rPr>
+      </w:r>
+      <w:r>
+        <w:rPr>
+          <w:rFonts w:ascii="Times New Roman" w:hAnsi="Times New Roman" w:eastAsia="Times New Roman" w:cs="Times New Roman"/>
+          <w:color w:val="000000"/>
+          <w:sz w:val="24"/>
+          <w:szCs w:val="24"/>
+          <w:highlight w:val="none"/>
+        </w:rPr>
+      </w:r>
+    </w:p>
+    <w:p>
+      <w:pPr>
+        <w:pBdr>
+          <w:top w:val="none" w:color="000000" w:sz="4" w:space="0"/>
+          <w:left w:val="none" w:color="000000" w:sz="4" w:space="0"/>
+          <w:bottom w:val="none" w:color="000000" w:sz="4" w:space="0"/>
+          <w:right w:val="none" w:color="000000" w:sz="4" w:space="0"/>
+        </w:pBdr>
+        <w:spacing/>
+        <w:ind w:right="0" w:firstLine="0" w:left="0"/>
+        <w:jc w:val="both"/>
+        <w:rPr>
+          <w:rFonts w:ascii="Times New Roman" w:hAnsi="Times New Roman" w:eastAsia="Times New Roman" w:cs="Times New Roman"/>
+          <w:color w:val="000000"/>
+          <w:sz w:val="24"/>
+          <w:szCs w:val="24"/>
+          <w:highlight w:val="none"/>
+          <w14:ligatures w14:val="none"/>
+        </w:rPr>
+      </w:pPr>
+      <w:r>
+        <w:rPr>
+          <w:rFonts w:ascii="Times New Roman" w:hAnsi="Times New Roman" w:eastAsia="Times New Roman" w:cs="Times New Roman"/>
+          <w:color w:val="000000"/>
+          <w:sz w:val="24"/>
+          <w:szCs w:val="24"/>
+          <w:highlight w:val="none"/>
+        </w:rPr>
+      </w:r>
+      <w:r>
+        <w:rPr>
+          <w:rFonts w:ascii="Times New Roman" w:hAnsi="Times New Roman" w:eastAsia="Times New Roman" w:cs="Times New Roman"/>
+          <w:color w:val="000000"/>
+          <w:sz w:val="24"/>
+          <w:szCs w:val="24"/>
+          <w:highlight w:val="none"/>
+        </w:rPr>
+      </w:r>
+      <w:r>
+        <w:rPr>
+          <w:rFonts w:ascii="Times New Roman" w:hAnsi="Times New Roman" w:eastAsia="Times New Roman" w:cs="Times New Roman"/>
+          <w:color w:val="000000"/>
+          <w:sz w:val="24"/>
+          <w:szCs w:val="24"/>
+          <w:highlight w:val="none"/>
+          <w14:ligatures w14:val="none"/>
+        </w:rPr>
+      </w:r>
+    </w:p>
+    <w:p>
+      <w:pPr>
+        <w:pBdr/>
+        <w:shd w:val="nil"/>
+        <w:spacing/>
+        <w:ind/>
+        <w:rPr>
+          <w:highlight w:val="none"/>
+          <w14:ligatures w14:val="none"/>
+        </w:rPr>
+      </w:pPr>
+      <w:r>
+        <w:rPr>
+          <w:highlight w:val="none"/>
+        </w:rPr>
+        <w:br w:type="page" w:clear="all"/>
+      </w:r>
+      <w:r>
+        <w:rPr>
+          <w:highlight w:val="none"/>
+        </w:rPr>
+      </w:r>
+      <w:r>
+        <w:rPr>
+          <w:highlight w:val="none"/>
+        </w:rPr>
+      </w:r>
+    </w:p>
+    <w:p>
+      <w:pPr>
+        <w:pStyle w:val="833"/>
+        <w:pBdr/>
+        <w:spacing/>
+        <w:ind/>
+        <w:rPr>
+          <w:highlight w:val="none"/>
+          <w14:ligatures w14:val="none"/>
+        </w:rPr>
+      </w:pPr>
+      <w:r>
+        <w:rPr>
+          <w:highlight w:val="none"/>
+        </w:rPr>
+      </w:r>
+      <w:r>
+        <w:rPr>
+          <w:highlight w:val="none"/>
+        </w:rPr>
+        <w:t xml:space="preserve">4 Infinite Loop by Overflow</w:t>
+      </w:r>
+      <w:r>
+        <w:rPr>
+          <w:highlight w:val="none"/>
+        </w:rPr>
+      </w:r>
+      <w:r>
+        <w:rPr>
+          <w:highlight w:val="none"/>
+        </w:rPr>
+      </w:r>
+    </w:p>
+    <w:p>
+      <w:pPr>
+        <w:pBdr>
+          <w:top w:val="none" w:color="000000" w:sz="4" w:space="0"/>
+          <w:left w:val="none" w:color="000000" w:sz="4" w:space="0"/>
+          <w:bottom w:val="none" w:color="000000" w:sz="4" w:space="0"/>
+          <w:right w:val="none" w:color="000000" w:sz="4" w:space="0"/>
+        </w:pBdr>
+        <w:spacing/>
+        <w:ind w:right="0" w:firstLine="0" w:left="0"/>
+        <w:jc w:val="both"/>
+        <w:rPr>
+          <w:rFonts w:ascii="Times New Roman" w:hAnsi="Times New Roman" w:eastAsia="Times New Roman" w:cs="Times New Roman"/>
+          <w:color w:val="000000"/>
+          <w:sz w:val="24"/>
+          <w:szCs w:val="24"/>
+          <w:highlight w:val="none"/>
+          <w14:ligatures w14:val="none"/>
+        </w:rPr>
+      </w:pPr>
+      <w:r>
+        <w:rPr>
+          <w:rFonts w:ascii="Times New Roman" w:hAnsi="Times New Roman" w:eastAsia="Times New Roman" w:cs="Times New Roman"/>
+          <w:color w:val="000000"/>
+          <w:sz w:val="24"/>
+          <w:szCs w:val="24"/>
+          <w:highlight w:val="none"/>
+          <w:lang w:val="undefined"/>
+        </w:rPr>
+        <w:t xml:space="preserve">The code in "simple-loop.c" has a function that copies from an argument into a buffer. However, the bounds checking for the copy has an off-by-one error allowing an extra byte to be copied. This can cause an infinite loop for some compilers.</w:t>
+      </w:r>
+      <w:r>
+        <w:rPr>
+          <w:rFonts w:ascii="Times New Roman" w:hAnsi="Times New Roman" w:eastAsia="Times New Roman" w:cs="Times New Roman"/>
+          <w:color w:val="000000"/>
+          <w:sz w:val="24"/>
+          <w:szCs w:val="24"/>
+          <w:highlight w:val="none"/>
+          <w:lang w:val="undefined" w:bidi="undefined"/>
+        </w:rPr>
+        <w:t xml:space="preserve"> </w:t>
+      </w:r>
+      <w:r>
+        <w:rPr>
+          <w:rFonts w:ascii="Times New Roman" w:hAnsi="Times New Roman" w:eastAsia="Times New Roman" w:cs="Times New Roman"/>
+          <w:color w:val="000000"/>
+          <w:sz w:val="24"/>
+          <w:szCs w:val="24"/>
+          <w:highlight w:val="none"/>
+        </w:rPr>
+        <w:t xml:space="preserve">Experiment with the argument to create the infinite loop.</w:t>
+      </w:r>
+      <w:r>
+        <w:rPr>
+          <w:rFonts w:ascii="Times New Roman" w:hAnsi="Times New Roman" w:eastAsia="Times New Roman" w:cs="Times New Roman"/>
+          <w:color w:val="000000"/>
+          <w:sz w:val="24"/>
+          <w:szCs w:val="24"/>
+          <w:highlight w:val="none"/>
+        </w:rPr>
+      </w:r>
+      <w:r>
+        <w:rPr>
+          <w:rFonts w:ascii="Times New Roman" w:hAnsi="Times New Roman" w:eastAsia="Times New Roman" w:cs="Times New Roman"/>
+          <w:color w:val="000000"/>
+          <w:sz w:val="24"/>
+          <w:szCs w:val="24"/>
+          <w:highlight w:val="none"/>
+        </w:rPr>
+      </w:r>
+    </w:p>
+    <w:p>
+      <w:pPr>
+        <w:pBdr>
+          <w:top w:val="none" w:color="000000" w:sz="4" w:space="0"/>
+          <w:left w:val="none" w:color="000000" w:sz="4" w:space="0"/>
+          <w:bottom w:val="none" w:color="000000" w:sz="4" w:space="0"/>
+          <w:right w:val="none" w:color="000000" w:sz="4" w:space="0"/>
+        </w:pBdr>
+        <w:spacing/>
+        <w:ind w:right="0" w:firstLine="0" w:left="0"/>
+        <w:jc w:val="both"/>
+        <w:rPr>
+          <w:rFonts w:ascii="Times New Roman" w:hAnsi="Times New Roman" w:eastAsia="Times New Roman" w:cs="Times New Roman"/>
+          <w:color w:val="000000"/>
+          <w:sz w:val="24"/>
+          <w:szCs w:val="24"/>
+          <w:highlight w:val="none"/>
+          <w14:ligatures w14:val="none"/>
+        </w:rPr>
+      </w:pPr>
+      <w:r>
+        <w:rPr>
+          <w:rFonts w:ascii="Times New Roman" w:hAnsi="Times New Roman" w:eastAsia="Times New Roman" w:cs="Times New Roman"/>
+          <w:color w:val="000000"/>
+          <w:sz w:val="24"/>
+          <w:szCs w:val="24"/>
+          <w:highlight w:val="none"/>
+        </w:rPr>
+      </w:r>
+      <w:r>
+        <mc:AlternateContent>
+          <mc:Choice Requires="wpg">
+            <w:drawing>
+              <wp:inline xmlns:wp="http://schemas.openxmlformats.org/drawingml/2006/wordprocessingDrawing" distT="0" distB="0" distL="0" distR="0">
+                <wp:extent cx="2724573" cy="2116039"/>
+                <wp:effectExtent l="0" t="0" r="0" b="0"/>
+                <wp:docPr id="15" name=""/>
+                <wp:cNvGraphicFramePr>
+                  <a:graphicFrameLocks xmlns:a="http://schemas.openxmlformats.org/drawingml/2006/main" noChangeAspect="1"/>
+                </wp:cNvGraphicFramePr>
+                <a:graphic xmlns:a="http://schemas.openxmlformats.org/drawingml/2006/main">
+                  <a:graphicData uri="http://schemas.openxmlformats.org/drawingml/2006/picture">
+                    <pic:pic xmlns:pic="http://schemas.openxmlformats.org/drawingml/2006/picture">
+                      <pic:nvPicPr>
+                        <pic:cNvPr id="2096172934" name=""/>
+                        <pic:cNvPicPr>
+                          <a:picLocks noChangeAspect="1"/>
+                        </pic:cNvPicPr>
+                        <pic:nvPr/>
+                      </pic:nvPicPr>
+                      <pic:blipFill rotWithShape="1">
+                        <a:blip r:embed="rId23"/>
+                        <a:stretch/>
+                      </pic:blipFill>
+                      <pic:spPr bwMode="auto">
+                        <a:xfrm flipH="0" flipV="0">
+                          <a:off x="0" y="0"/>
+                          <a:ext cx="2724573" cy="2116038"/>
+                        </a:xfrm>
+                        <a:prstGeom prst="rect">
+                          <a:avLst/>
+                        </a:prstGeom>
+                      </pic:spPr>
+                    </pic:pic>
+                  </a:graphicData>
+                </a:graphic>
+              </wp:inline>
+            </w:drawing>
+          </mc:Choice>
+          <mc:Fallback>
+            <w:pict>
+              <v:shapetype id="_x0000_t75" coordsize="21600,21600" o:spt="75" o:preferrelative="t" path="m@4@5l@4@11@9@11@9@5xe" filled="f" stroked="f">
+                <v:stroke joinstyle="miter"/>
+                <v:formulas>
+                  <v:f eqn="if lineDrawn pixelLineWidth 0"/>
+                  <v:f eqn="sum @0 1 0"/>
+                  <v:f eqn="sum 0 0 @1"/>
+                  <v:f eqn="prod @2 1 2"/>
+                  <v:f eqn="prod @3 21600 pixelWidth"/>
+                  <v:f eqn="prod @3 21600 pixelHeight"/>
+                  <v:f eqn="sum @0 0 1"/>
+                  <v:f eqn="prod @6 1 2"/>
+                  <v:f eqn="prod @7 21600 pixelWidth"/>
+                  <v:f eqn="sum @8 21600 0"/>
+                  <v:f eqn="prod @7 21600 pixelHeight"/>
+                  <v:f eqn="sum @10 21600 0"/>
+                </v:formulas>
+                <v:path o:extrusionok="f" gradientshapeok="t" o:connecttype="rect"/>
+                <o:lock v:ext="edit" aspectratio="t"/>
+              </v:shapetype>
+              <v:shape id="_x0000_i14" o:spid="_x0000_s14" type="#_x0000_t75" style="width:214.53pt;height:166.62pt;mso-wrap-distance-left:0.00pt;mso-wrap-distance-top:0.00pt;mso-wrap-distance-right:0.00pt;mso-wrap-distance-bottom:0.00pt;z-index:1;" stroked="false">
+                <v:imagedata r:id="rId23" o:title=""/>
+                <o:lock v:ext="edit" rotation="t"/>
+              </v:shape>
+            </w:pict>
+          </mc:Fallback>
+        </mc:AlternateContent>
+      </w:r>
+      <w:r>
+        <w:rPr>
+          <w:rFonts w:ascii="Times New Roman" w:hAnsi="Times New Roman" w:eastAsia="Times New Roman" w:cs="Times New Roman"/>
+          <w:color w:val="000000"/>
+          <w:sz w:val="24"/>
+          <w:szCs w:val="24"/>
+          <w:highlight w:val="none"/>
+        </w:rPr>
+      </w:r>
+      <w:r>
+        <w:rPr>
+          <w:rFonts w:ascii="Times New Roman" w:hAnsi="Times New Roman" w:eastAsia="Times New Roman" w:cs="Times New Roman"/>
+          <w:color w:val="000000"/>
+          <w:sz w:val="24"/>
+          <w:szCs w:val="24"/>
+          <w:highlight w:val="none"/>
+        </w:rPr>
+      </w:r>
+      <w:r>
+        <w:rPr>
+          <w:rFonts w:ascii="Times New Roman" w:hAnsi="Times New Roman" w:eastAsia="Times New Roman" w:cs="Times New Roman"/>
+          <w:color w:val="000000"/>
+          <w:sz w:val="24"/>
+          <w:szCs w:val="24"/>
+          <w:highlight w:val="none"/>
+        </w:rPr>
+      </w:r>
+    </w:p>
+    <w:p>
+      <w:pPr>
+        <w:pBdr>
+          <w:top w:val="none" w:color="000000" w:sz="4" w:space="0"/>
+          <w:left w:val="none" w:color="000000" w:sz="4" w:space="0"/>
+          <w:bottom w:val="none" w:color="000000" w:sz="4" w:space="0"/>
+          <w:right w:val="none" w:color="000000" w:sz="4" w:space="0"/>
+        </w:pBdr>
+        <w:spacing/>
+        <w:ind w:right="0" w:firstLine="0" w:left="0"/>
+        <w:jc w:val="both"/>
+        <w:rPr>
+          <w:rFonts w:ascii="Times New Roman" w:hAnsi="Times New Roman" w:eastAsia="Times New Roman" w:cs="Times New Roman"/>
+          <w:color w:val="000000"/>
+          <w:sz w:val="24"/>
+          <w:szCs w:val="24"/>
+          <w:highlight w:val="none"/>
+          <w14:ligatures w14:val="none"/>
+        </w:rPr>
+      </w:pPr>
+      <w:r>
+        <w:rPr>
+          <w:rFonts w:ascii="Times New Roman" w:hAnsi="Times New Roman" w:eastAsia="Times New Roman" w:cs="Times New Roman"/>
+          <w:color w:val="000000"/>
+          <w:sz w:val="24"/>
+          <w:szCs w:val="24"/>
+          <w:highlight w:val="none"/>
+        </w:rPr>
+      </w:r>
+      <w:r>
+        <w:rPr>
+          <w:rFonts w:ascii="Times New Roman" w:hAnsi="Times New Roman" w:eastAsia="Times New Roman" w:cs="Times New Roman"/>
+          <w:color w:val="000000"/>
+          <w:sz w:val="24"/>
+          <w:szCs w:val="24"/>
+          <w:highlight w:val="none"/>
+        </w:rPr>
+      </w:r>
+      <w:r>
+        <mc:AlternateContent>
+          <mc:Choice Requires="wpg">
+            <w:drawing>
+              <wp:inline xmlns:wp="http://schemas.openxmlformats.org/drawingml/2006/wordprocessingDrawing" distT="0" distB="0" distL="0" distR="0">
+                <wp:extent cx="5940425" cy="474301"/>
+                <wp:effectExtent l="0" t="0" r="0" b="0"/>
+                <wp:docPr id="16" name=""/>
+                <wp:cNvGraphicFramePr>
+                  <a:graphicFrameLocks xmlns:a="http://schemas.openxmlformats.org/drawingml/2006/main" noChangeAspect="1"/>
+                </wp:cNvGraphicFramePr>
+                <a:graphic xmlns:a="http://schemas.openxmlformats.org/drawingml/2006/main">
+                  <a:graphicData uri="http://schemas.openxmlformats.org/drawingml/2006/picture">
+                    <pic:pic xmlns:pic="http://schemas.openxmlformats.org/drawingml/2006/picture">
+                      <pic:nvPicPr>
+                        <pic:cNvPr id="165293498" name=""/>
+                        <pic:cNvPicPr>
+                          <a:picLocks noChangeAspect="1"/>
+                        </pic:cNvPicPr>
+                        <pic:nvPr/>
+                      </pic:nvPicPr>
+                      <pic:blipFill rotWithShape="1">
+                        <a:blip r:embed="rId24"/>
+                        <a:stretch/>
+                      </pic:blipFill>
+                      <pic:spPr bwMode="auto">
+                        <a:xfrm>
+                          <a:off x="0" y="0"/>
+                          <a:ext cx="5940424" cy="474300"/>
+                        </a:xfrm>
+                        <a:prstGeom prst="rect">
+                          <a:avLst/>
+                        </a:prstGeom>
+                      </pic:spPr>
+                    </pic:pic>
+                  </a:graphicData>
+                </a:graphic>
+              </wp:inline>
+            </w:drawing>
+          </mc:Choice>
+          <mc:Fallback>
+            <w:pict>
+              <v:shapetype id="_x0000_t75" coordsize="21600,21600" o:spt="75" o:preferrelative="t" path="m@4@5l@4@11@9@11@9@5xe" filled="f" stroked="f">
+                <v:stroke joinstyle="miter"/>
+                <v:formulas>
+                  <v:f eqn="if lineDrawn pixelLineWidth 0"/>
+                  <v:f eqn="sum @0 1 0"/>
+                  <v:f eqn="sum 0 0 @1"/>
+                  <v:f eqn="prod @2 1 2"/>
+                  <v:f eqn="prod @3 21600 pixelWidth"/>
+                  <v:f eqn="prod @3 21600 pixelHeight"/>
+                  <v:f eqn="sum @0 0 1"/>
+                  <v:f eqn="prod @6 1 2"/>
+                  <v:f eqn="prod @7 21600 pixelWidth"/>
+                  <v:f eqn="sum @8 21600 0"/>
+                  <v:f eqn="prod @7 21600 pixelHeight"/>
+                  <v:f eqn="sum @10 21600 0"/>
+                </v:formulas>
+                <v:path o:extrusionok="f" gradientshapeok="t" o:connecttype="rect"/>
+                <o:lock v:ext="edit" aspectratio="t"/>
+              </v:shapetype>
+              <v:shape id="_x0000_i15" o:spid="_x0000_s15" type="#_x0000_t75" style="width:467.75pt;height:37.35pt;mso-wrap-distance-left:0.00pt;mso-wrap-distance-top:0.00pt;mso-wrap-distance-right:0.00pt;mso-wrap-distance-bottom:0.00pt;z-index:1;" stroked="false">
+                <v:imagedata r:id="rId24" o:title=""/>
+                <o:lock v:ext="edit" rotation="t"/>
+              </v:shape>
+            </w:pict>
+          </mc:Fallback>
+        </mc:AlternateContent>
+      </w:r>
+      <w:r>
+        <w:rPr>
+          <w:rFonts w:ascii="Times New Roman" w:hAnsi="Times New Roman" w:eastAsia="Times New Roman" w:cs="Times New Roman"/>
+          <w:color w:val="000000"/>
+          <w:sz w:val="24"/>
+          <w:szCs w:val="24"/>
+          <w:highlight w:val="none"/>
+        </w:rPr>
+      </w:r>
+      <w:r>
+        <w:rPr>
+          <w:rFonts w:ascii="Times New Roman" w:hAnsi="Times New Roman" w:eastAsia="Times New Roman" w:cs="Times New Roman"/>
+          <w:color w:val="000000"/>
+          <w:sz w:val="24"/>
+          <w:szCs w:val="24"/>
+          <w:highlight w:val="none"/>
+        </w:rPr>
+      </w:r>
+    </w:p>
+    <w:p>
+      <w:pPr>
+        <w:pBdr>
+          <w:top w:val="none" w:color="000000" w:sz="4" w:space="0"/>
+          <w:left w:val="none" w:color="000000" w:sz="4" w:space="0"/>
+          <w:bottom w:val="none" w:color="000000" w:sz="4" w:space="0"/>
+          <w:right w:val="none" w:color="000000" w:sz="4" w:space="0"/>
+        </w:pBdr>
+        <w:spacing/>
+        <w:ind w:right="0" w:firstLine="0" w:left="0"/>
+        <w:jc w:val="both"/>
+        <w:rPr>
+          <w:rFonts w:ascii="Times New Roman" w:hAnsi="Times New Roman" w:eastAsia="Times New Roman" w:cs="Times New Roman"/>
+          <w:color w:val="000000"/>
+          <w:sz w:val="24"/>
+          <w:szCs w:val="24"/>
+          <w:highlight w:val="none"/>
+          <w14:ligatures w14:val="none"/>
+        </w:rPr>
+      </w:pPr>
+      <w:r>
+        <w:rPr>
+          <w:rFonts w:ascii="Times New Roman" w:hAnsi="Times New Roman" w:eastAsia="Times New Roman" w:cs="Times New Roman"/>
+          <w:color w:val="000000"/>
+          <w:sz w:val="24"/>
+          <w:szCs w:val="24"/>
+          <w:highlight w:val="none"/>
+        </w:rPr>
+      </w:r>
+      <w:r>
+        <mc:AlternateContent>
+          <mc:Choice Requires="wpg">
+            <w:drawing>
+              <wp:inline xmlns:wp="http://schemas.openxmlformats.org/drawingml/2006/wordprocessingDrawing" distT="0" distB="0" distL="0" distR="0">
+                <wp:extent cx="5940425" cy="1181645"/>
+                <wp:effectExtent l="0" t="0" r="0" b="0"/>
+                <wp:docPr id="17" name=""/>
+                <wp:cNvGraphicFramePr>
+                  <a:graphicFrameLocks xmlns:a="http://schemas.openxmlformats.org/drawingml/2006/main" noChangeAspect="1"/>
+                </wp:cNvGraphicFramePr>
+                <a:graphic xmlns:a="http://schemas.openxmlformats.org/drawingml/2006/main">
+                  <a:graphicData uri="http://schemas.openxmlformats.org/drawingml/2006/picture">
+                    <pic:pic xmlns:pic="http://schemas.openxmlformats.org/drawingml/2006/picture">
+                      <pic:nvPicPr>
+                        <pic:cNvPr id="2061389761" name=""/>
+                        <pic:cNvPicPr>
+                          <a:picLocks noChangeAspect="1"/>
+                        </pic:cNvPicPr>
+                        <pic:nvPr/>
+                      </pic:nvPicPr>
+                      <pic:blipFill rotWithShape="1">
+                        <a:blip r:embed="rId25"/>
+                        <a:stretch/>
+                      </pic:blipFill>
+                      <pic:spPr bwMode="auto">
+                        <a:xfrm>
+                          <a:off x="0" y="0"/>
+                          <a:ext cx="5940424" cy="1181645"/>
+                        </a:xfrm>
+                        <a:prstGeom prst="rect">
+                          <a:avLst/>
+                        </a:prstGeom>
+                      </pic:spPr>
+                    </pic:pic>
+                  </a:graphicData>
+                </a:graphic>
+              </wp:inline>
+            </w:drawing>
+          </mc:Choice>
+          <mc:Fallback>
+            <w:pict>
+              <v:shapetype id="_x0000_t75" coordsize="21600,21600" o:spt="75" o:preferrelative="t" path="m@4@5l@4@11@9@11@9@5xe" filled="f" stroked="f">
+                <v:stroke joinstyle="miter"/>
+                <v:formulas>
+                  <v:f eqn="if lineDrawn pixelLineWidth 0"/>
+                  <v:f eqn="sum @0 1 0"/>
+                  <v:f eqn="sum 0 0 @1"/>
+                  <v:f eqn="prod @2 1 2"/>
+                  <v:f eqn="prod @3 21600 pixelWidth"/>
+                  <v:f eqn="prod @3 21600 pixelHeight"/>
+                  <v:f eqn="sum @0 0 1"/>
+                  <v:f eqn="prod @6 1 2"/>
+                  <v:f eqn="prod @7 21600 pixelWidth"/>
+                  <v:f eqn="sum @8 21600 0"/>
+                  <v:f eqn="prod @7 21600 pixelHeight"/>
+                  <v:f eqn="sum @10 21600 0"/>
+                </v:formulas>
+                <v:path o:extrusionok="f" gradientshapeok="t" o:connecttype="rect"/>
+                <o:lock v:ext="edit" aspectratio="t"/>
+              </v:shapetype>
+              <v:shape id="_x0000_i16" o:spid="_x0000_s16" type="#_x0000_t75" style="width:467.75pt;height:93.04pt;mso-wrap-distance-left:0.00pt;mso-wrap-distance-top:0.00pt;mso-wrap-distance-right:0.00pt;mso-wrap-distance-bottom:0.00pt;z-index:1;" stroked="false">
+                <v:imagedata r:id="rId25" o:title=""/>
+                <o:lock v:ext="edit" rotation="t"/>
+              </v:shape>
+            </w:pict>
+          </mc:Fallback>
+        </mc:AlternateContent>
+      </w:r>
+      <w:r>
+        <w:rPr>
+          <w:rFonts w:ascii="Times New Roman" w:hAnsi="Times New Roman" w:eastAsia="Times New Roman" w:cs="Times New Roman"/>
+          <w:color w:val="000000"/>
+          <w:sz w:val="24"/>
+          <w:szCs w:val="24"/>
+          <w:highlight w:val="none"/>
+        </w:rPr>
+      </w:r>
+      <w:r>
+        <w:rPr>
+          <w:rFonts w:ascii="Times New Roman" w:hAnsi="Times New Roman" w:eastAsia="Times New Roman" w:cs="Times New Roman"/>
+          <w:color w:val="000000"/>
+          <w:sz w:val="24"/>
+          <w:szCs w:val="24"/>
+          <w:highlight w:val="none"/>
+        </w:rPr>
+      </w:r>
+      <w:r>
+        <w:rPr>
+          <w:rFonts w:ascii="Times New Roman" w:hAnsi="Times New Roman" w:eastAsia="Times New Roman" w:cs="Times New Roman"/>
+          <w:color w:val="000000"/>
+          <w:sz w:val="24"/>
+          <w:szCs w:val="24"/>
+          <w:highlight w:val="none"/>
+        </w:rPr>
+      </w:r>
+    </w:p>
+    <w:p>
+      <w:pPr>
+        <w:pBdr>
+          <w:top w:val="none" w:color="000000" w:sz="4" w:space="0"/>
+          <w:left w:val="none" w:color="000000" w:sz="4" w:space="0"/>
+          <w:bottom w:val="none" w:color="000000" w:sz="4" w:space="0"/>
+          <w:right w:val="none" w:color="000000" w:sz="4" w:space="0"/>
+        </w:pBdr>
+        <w:spacing/>
+        <w:ind w:right="0" w:firstLine="0" w:left="0"/>
+        <w:jc w:val="both"/>
+        <w:rPr>
+          <w:rFonts w:ascii="Times New Roman" w:hAnsi="Times New Roman" w:eastAsia="Times New Roman" w:cs="Times New Roman"/>
+          <w:color w:val="000000"/>
+          <w:sz w:val="24"/>
+          <w:szCs w:val="24"/>
+          <w:highlight w:val="none"/>
+          <w14:ligatures w14:val="none"/>
+        </w:rPr>
+      </w:pPr>
+      <w:r>
+        <w:rPr>
+          <w:rFonts w:ascii="Times New Roman" w:hAnsi="Times New Roman" w:eastAsia="Times New Roman" w:cs="Times New Roman"/>
+          <w:color w:val="000000"/>
+          <w:sz w:val="24"/>
+          <w:szCs w:val="24"/>
+          <w:highlight w:val="none"/>
+        </w:rPr>
+        <w:t xml:space="preserve">Likely </w:t>
+      </w:r>
+      <w:r>
+        <w:rPr>
+          <w:rFonts w:ascii="Times New Roman" w:hAnsi="Times New Roman" w:eastAsia="Times New Roman" w:cs="Times New Roman"/>
+          <w:i/>
+          <w:iCs/>
+          <w:color w:val="000000"/>
+          <w:sz w:val="24"/>
+        </w:rPr>
+        <w:t xml:space="preserve">i</w:t>
+      </w:r>
+      <w:r>
+        <w:rPr>
+          <w:rFonts w:ascii="Times New Roman" w:hAnsi="Times New Roman" w:eastAsia="Times New Roman" w:cs="Times New Roman"/>
+          <w:color w:val="000000"/>
+          <w:sz w:val="24"/>
+        </w:rPr>
+        <w:t xml:space="preserve"> sits immediately after buf in memory, </w:t>
+      </w:r>
+      <w:r>
+        <w:rPr>
+          <w:rFonts w:ascii="Times New Roman" w:hAnsi="Times New Roman" w:eastAsia="Times New Roman" w:cs="Times New Roman"/>
+          <w:i/>
+          <w:iCs/>
+          <w:color w:val="000000"/>
+          <w:sz w:val="24"/>
+        </w:rPr>
+        <w:t xml:space="preserve">buf[16]</w:t>
+      </w:r>
+      <w:r>
+        <w:rPr>
+          <w:rFonts w:ascii="Times New Roman" w:hAnsi="Times New Roman" w:eastAsia="Times New Roman" w:cs="Times New Roman"/>
+          <w:color w:val="000000"/>
+          <w:sz w:val="24"/>
+        </w:rPr>
+        <w:t xml:space="preserve"> is physically the </w:t>
+      </w:r>
+      <w:r>
+        <w:rPr>
+          <w:rFonts w:ascii="Times New Roman" w:hAnsi="Times New Roman" w:eastAsia="Times New Roman" w:cs="Times New Roman"/>
+          <w:b/>
+          <w:color w:val="000000"/>
+          <w:sz w:val="24"/>
+        </w:rPr>
+        <w:t xml:space="preserve">exact same memory address</w:t>
+      </w:r>
+      <w:r>
+        <w:rPr>
+          <w:rFonts w:ascii="Times New Roman" w:hAnsi="Times New Roman" w:eastAsia="Times New Roman" w:cs="Times New Roman"/>
+          <w:color w:val="000000"/>
+          <w:sz w:val="24"/>
+        </w:rPr>
+        <w:t xml:space="preserve"> as the first byte of i.</w:t>
+      </w:r>
+      <w:r>
+        <w:rPr>
+          <w:rFonts w:ascii="Times New Roman" w:hAnsi="Times New Roman" w:eastAsia="Times New Roman" w:cs="Times New Roman"/>
+          <w:color w:val="000000"/>
+          <w:sz w:val="24"/>
+          <w:szCs w:val="24"/>
+          <w:highlight w:val="none"/>
+        </w:rPr>
+      </w:r>
+      <w:r>
+        <w:rPr>
+          <w:rFonts w:ascii="Times New Roman" w:hAnsi="Times New Roman" w:eastAsia="Times New Roman" w:cs="Times New Roman"/>
+          <w:color w:val="000000"/>
+          <w:sz w:val="24"/>
+          <w:szCs w:val="24"/>
+          <w:highlight w:val="none"/>
+        </w:rPr>
+      </w:r>
+    </w:p>
+    <w:p>
+      <w:pPr>
+        <w:pBdr>
+          <w:top w:val="none" w:color="000000" w:sz="4" w:space="0"/>
+          <w:left w:val="none" w:color="000000" w:sz="4" w:space="0"/>
+          <w:bottom w:val="none" w:color="000000" w:sz="4" w:space="0"/>
+          <w:right w:val="none" w:color="000000" w:sz="4" w:space="0"/>
+        </w:pBdr>
+        <w:spacing/>
+        <w:ind w:right="0" w:firstLine="0" w:left="0"/>
+        <w:jc w:val="both"/>
+        <w:rPr>
+          <w:rFonts w:ascii="Times New Roman" w:hAnsi="Times New Roman" w:eastAsia="Times New Roman" w:cs="Times New Roman"/>
+          <w:color w:val="000000"/>
+          <w:sz w:val="24"/>
+          <w:szCs w:val="24"/>
+          <w:highlight w:val="none"/>
+          <w14:ligatures w14:val="none"/>
+        </w:rPr>
+      </w:pPr>
+      <w:r>
+        <w:rPr>
+          <w:rFonts w:ascii="Times New Roman" w:hAnsi="Times New Roman" w:eastAsia="Times New Roman" w:cs="Times New Roman"/>
+          <w:color w:val="000000"/>
+          <w:sz w:val="24"/>
+          <w:szCs w:val="24"/>
+          <w:highlight w:val="none"/>
+        </w:rPr>
+      </w:r>
+      <w:r>
+        <mc:AlternateContent>
+          <mc:Choice Requires="wpg">
+            <w:drawing>
+              <wp:inline xmlns:wp="http://schemas.openxmlformats.org/drawingml/2006/wordprocessingDrawing" distT="0" distB="0" distL="0" distR="0">
+                <wp:extent cx="5940425" cy="2072528"/>
+                <wp:effectExtent l="0" t="0" r="0" b="0"/>
+                <wp:docPr id="18" name=""/>
+                <wp:cNvGraphicFramePr>
+                  <a:graphicFrameLocks xmlns:a="http://schemas.openxmlformats.org/drawingml/2006/main" noChangeAspect="1"/>
+                </wp:cNvGraphicFramePr>
+                <a:graphic xmlns:a="http://schemas.openxmlformats.org/drawingml/2006/main">
+                  <a:graphicData uri="http://schemas.openxmlformats.org/drawingml/2006/picture">
+                    <pic:pic xmlns:pic="http://schemas.openxmlformats.org/drawingml/2006/picture">
+                      <pic:nvPicPr>
+                        <pic:cNvPr id="927509470" name=""/>
+                        <pic:cNvPicPr>
+                          <a:picLocks noChangeAspect="1"/>
+                        </pic:cNvPicPr>
+                        <pic:nvPr/>
+                      </pic:nvPicPr>
+                      <pic:blipFill rotWithShape="1">
+                        <a:blip r:embed="rId26"/>
+                        <a:stretch/>
+                      </pic:blipFill>
+                      <pic:spPr bwMode="auto">
+                        <a:xfrm>
+                          <a:off x="0" y="0"/>
+                          <a:ext cx="5940424" cy="2072527"/>
+                        </a:xfrm>
+                        <a:prstGeom prst="rect">
+                          <a:avLst/>
+                        </a:prstGeom>
+                      </pic:spPr>
+                    </pic:pic>
+                  </a:graphicData>
+                </a:graphic>
+              </wp:inline>
+            </w:drawing>
+          </mc:Choice>
+          <mc:Fallback>
+            <w:pict>
+              <v:shapetype id="_x0000_t75" coordsize="21600,21600" o:spt="75" o:preferrelative="t" path="m@4@5l@4@11@9@11@9@5xe" filled="f" stroked="f">
+                <v:stroke joinstyle="miter"/>
+                <v:formulas>
+                  <v:f eqn="if lineDrawn pixelLineWidth 0"/>
+                  <v:f eqn="sum @0 1 0"/>
+                  <v:f eqn="sum 0 0 @1"/>
+                  <v:f eqn="prod @2 1 2"/>
+                  <v:f eqn="prod @3 21600 pixelWidth"/>
+                  <v:f eqn="prod @3 21600 pixelHeight"/>
+                  <v:f eqn="sum @0 0 1"/>
+                  <v:f eqn="prod @6 1 2"/>
+                  <v:f eqn="prod @7 21600 pixelWidth"/>
+                  <v:f eqn="sum @8 21600 0"/>
+                  <v:f eqn="prod @7 21600 pixelHeight"/>
+                  <v:f eqn="sum @10 21600 0"/>
+                </v:formulas>
+                <v:path o:extrusionok="f" gradientshapeok="t" o:connecttype="rect"/>
+                <o:lock v:ext="edit" aspectratio="t"/>
+              </v:shapetype>
+              <v:shape id="_x0000_i17" o:spid="_x0000_s17" type="#_x0000_t75" style="width:467.75pt;height:163.19pt;mso-wrap-distance-left:0.00pt;mso-wrap-distance-top:0.00pt;mso-wrap-distance-right:0.00pt;mso-wrap-distance-bottom:0.00pt;z-index:1;" stroked="false">
+                <v:imagedata r:id="rId26" o:title=""/>
+                <o:lock v:ext="edit" rotation="t"/>
+              </v:shape>
+            </w:pict>
+          </mc:Fallback>
+        </mc:AlternateContent>
+      </w:r>
+      <w:r>
+        <w:rPr>
+          <w:rFonts w:ascii="Times New Roman" w:hAnsi="Times New Roman" w:eastAsia="Times New Roman" w:cs="Times New Roman"/>
+          <w:color w:val="000000"/>
+          <w:sz w:val="24"/>
+          <w:szCs w:val="24"/>
+          <w:highlight w:val="none"/>
+        </w:rPr>
+      </w:r>
+      <w:r>
+        <w:rPr>
+          <w:rFonts w:ascii="Times New Roman" w:hAnsi="Times New Roman" w:eastAsia="Times New Roman" w:cs="Times New Roman"/>
+          <w:color w:val="000000"/>
+          <w:sz w:val="24"/>
+          <w:szCs w:val="24"/>
+          <w:highlight w:val="none"/>
+        </w:rPr>
+      </w:r>
+      <w:r>
+        <w:rPr>
+          <w:rFonts w:ascii="Times New Roman" w:hAnsi="Times New Roman" w:eastAsia="Times New Roman" w:cs="Times New Roman"/>
+          <w:color w:val="000000"/>
+          <w:sz w:val="24"/>
+          <w:szCs w:val="24"/>
+          <w:highlight w:val="none"/>
+        </w:rPr>
+      </w:r>
+    </w:p>
+    <w:p>
+      <w:pPr>
+        <w:pBdr>
+          <w:top w:val="none" w:color="000000" w:sz="4" w:space="0"/>
+          <w:left w:val="none" w:color="000000" w:sz="4" w:space="0"/>
+          <w:bottom w:val="none" w:color="000000" w:sz="4" w:space="0"/>
+          <w:right w:val="none" w:color="000000" w:sz="4" w:space="0"/>
+        </w:pBdr>
+        <w:spacing/>
+        <w:ind w:right="0" w:firstLine="0" w:left="0"/>
+        <w:jc w:val="both"/>
+        <w:rPr>
+          <w:rFonts w:ascii="Times New Roman" w:hAnsi="Times New Roman" w:eastAsia="Times New Roman" w:cs="Times New Roman"/>
+          <w:color w:val="000000"/>
+          <w:sz w:val="24"/>
+          <w:szCs w:val="24"/>
+          <w:highlight w:val="none"/>
+          <w14:ligatures w14:val="none"/>
+        </w:rPr>
+      </w:pPr>
+      <w:r>
+        <w:rPr>
+          <w:rFonts w:ascii="Times New Roman" w:hAnsi="Times New Roman" w:eastAsia="Times New Roman" w:cs="Times New Roman"/>
+          <w:color w:val="000000"/>
+          <w:sz w:val="24"/>
+          <w:szCs w:val="24"/>
+          <w:highlight w:val="none"/>
+        </w:rPr>
+      </w:r>
+      <w:r>
+        <mc:AlternateContent>
+          <mc:Choice Requires="wpg">
+            <w:drawing>
+              <wp:inline xmlns:wp="http://schemas.openxmlformats.org/drawingml/2006/wordprocessingDrawing" distT="0" distB="0" distL="0" distR="0">
+                <wp:extent cx="5940425" cy="1168511"/>
+                <wp:effectExtent l="0" t="0" r="0" b="0"/>
+                <wp:docPr id="19" name=""/>
+                <wp:cNvGraphicFramePr>
+                  <a:graphicFrameLocks xmlns:a="http://schemas.openxmlformats.org/drawingml/2006/main" noChangeAspect="1"/>
+                </wp:cNvGraphicFramePr>
+                <a:graphic xmlns:a="http://schemas.openxmlformats.org/drawingml/2006/main">
+                  <a:graphicData uri="http://schemas.openxmlformats.org/drawingml/2006/picture">
+                    <pic:pic xmlns:pic="http://schemas.openxmlformats.org/drawingml/2006/picture">
+                      <pic:nvPicPr>
+                        <pic:cNvPr id="1781196198" name=""/>
+                        <pic:cNvPicPr>
+                          <a:picLocks noChangeAspect="1"/>
+                        </pic:cNvPicPr>
+                        <pic:nvPr/>
+                      </pic:nvPicPr>
+                      <pic:blipFill rotWithShape="1">
+                        <a:blip r:embed="rId27"/>
+                        <a:stretch/>
+                      </pic:blipFill>
+                      <pic:spPr bwMode="auto">
+                        <a:xfrm>
+                          <a:off x="0" y="0"/>
+                          <a:ext cx="5940424" cy="1168510"/>
+                        </a:xfrm>
+                        <a:prstGeom prst="rect">
+                          <a:avLst/>
+                        </a:prstGeom>
+                      </pic:spPr>
+                    </pic:pic>
+                  </a:graphicData>
+                </a:graphic>
+              </wp:inline>
+            </w:drawing>
+          </mc:Choice>
+          <mc:Fallback>
+            <w:pict>
+              <v:shapetype id="_x0000_t75" coordsize="21600,21600" o:spt="75" o:preferrelative="t" path="m@4@5l@4@11@9@11@9@5xe" filled="f" stroked="f">
+                <v:stroke joinstyle="miter"/>
+                <v:formulas>
+                  <v:f eqn="if lineDrawn pixelLineWidth 0"/>
+                  <v:f eqn="sum @0 1 0"/>
+                  <v:f eqn="sum 0 0 @1"/>
+                  <v:f eqn="prod @2 1 2"/>
+                  <v:f eqn="prod @3 21600 pixelWidth"/>
+                  <v:f eqn="prod @3 21600 pixelHeight"/>
+                  <v:f eqn="sum @0 0 1"/>
+                  <v:f eqn="prod @6 1 2"/>
+                  <v:f eqn="prod @7 21600 pixelWidth"/>
+                  <v:f eqn="sum @8 21600 0"/>
+                  <v:f eqn="prod @7 21600 pixelHeight"/>
+                  <v:f eqn="sum @10 21600 0"/>
+                </v:formulas>
+                <v:path o:extrusionok="f" gradientshapeok="t" o:connecttype="rect"/>
+                <o:lock v:ext="edit" aspectratio="t"/>
+              </v:shapetype>
+              <v:shape id="_x0000_i18" o:spid="_x0000_s18" type="#_x0000_t75" style="width:467.75pt;height:92.01pt;mso-wrap-distance-left:0.00pt;mso-wrap-distance-top:0.00pt;mso-wrap-distance-right:0.00pt;mso-wrap-distance-bottom:0.00pt;z-index:1;" stroked="false">
+                <v:imagedata r:id="rId27" o:title=""/>
+                <o:lock v:ext="edit" rotation="t"/>
+              </v:shape>
+            </w:pict>
+          </mc:Fallback>
+        </mc:AlternateContent>
+      </w:r>
+      <w:r>
+        <w:rPr>
+          <w:rFonts w:ascii="Times New Roman" w:hAnsi="Times New Roman" w:eastAsia="Times New Roman" w:cs="Times New Roman"/>
+          <w:color w:val="000000"/>
+          <w:sz w:val="24"/>
+          <w:szCs w:val="24"/>
+          <w:highlight w:val="none"/>
+        </w:rPr>
+      </w:r>
+      <w:r>
+        <w:rPr>
+          <w:rFonts w:ascii="Times New Roman" w:hAnsi="Times New Roman" w:eastAsia="Times New Roman" w:cs="Times New Roman"/>
+          <w:color w:val="000000"/>
+          <w:sz w:val="24"/>
+          <w:szCs w:val="24"/>
+          <w:highlight w:val="none"/>
+        </w:rPr>
+      </w:r>
+      <w:r>
+        <w:rPr>
+          <w:rFonts w:ascii="Times New Roman" w:hAnsi="Times New Roman" w:eastAsia="Times New Roman" w:cs="Times New Roman"/>
+          <w:color w:val="000000"/>
+          <w:sz w:val="24"/>
+          <w:szCs w:val="24"/>
+          <w:highlight w:val="none"/>
+        </w:rPr>
+      </w:r>
+    </w:p>
+    <w:p>
+      <w:pPr>
+        <w:pBdr>
+          <w:top w:val="none" w:color="000000" w:sz="4" w:space="0"/>
+          <w:left w:val="none" w:color="000000" w:sz="4" w:space="0"/>
+          <w:bottom w:val="none" w:color="000000" w:sz="4" w:space="0"/>
+          <w:right w:val="none" w:color="000000" w:sz="4" w:space="0"/>
+        </w:pBdr>
+        <w:spacing/>
+        <w:ind w:right="0" w:firstLine="0" w:left="0"/>
+        <w:jc w:val="both"/>
+        <w:rPr>
+          <w:rFonts w:ascii="Times New Roman" w:hAnsi="Times New Roman" w:eastAsia="Times New Roman" w:cs="Times New Roman"/>
+          <w:color w:val="000000"/>
+          <w:sz w:val="24"/>
+          <w:szCs w:val="24"/>
+          <w:highlight w:val="none"/>
+          <w14:ligatures w14:val="none"/>
+        </w:rPr>
+      </w:pPr>
+      <w:r>
+        <w:rPr>
+          <w:rFonts w:ascii="Times New Roman" w:hAnsi="Times New Roman" w:eastAsia="Times New Roman" w:cs="Times New Roman"/>
+          <w:color w:val="000000"/>
+          <w:sz w:val="24"/>
+          <w:szCs w:val="24"/>
+          <w:highlight w:val="none"/>
+          <w:lang w:val="undefined" w:bidi="undefined"/>
+        </w:rPr>
+        <w:t xml:space="preserve">Below I have overwrite i with a value &gt;16 (17th char, str[16] == ‘A’) to satisfy the condition.</w:t>
+      </w:r>
+      <w:r>
+        <w:rPr>
+          <w:rFonts w:ascii="Times New Roman" w:hAnsi="Times New Roman" w:eastAsia="Times New Roman" w:cs="Times New Roman"/>
+          <w:color w:val="000000"/>
+          <w:sz w:val="24"/>
+          <w:szCs w:val="24"/>
+          <w:highlight w:val="none"/>
+        </w:rPr>
+      </w:r>
+    </w:p>
+    <w:p>
+      <w:pPr>
+        <w:pBdr>
+          <w:top w:val="none" w:color="000000" w:sz="4" w:space="0"/>
+          <w:left w:val="none" w:color="000000" w:sz="4" w:space="0"/>
+          <w:bottom w:val="none" w:color="000000" w:sz="4" w:space="0"/>
+          <w:right w:val="none" w:color="000000" w:sz="4" w:space="0"/>
+        </w:pBdr>
+        <w:spacing/>
+        <w:ind w:right="0" w:firstLine="0" w:left="0"/>
+        <w:jc w:val="both"/>
+        <w:rPr>
+          <w:rFonts w:ascii="Times New Roman" w:hAnsi="Times New Roman" w:eastAsia="Times New Roman" w:cs="Times New Roman"/>
+          <w:color w:val="000000"/>
+          <w:sz w:val="24"/>
+          <w:szCs w:val="24"/>
+          <w:highlight w:val="none"/>
+          <w14:ligatures w14:val="none"/>
+        </w:rPr>
+      </w:pPr>
+      <w:r>
+        <w:rPr>
+          <w:rFonts w:ascii="Times New Roman" w:hAnsi="Times New Roman" w:eastAsia="Times New Roman" w:cs="Times New Roman"/>
+          <w:color w:val="000000"/>
+          <w:sz w:val="24"/>
+          <w:szCs w:val="24"/>
+          <w:highlight w:val="none"/>
+        </w:rPr>
+      </w:r>
+      <w:r>
+        <mc:AlternateContent>
+          <mc:Choice Requires="wpg">
+            <w:drawing>
+              <wp:inline xmlns:wp="http://schemas.openxmlformats.org/drawingml/2006/wordprocessingDrawing" distT="0" distB="0" distL="0" distR="0">
+                <wp:extent cx="5940425" cy="302380"/>
+                <wp:effectExtent l="0" t="0" r="0" b="0"/>
+                <wp:docPr id="20" name=""/>
+                <wp:cNvGraphicFramePr>
+                  <a:graphicFrameLocks xmlns:a="http://schemas.openxmlformats.org/drawingml/2006/main" noChangeAspect="1"/>
+                </wp:cNvGraphicFramePr>
+                <a:graphic xmlns:a="http://schemas.openxmlformats.org/drawingml/2006/main">
+                  <a:graphicData uri="http://schemas.openxmlformats.org/drawingml/2006/picture">
+                    <pic:pic xmlns:pic="http://schemas.openxmlformats.org/drawingml/2006/picture">
+                      <pic:nvPicPr>
+                        <pic:cNvPr id="1427642644" name=""/>
+                        <pic:cNvPicPr>
+                          <a:picLocks noChangeAspect="1"/>
+                        </pic:cNvPicPr>
+                        <pic:nvPr/>
+                      </pic:nvPicPr>
+                      <pic:blipFill rotWithShape="1">
+                        <a:blip r:embed="rId28"/>
+                        <a:stretch/>
+                      </pic:blipFill>
+                      <pic:spPr bwMode="auto">
+                        <a:xfrm>
+                          <a:off x="0" y="0"/>
+                          <a:ext cx="5940424" cy="302379"/>
+                        </a:xfrm>
+                        <a:prstGeom prst="rect">
+                          <a:avLst/>
+                        </a:prstGeom>
+                      </pic:spPr>
+                    </pic:pic>
+                  </a:graphicData>
+                </a:graphic>
+              </wp:inline>
+            </w:drawing>
+          </mc:Choice>
+          <mc:Fallback>
+            <w:pict>
+              <v:shapetype id="_x0000_t75" coordsize="21600,21600" o:spt="75" o:preferrelative="t" path="m@4@5l@4@11@9@11@9@5xe" filled="f" stroked="f">
+                <v:stroke joinstyle="miter"/>
+                <v:formulas>
+                  <v:f eqn="if lineDrawn pixelLineWidth 0"/>
+                  <v:f eqn="sum @0 1 0"/>
+                  <v:f eqn="sum 0 0 @1"/>
+                  <v:f eqn="prod @2 1 2"/>
+                  <v:f eqn="prod @3 21600 pixelWidth"/>
+                  <v:f eqn="prod @3 21600 pixelHeight"/>
+                  <v:f eqn="sum @0 0 1"/>
+                  <v:f eqn="prod @6 1 2"/>
+                  <v:f eqn="prod @7 21600 pixelWidth"/>
+                  <v:f eqn="sum @8 21600 0"/>
+                  <v:f eqn="prod @7 21600 pixelHeight"/>
+                  <v:f eqn="sum @10 21600 0"/>
+                </v:formulas>
+                <v:path o:extrusionok="f" gradientshapeok="t" o:connecttype="rect"/>
+                <o:lock v:ext="edit" aspectratio="t"/>
+              </v:shapetype>
+              <v:shape id="_x0000_i19" o:spid="_x0000_s19" type="#_x0000_t75" style="width:467.75pt;height:23.81pt;mso-wrap-distance-left:0.00pt;mso-wrap-distance-top:0.00pt;mso-wrap-distance-right:0.00pt;mso-wrap-distance-bottom:0.00pt;z-index:1;" stroked="false">
+                <v:imagedata r:id="rId28" o:title=""/>
+                <o:lock v:ext="edit" rotation="t"/>
+              </v:shape>
+            </w:pict>
+          </mc:Fallback>
+        </mc:AlternateContent>
+      </w:r>
+      <w:r>
+        <w:rPr>
+          <w:rFonts w:ascii="Times New Roman" w:hAnsi="Times New Roman" w:eastAsia="Times New Roman" w:cs="Times New Roman"/>
+          <w:color w:val="000000"/>
+          <w:sz w:val="24"/>
+          <w:szCs w:val="24"/>
+          <w:highlight w:val="none"/>
+        </w:rPr>
+      </w:r>
+      <w:r>
+        <w:rPr>
+          <w:rFonts w:ascii="Times New Roman" w:hAnsi="Times New Roman" w:eastAsia="Times New Roman" w:cs="Times New Roman"/>
+          <w:color w:val="000000"/>
+          <w:sz w:val="24"/>
+          <w:szCs w:val="24"/>
+          <w:highlight w:val="none"/>
+        </w:rPr>
+      </w:r>
+      <w:r>
+        <w:rPr>
+          <w:rFonts w:ascii="Times New Roman" w:hAnsi="Times New Roman" w:eastAsia="Times New Roman" w:cs="Times New Roman"/>
+          <w:color w:val="000000"/>
+          <w:sz w:val="24"/>
+          <w:szCs w:val="24"/>
+          <w:highlight w:val="none"/>
+        </w:rPr>
+      </w:r>
+      <w:r>
+        <w:rPr>
+          <w:highlight w:val="none"/>
+        </w:rPr>
+      </w:r>
+    </w:p>
+    <w:p>
+      <w:pPr>
+        <w:pStyle w:val="834"/>
+        <w:pBdr/>
+        <w:spacing/>
+        <w:ind/>
+        <w:rPr>
+          <w:highlight w:val="none"/>
+          <w14:ligatures w14:val="none"/>
+        </w:rPr>
+      </w:pPr>
+      <w:r>
+        <w:rPr>
+          <w:highlight w:val="none"/>
+        </w:rPr>
+        <w:t xml:space="preserve">GDB</w:t>
+      </w:r>
+      <w:r>
+        <w:rPr>
+          <w:highlight w:val="none"/>
+        </w:rPr>
+      </w:r>
+    </w:p>
+    <w:p>
+      <w:pPr>
+        <w:pBdr>
+          <w:top w:val="none" w:color="000000" w:sz="4" w:space="0"/>
+          <w:left w:val="none" w:color="000000" w:sz="4" w:space="0"/>
+          <w:bottom w:val="none" w:color="000000" w:sz="4" w:space="0"/>
+          <w:right w:val="none" w:color="000000" w:sz="4" w:space="0"/>
+        </w:pBdr>
+        <w:spacing/>
+        <w:ind w:right="0" w:firstLine="0" w:left="0"/>
+        <w:jc w:val="both"/>
+        <w:rPr>
+          <w:rFonts w:ascii="Times New Roman" w:hAnsi="Times New Roman" w:eastAsia="Times New Roman" w:cs="Times New Roman"/>
+          <w:color w:val="000000"/>
+          <w:sz w:val="24"/>
+          <w:szCs w:val="24"/>
+          <w:highlight w:val="none"/>
+          <w14:ligatures w14:val="none"/>
+        </w:rPr>
+      </w:pPr>
+      <w:r>
+        <w:rPr>
+          <w:rFonts w:ascii="Times New Roman" w:hAnsi="Times New Roman" w:eastAsia="Times New Roman" w:cs="Times New Roman"/>
+          <w:color w:val="000000"/>
+          <w:sz w:val="24"/>
+          <w:szCs w:val="24"/>
+          <w:highlight w:val="none"/>
+        </w:rPr>
+      </w:r>
+      <w:r>
+        <w:rPr>
+          <w:rFonts w:ascii="Times New Roman" w:hAnsi="Times New Roman" w:eastAsia="Times New Roman" w:cs="Times New Roman"/>
+          <w:color w:val="000000"/>
+          <w:sz w:val="24"/>
+        </w:rPr>
+        <w:t xml:space="preserve">To prove this is happening without looking at assembly, we are going to use an amazing GDB feature called a </w:t>
+      </w:r>
+      <w:r>
+        <w:rPr>
+          <w:rFonts w:ascii="Times New Roman" w:hAnsi="Times New Roman" w:eastAsia="Times New Roman" w:cs="Times New Roman"/>
+          <w:b/>
+          <w:color w:val="000000"/>
+          <w:sz w:val="24"/>
+        </w:rPr>
+        <w:t xml:space="preserve">Watchpoint</w:t>
+      </w:r>
+      <w:r>
+        <w:rPr>
+          <w:rFonts w:ascii="Times New Roman" w:hAnsi="Times New Roman" w:eastAsia="Times New Roman" w:cs="Times New Roman"/>
+          <w:color w:val="000000"/>
+          <w:sz w:val="24"/>
+        </w:rPr>
+        <w:t xml:space="preserve">. A watchpoint tells the debugger: </w:t>
+      </w:r>
+      <w:r>
+        <w:rPr>
+          <w:rFonts w:ascii="Times New Roman" w:hAnsi="Times New Roman" w:eastAsia="Times New Roman" w:cs="Times New Roman"/>
+          <w:i/>
+          <w:color w:val="000000"/>
+          <w:sz w:val="24"/>
+        </w:rPr>
+        <w:t xml:space="preserve">"I don't care what line of code we are on, pause the program immediately if the value of this specific variable changes."</w:t>
+      </w:r>
+      <w:r>
+        <w:rPr>
+          <w:rFonts w:ascii="Times New Roman" w:hAnsi="Times New Roman" w:eastAsia="Times New Roman" w:cs="Times New Roman"/>
+          <w:color w:val="000000"/>
+          <w:sz w:val="24"/>
+          <w:szCs w:val="24"/>
+          <w:highlight w:val="none"/>
+        </w:rPr>
+      </w:r>
+      <w:r>
+        <w:rPr>
+          <w:highlight w:val="none"/>
+        </w:rPr>
+      </w:r>
+    </w:p>
+    <w:p>
+      <w:pPr>
+        <w:pBdr>
+          <w:top w:val="none" w:color="000000" w:sz="4" w:space="0"/>
+          <w:left w:val="none" w:color="000000" w:sz="4" w:space="0"/>
+          <w:bottom w:val="none" w:color="000000" w:sz="4" w:space="0"/>
+          <w:right w:val="none" w:color="000000" w:sz="4" w:space="0"/>
+        </w:pBdr>
+        <w:spacing/>
+        <w:ind w:right="0" w:firstLine="0" w:left="0"/>
+        <w:jc w:val="both"/>
+        <w:rPr>
+          <w:rFonts w:ascii="Times New Roman" w:hAnsi="Times New Roman" w:eastAsia="Times New Roman" w:cs="Times New Roman"/>
+          <w:color w:val="000000"/>
+          <w:sz w:val="24"/>
+          <w:szCs w:val="24"/>
+          <w:highlight w:val="none"/>
+          <w14:ligatures w14:val="none"/>
+        </w:rPr>
+      </w:pPr>
+      <w:r>
+        <w:rPr>
+          <w:rFonts w:ascii="Times New Roman" w:hAnsi="Times New Roman" w:eastAsia="Times New Roman" w:cs="Times New Roman"/>
+          <w:color w:val="000000"/>
+          <w:sz w:val="24"/>
+          <w:szCs w:val="24"/>
+          <w:highlight w:val="none"/>
+        </w:rPr>
+        <w:t xml:space="preserve">We will </w:t>
+      </w:r>
+      <w:r>
+        <w:rPr>
+          <w:rFonts w:ascii="Times New Roman" w:hAnsi="Times New Roman" w:eastAsia="Times New Roman" w:cs="Times New Roman"/>
+          <w:color w:val="000000"/>
+          <w:sz w:val="24"/>
+        </w:rPr>
+        <w:t xml:space="preserve">type </w:t>
+      </w:r>
+      <w:r>
+        <w:rPr>
+          <w:rFonts w:ascii="Times New Roman" w:hAnsi="Times New Roman" w:eastAsia="Times New Roman" w:cs="Times New Roman"/>
+          <w:i/>
+          <w:iCs/>
+          <w:color w:val="000000"/>
+          <w:sz w:val="24"/>
+        </w:rPr>
+        <w:t xml:space="preserve">continue</w:t>
+      </w:r>
+      <w:r>
+        <w:rPr>
+          <w:rFonts w:ascii="Times New Roman" w:hAnsi="Times New Roman" w:eastAsia="Times New Roman" w:cs="Times New Roman"/>
+          <w:color w:val="000000"/>
+          <w:sz w:val="24"/>
+        </w:rPr>
+        <w:t xml:space="preserve"> (or c) repeatedly,</w:t>
+      </w:r>
+      <w:r>
+        <w:rPr>
+          <w:rFonts w:ascii="Times New Roman" w:hAnsi="Times New Roman" w:eastAsia="Times New Roman" w:cs="Times New Roman"/>
+          <w:color w:val="000000"/>
+          <w:sz w:val="24"/>
+        </w:rPr>
+        <w:t xml:space="preserve"> every time i++ happens, GDB will pause :</w:t>
+      </w:r>
+      <w:r>
+        <w:rPr>
+          <w:rFonts w:ascii="Times New Roman" w:hAnsi="Times New Roman" w:eastAsia="Times New Roman" w:cs="Times New Roman"/>
+          <w:color w:val="000000"/>
+          <w:sz w:val="24"/>
+          <w:szCs w:val="24"/>
+        </w:rPr>
+      </w:r>
+    </w:p>
+    <w:p>
+      <w:pPr>
+        <w:pBdr>
+          <w:top w:val="none" w:color="000000" w:sz="4" w:space="0"/>
+          <w:left w:val="none" w:color="000000" w:sz="4" w:space="0"/>
+          <w:bottom w:val="none" w:color="000000" w:sz="4" w:space="0"/>
+          <w:right w:val="none" w:color="000000" w:sz="4" w:space="0"/>
+        </w:pBdr>
+        <w:spacing/>
+        <w:ind w:right="0" w:firstLine="0" w:left="0"/>
+        <w:jc w:val="both"/>
+        <w:rPr>
+          <w:rFonts w:ascii="Times New Roman" w:hAnsi="Times New Roman" w:eastAsia="Times New Roman" w:cs="Times New Roman"/>
+          <w:color w:val="000000"/>
+          <w:sz w:val="24"/>
+          <w:szCs w:val="24"/>
+          <w:highlight w:val="none"/>
+          <w14:ligatures w14:val="none"/>
+        </w:rPr>
+      </w:pPr>
+      <w:r>
+        <w:rPr>
+          <w:rFonts w:ascii="Times New Roman" w:hAnsi="Times New Roman" w:eastAsia="Times New Roman" w:cs="Times New Roman"/>
+          <w:color w:val="000000"/>
+          <w:sz w:val="24"/>
+          <w:highlight w:val="none"/>
+        </w:rPr>
+      </w:r>
+      <w:r>
+        <mc:AlternateContent>
+          <mc:Choice Requires="wpg">
+            <w:drawing>
+              <wp:inline xmlns:wp="http://schemas.openxmlformats.org/drawingml/2006/wordprocessingDrawing" distT="0" distB="0" distL="0" distR="0">
+                <wp:extent cx="5940425" cy="2992289"/>
+                <wp:effectExtent l="0" t="0" r="0" b="0"/>
+                <wp:docPr id="21" name=""/>
+                <wp:cNvGraphicFramePr>
+                  <a:graphicFrameLocks xmlns:a="http://schemas.openxmlformats.org/drawingml/2006/main" noChangeAspect="1"/>
+                </wp:cNvGraphicFramePr>
+                <a:graphic xmlns:a="http://schemas.openxmlformats.org/drawingml/2006/main">
+                  <a:graphicData uri="http://schemas.openxmlformats.org/drawingml/2006/picture">
+                    <pic:pic xmlns:pic="http://schemas.openxmlformats.org/drawingml/2006/picture">
+                      <pic:nvPicPr>
+                        <pic:cNvPr id="1868498436" name=""/>
+                        <pic:cNvPicPr>
+                          <a:picLocks noChangeAspect="1"/>
+                        </pic:cNvPicPr>
+                        <pic:nvPr/>
+                      </pic:nvPicPr>
+                      <pic:blipFill rotWithShape="1">
+                        <a:blip r:embed="rId29"/>
+                        <a:stretch/>
+                      </pic:blipFill>
+                      <pic:spPr bwMode="auto">
+                        <a:xfrm>
+                          <a:off x="0" y="0"/>
+                          <a:ext cx="5940424" cy="2992289"/>
+                        </a:xfrm>
+                        <a:prstGeom prst="rect">
+                          <a:avLst/>
+                        </a:prstGeom>
+                      </pic:spPr>
+                    </pic:pic>
+                  </a:graphicData>
+                </a:graphic>
+              </wp:inline>
+            </w:drawing>
+          </mc:Choice>
+          <mc:Fallback>
+            <w:pict>
+              <v:shapetype id="_x0000_t75" coordsize="21600,21600" o:spt="75" o:preferrelative="t" path="m@4@5l@4@11@9@11@9@5xe" filled="f" stroked="f">
+                <v:stroke joinstyle="miter"/>
+                <v:formulas>
+                  <v:f eqn="if lineDrawn pixelLineWidth 0"/>
+                  <v:f eqn="sum @0 1 0"/>
+                  <v:f eqn="sum 0 0 @1"/>
+                  <v:f eqn="prod @2 1 2"/>
+                  <v:f eqn="prod @3 21600 pixelWidth"/>
+                  <v:f eqn="prod @3 21600 pixelHeight"/>
+                  <v:f eqn="sum @0 0 1"/>
+                  <v:f eqn="prod @6 1 2"/>
+                  <v:f eqn="prod @7 21600 pixelWidth"/>
+                  <v:f eqn="sum @8 21600 0"/>
+                  <v:f eqn="prod @7 21600 pixelHeight"/>
+                  <v:f eqn="sum @10 21600 0"/>
+                </v:formulas>
+                <v:path o:extrusionok="f" gradientshapeok="t" o:connecttype="rect"/>
+                <o:lock v:ext="edit" aspectratio="t"/>
+              </v:shapetype>
+              <v:shape id="_x0000_i20" o:spid="_x0000_s20" type="#_x0000_t75" style="width:467.75pt;height:235.61pt;mso-wrap-distance-left:0.00pt;mso-wrap-distance-top:0.00pt;mso-wrap-distance-right:0.00pt;mso-wrap-distance-bottom:0.00pt;z-index:1;" stroked="false">
+                <v:imagedata r:id="rId29" o:title=""/>
+                <o:lock v:ext="edit" rotation="t"/>
+              </v:shape>
+            </w:pict>
+          </mc:Fallback>
+        </mc:AlternateContent>
+      </w:r>
+      <w:r>
+        <w:rPr>
+          <w:rFonts w:ascii="Times New Roman" w:hAnsi="Times New Roman" w:eastAsia="Times New Roman" w:cs="Times New Roman"/>
+          <w:color w:val="000000"/>
+          <w:sz w:val="24"/>
+          <w:highlight w:val="none"/>
+        </w:rPr>
+      </w:r>
+      <w:r>
+        <w:rPr>
+          <w:rFonts w:ascii="Times New Roman" w:hAnsi="Times New Roman" w:eastAsia="Times New Roman" w:cs="Times New Roman"/>
+          <w:color w:val="000000"/>
+          <w:sz w:val="24"/>
+          <w:highlight w:val="none"/>
+        </w:rPr>
+      </w:r>
+      <w:r>
+        <w:rPr>
+          <w:rFonts w:ascii="Times New Roman" w:hAnsi="Times New Roman" w:eastAsia="Times New Roman" w:cs="Times New Roman"/>
+          <w:color w:val="000000"/>
+          <w:sz w:val="24"/>
+          <w:szCs w:val="24"/>
+        </w:rPr>
+      </w:r>
+    </w:p>
+    <w:p>
+      <w:pPr>
+        <w:pBdr>
+          <w:top w:val="none" w:color="000000" w:sz="4" w:space="0"/>
+          <w:left w:val="none" w:color="000000" w:sz="4" w:space="0"/>
+          <w:bottom w:val="none" w:color="000000" w:sz="4" w:space="0"/>
+          <w:right w:val="none" w:color="000000" w:sz="4" w:space="0"/>
+        </w:pBdr>
+        <w:spacing/>
+        <w:ind w:right="0" w:firstLine="0" w:left="0"/>
+        <w:jc w:val="both"/>
+        <w:rPr>
+          <w:rFonts w:ascii="Times New Roman" w:hAnsi="Times New Roman" w:eastAsia="Times New Roman" w:cs="Times New Roman"/>
+          <w:color w:val="000000"/>
+          <w:sz w:val="24"/>
+          <w:szCs w:val="24"/>
+          <w14:ligatures w14:val="none"/>
+        </w:rPr>
+      </w:pPr>
+      <w:r>
+        <w:rPr>
+          <w:rFonts w:ascii="Times New Roman" w:hAnsi="Times New Roman" w:eastAsia="Times New Roman" w:cs="Times New Roman"/>
+          <w:color w:val="000000"/>
+          <w:sz w:val="24"/>
+          <w:highlight w:val="none"/>
+        </w:rPr>
+        <w:t xml:space="preserve">i  is incremented from 0 to 16 inside of the for() condition. But on this last iteration (the 17th), i will also be modified inside the block </w:t>
+      </w:r>
+      <w:r>
+        <w:rPr>
+          <w:rFonts w:ascii="Times New Roman" w:hAnsi="Times New Roman" w:eastAsia="Times New Roman" w:cs="Times New Roman"/>
+          <w:b/>
+          <w:bCs/>
+          <w:color w:val="000000"/>
+          <w:sz w:val="24"/>
+        </w:rPr>
+        <w:t xml:space="preserve">buf[16] = str[16];</w:t>
+      </w:r>
+      <w:r>
+        <w:rPr>
+          <w:rFonts w:ascii="Times New Roman" w:hAnsi="Times New Roman" w:eastAsia="Times New Roman" w:cs="Times New Roman"/>
+          <w:color w:val="000000"/>
+          <w:sz w:val="24"/>
+          <w:highlight w:val="none"/>
+        </w:rPr>
+        <w:t xml:space="preserve"> </w:t>
+      </w:r>
+      <w:r>
+        <w:rPr>
+          <w:rFonts w:ascii="Times New Roman" w:hAnsi="Times New Roman" w:eastAsia="Times New Roman" w:cs="Times New Roman"/>
+          <w:color w:val="000000"/>
+          <w:sz w:val="24"/>
+        </w:rPr>
+        <w:t xml:space="preserve">Instead of i becoming 17,</w:t>
+      </w:r>
+      <w:r>
+        <w:rPr>
+          <w:rFonts w:ascii="Times New Roman" w:hAnsi="Times New Roman" w:eastAsia="Times New Roman" w:cs="Times New Roman"/>
+          <w:color w:val="000000"/>
+          <w:sz w:val="24"/>
+          <w:highlight w:val="none"/>
+        </w:rPr>
+        <w:t xml:space="preserve"> i become 0 because of the null byte of the input str.</w:t>
+      </w:r>
+      <w:r>
+        <w:rPr>
+          <w:rFonts w:ascii="Times New Roman" w:hAnsi="Times New Roman" w:eastAsia="Times New Roman" w:cs="Times New Roman"/>
+          <w:color w:val="000000"/>
+          <w:sz w:val="24"/>
+          <w:highlight w:val="none"/>
+        </w:rPr>
+      </w:r>
+    </w:p>
+    <w:p>
+      <w:pPr>
+        <w:pBdr>
+          <w:top w:val="none" w:color="000000" w:sz="4" w:space="0"/>
+          <w:left w:val="none" w:color="000000" w:sz="4" w:space="0"/>
+          <w:bottom w:val="none" w:color="000000" w:sz="4" w:space="0"/>
+          <w:right w:val="none" w:color="000000" w:sz="4" w:space="0"/>
+        </w:pBdr>
+        <w:spacing/>
+        <w:ind w:right="0" w:firstLine="0" w:left="0"/>
+        <w:jc w:val="both"/>
+        <w:rPr>
+          <w:rFonts w:ascii="Times New Roman" w:hAnsi="Times New Roman" w:eastAsia="Times New Roman" w:cs="Times New Roman"/>
+          <w:color w:val="000000"/>
+          <w:sz w:val="24"/>
+          <w:szCs w:val="24"/>
+          <w:highlight w:val="none"/>
+          <w14:ligatures w14:val="none"/>
+        </w:rPr>
+      </w:pPr>
+      <w:r>
+        <w:rPr>
+          <w:rFonts w:ascii="Times New Roman" w:hAnsi="Times New Roman" w:eastAsia="Times New Roman" w:cs="Times New Roman"/>
+          <w:color w:val="000000"/>
+          <w:sz w:val="24"/>
+          <w:szCs w:val="24"/>
+          <w:highlight w:val="none"/>
+        </w:rPr>
+      </w:r>
+      <w:r>
+        <w:rPr>
+          <w:rFonts w:ascii="Times New Roman" w:hAnsi="Times New Roman" w:eastAsia="Times New Roman" w:cs="Times New Roman"/>
+          <w:color w:val="000000"/>
+          <w:sz w:val="24"/>
+          <w:szCs w:val="24"/>
+          <w:highlight w:val="none"/>
+        </w:rPr>
+      </w:r>
+      <w:r>
+        <w:rPr>
+          <w:rFonts w:ascii="Times New Roman" w:hAnsi="Times New Roman" w:eastAsia="Times New Roman" w:cs="Times New Roman"/>
+          <w:color w:val="000000"/>
+          <w:sz w:val="24"/>
+          <w:szCs w:val="24"/>
+          <w:highlight w:val="none"/>
+        </w:rPr>
+      </w:r>
+    </w:p>
+    <w:p>
+      <w:pPr>
+        <w:pBdr>
+          <w:top w:val="none" w:color="000000" w:sz="4" w:space="0"/>
+          <w:left w:val="none" w:color="000000" w:sz="4" w:space="0"/>
+          <w:bottom w:val="none" w:color="000000" w:sz="4" w:space="0"/>
+          <w:right w:val="none" w:color="000000" w:sz="4" w:space="0"/>
+        </w:pBdr>
+        <w:spacing/>
+        <w:ind w:right="0" w:firstLine="0" w:left="0"/>
+        <w:jc w:val="both"/>
+        <w:rPr>
+          <w:rFonts w:ascii="Times New Roman" w:hAnsi="Times New Roman" w:eastAsia="Times New Roman" w:cs="Times New Roman"/>
+          <w:color w:val="000000"/>
+          <w:sz w:val="24"/>
+          <w:szCs w:val="24"/>
+          <w:highlight w:val="none"/>
+          <w14:ligatures w14:val="none"/>
+        </w:rPr>
+      </w:pPr>
+      <w:r>
+        <w:rPr>
+          <w:rFonts w:ascii="Times New Roman" w:hAnsi="Times New Roman" w:eastAsia="Times New Roman" w:cs="Times New Roman"/>
+          <w:color w:val="000000"/>
+          <w:sz w:val="24"/>
+          <w:szCs w:val="24"/>
+          <w:highlight w:val="none"/>
+        </w:rPr>
+      </w:r>
+      <w:r>
+        <w:rPr>
+          <w:rFonts w:ascii="Times New Roman" w:hAnsi="Times New Roman" w:eastAsia="Times New Roman" w:cs="Times New Roman"/>
+          <w:color w:val="000000"/>
+          <w:sz w:val="24"/>
+          <w:szCs w:val="24"/>
+          <w:highlight w:val="none"/>
+        </w:rPr>
+      </w:r>
+      <w:r>
+        <w:rPr>
+          <w:rFonts w:ascii="Times New Roman" w:hAnsi="Times New Roman" w:eastAsia="Times New Roman" w:cs="Times New Roman"/>
+          <w:color w:val="000000"/>
+          <w:sz w:val="24"/>
+          <w:szCs w:val="24"/>
+          <w:highlight w:val="none"/>
+        </w:rPr>
+      </w:r>
+    </w:p>
+    <w:p>
+      <w:pPr>
+        <w:pBdr/>
+        <w:shd w:val="nil"/>
+        <w:spacing/>
+        <w:ind/>
+        <w:rPr>
+          <w:highlight w:val="none"/>
+          <w14:ligatures w14:val="none"/>
+        </w:rPr>
+      </w:pPr>
+      <w:r>
+        <w:rPr>
+          <w:highlight w:val="none"/>
+        </w:rPr>
+        <w:br w:type="page" w:clear="all"/>
+      </w:r>
+      <w:r>
+        <w:rPr>
+          <w:highlight w:val="none"/>
+        </w:rPr>
+      </w:r>
+      <w:r>
+        <w:rPr>
+          <w:highlight w:val="none"/>
+        </w:rPr>
+      </w:r>
+    </w:p>
+    <w:p>
+      <w:pPr>
+        <w:pStyle w:val="833"/>
+        <w:pBdr/>
+        <w:spacing/>
+        <w:ind/>
+        <w:rPr>
+          <w:highlight w:val="none"/>
+          <w14:ligatures w14:val="none"/>
+        </w:rPr>
+      </w:pPr>
+      <w:r>
+        <w:rPr>
+          <w:highlight w:val="none"/>
+        </w:rPr>
+      </w:r>
+      <w:r>
+        <w:rPr>
+          <w:highlight w:val="none"/>
+        </w:rPr>
+        <w:t xml:space="preserve">5 Infinite Loop by Overflow</w:t>
+      </w:r>
+      <w:r>
+        <w:rPr>
+          <w:highlight w:val="none"/>
+        </w:rPr>
+      </w:r>
+      <w:r>
+        <w:rPr>
+          <w:highlight w:val="none"/>
+        </w:rPr>
+      </w:r>
+    </w:p>
+    <w:p>
+      <w:pPr>
+        <w:pBdr>
+          <w:top w:val="none" w:color="000000" w:sz="4" w:space="0"/>
+          <w:left w:val="none" w:color="000000" w:sz="4" w:space="0"/>
+          <w:bottom w:val="none" w:color="000000" w:sz="4" w:space="0"/>
+          <w:right w:val="none" w:color="000000" w:sz="4" w:space="0"/>
+        </w:pBdr>
+        <w:spacing/>
+        <w:ind w:right="0" w:firstLine="0" w:left="0"/>
+        <w:jc w:val="both"/>
+        <w:rPr>
+          <w:rFonts w:ascii="Times New Roman" w:hAnsi="Times New Roman" w:eastAsia="Times New Roman" w:cs="Times New Roman"/>
+          <w:color w:val="000000"/>
+          <w:sz w:val="24"/>
+          <w:szCs w:val="24"/>
+          <w:highlight w:val="none"/>
+          <w14:ligatures w14:val="none"/>
+        </w:rPr>
+      </w:pPr>
+      <w:r>
+        <w:rPr>
+          <w:highlight w:val="none"/>
+        </w:rPr>
+      </w:r>
+      <w:r>
+        <w:rPr>
+          <w:highlight w:val="none"/>
+        </w:rPr>
+        <w:t xml:space="preserve">You should be able to provoke an infinite loop in the code by using an overflow of the strcpy function inside "foo" to overwrite the EBP and EIP values on the stack.</w:t>
+      </w:r>
+      <w:r>
+        <w:rPr>
+          <w:highlight w:val="none"/>
+        </w:rPr>
+      </w:r>
+      <w:r>
+        <w:rPr>
+          <w:highlight w:val="none"/>
+        </w:rPr>
+      </w:r>
+      <w:r>
+        <w:rPr>
+          <w:highlight w:val="none"/>
+        </w:rPr>
+      </w:r>
+    </w:p>
+    <w:p>
+      <w:pPr>
+        <w:pBdr>
+          <w:top w:val="none" w:color="000000" w:sz="4" w:space="0"/>
+          <w:left w:val="none" w:color="000000" w:sz="4" w:space="0"/>
+          <w:bottom w:val="none" w:color="000000" w:sz="4" w:space="0"/>
+          <w:right w:val="none" w:color="000000" w:sz="4" w:space="0"/>
+        </w:pBdr>
+        <w:spacing/>
+        <w:ind w:right="0" w:firstLine="0" w:left="0"/>
+        <w:jc w:val="both"/>
+        <w:rPr>
+          <w:rFonts w:ascii="Times New Roman" w:hAnsi="Times New Roman" w:eastAsia="Times New Roman" w:cs="Times New Roman"/>
+          <w:color w:val="000000"/>
+          <w:sz w:val="24"/>
+          <w:szCs w:val="24"/>
+          <w:highlight w:val="none"/>
+          <w14:ligatures w14:val="none"/>
+        </w:rPr>
+      </w:pPr>
+      <w:r>
+        <w:rPr>
+          <w:rFonts w:ascii="Times New Roman" w:hAnsi="Times New Roman" w:eastAsia="Times New Roman" w:cs="Times New Roman"/>
+          <w:color w:val="000000"/>
+          <w:sz w:val="24"/>
+          <w:szCs w:val="24"/>
+          <w:highlight w:val="none"/>
+        </w:rPr>
+      </w:r>
+      <w:r>
+        <w:rPr>
+          <w:rFonts w:ascii="Times New Roman" w:hAnsi="Times New Roman" w:eastAsia="Times New Roman" w:cs="Times New Roman"/>
+          <w:color w:val="000000"/>
+          <w:sz w:val="24"/>
+          <w:szCs w:val="24"/>
+          <w:highlight w:val="none"/>
+        </w:rPr>
+      </w:r>
+      <w:r>
+        <mc:AlternateContent>
+          <mc:Choice Requires="wpg">
+            <w:drawing>
+              <wp:inline xmlns:wp="http://schemas.openxmlformats.org/drawingml/2006/wordprocessingDrawing" distT="0" distB="0" distL="0" distR="0">
+                <wp:extent cx="4730115" cy="2838865"/>
+                <wp:effectExtent l="0" t="0" r="0" b="0"/>
+                <wp:docPr id="22" name=""/>
+                <wp:cNvGraphicFramePr>
+                  <a:graphicFrameLocks xmlns:a="http://schemas.openxmlformats.org/drawingml/2006/main" noChangeAspect="1"/>
+                </wp:cNvGraphicFramePr>
+                <a:graphic xmlns:a="http://schemas.openxmlformats.org/drawingml/2006/main">
+                  <a:graphicData uri="http://schemas.openxmlformats.org/drawingml/2006/picture">
+                    <pic:pic xmlns:pic="http://schemas.openxmlformats.org/drawingml/2006/picture">
+                      <pic:nvPicPr>
+                        <pic:cNvPr id="1081527223" name=""/>
+                        <pic:cNvPicPr>
+                          <a:picLocks noChangeAspect="1"/>
+                        </pic:cNvPicPr>
+                        <pic:nvPr/>
+                      </pic:nvPicPr>
+                      <pic:blipFill rotWithShape="1">
+                        <a:blip r:embed="rId30"/>
+                        <a:stretch/>
+                      </pic:blipFill>
+                      <pic:spPr bwMode="auto">
+                        <a:xfrm flipH="0" flipV="0">
+                          <a:off x="0" y="0"/>
+                          <a:ext cx="4730114" cy="2838864"/>
+                        </a:xfrm>
+                        <a:prstGeom prst="rect">
+                          <a:avLst/>
+                        </a:prstGeom>
+                      </pic:spPr>
+                    </pic:pic>
+                  </a:graphicData>
+                </a:graphic>
+              </wp:inline>
+            </w:drawing>
+          </mc:Choice>
+          <mc:Fallback>
+            <w:pict>
+              <v:shapetype id="_x0000_t75" coordsize="21600,21600" o:spt="75" o:preferrelative="t" path="m@4@5l@4@11@9@11@9@5xe" filled="f" stroked="f">
+                <v:stroke joinstyle="miter"/>
+                <v:formulas>
+                  <v:f eqn="if lineDrawn pixelLineWidth 0"/>
+                  <v:f eqn="sum @0 1 0"/>
+                  <v:f eqn="sum 0 0 @1"/>
+                  <v:f eqn="prod @2 1 2"/>
+                  <v:f eqn="prod @3 21600 pixelWidth"/>
+                  <v:f eqn="prod @3 21600 pixelHeight"/>
+                  <v:f eqn="sum @0 0 1"/>
+                  <v:f eqn="prod @6 1 2"/>
+                  <v:f eqn="prod @7 21600 pixelWidth"/>
+                  <v:f eqn="sum @8 21600 0"/>
+                  <v:f eqn="prod @7 21600 pixelHeight"/>
+                  <v:f eqn="sum @10 21600 0"/>
+                </v:formulas>
+                <v:path o:extrusionok="f" gradientshapeok="t" o:connecttype="rect"/>
+                <o:lock v:ext="edit" aspectratio="t"/>
+              </v:shapetype>
+              <v:shape id="_x0000_i21" o:spid="_x0000_s21" type="#_x0000_t75" style="width:372.45pt;height:223.53pt;mso-wrap-distance-left:0.00pt;mso-wrap-distance-top:0.00pt;mso-wrap-distance-right:0.00pt;mso-wrap-distance-bottom:0.00pt;z-index:1;" stroked="false">
+                <v:imagedata r:id="rId30" o:title=""/>
+                <o:lock v:ext="edit" rotation="t"/>
+              </v:shape>
+            </w:pict>
+          </mc:Fallback>
+        </mc:AlternateContent>
+      </w:r>
+      <w:r>
+        <w:rPr>
+          <w:rFonts w:ascii="Times New Roman" w:hAnsi="Times New Roman" w:eastAsia="Times New Roman" w:cs="Times New Roman"/>
+          <w:color w:val="000000"/>
+          <w:sz w:val="24"/>
+          <w:szCs w:val="24"/>
+          <w:highlight w:val="none"/>
+        </w:rPr>
+      </w:r>
+      <w:r>
+        <w:rPr>
+          <w:highlight w:val="none"/>
+        </w:rPr>
+      </w:r>
+    </w:p>
+    <w:p>
+      <w:pPr>
+        <w:pBdr>
+          <w:top w:val="none" w:color="000000" w:sz="4" w:space="0"/>
+          <w:left w:val="none" w:color="000000" w:sz="4" w:space="0"/>
+          <w:bottom w:val="none" w:color="000000" w:sz="4" w:space="0"/>
+          <w:right w:val="none" w:color="000000" w:sz="4" w:space="0"/>
+        </w:pBdr>
+        <w:spacing/>
+        <w:ind w:right="0" w:firstLine="0" w:left="0"/>
+        <w:jc w:val="both"/>
+        <w:rPr>
+          <w:rFonts w:ascii="Times New Roman" w:hAnsi="Times New Roman" w:eastAsia="Times New Roman" w:cs="Times New Roman"/>
+          <w:color w:val="000000"/>
+          <w:sz w:val="24"/>
+          <w:szCs w:val="24"/>
+          <w:highlight w:val="none"/>
+          <w14:ligatures w14:val="none"/>
+        </w:rPr>
+      </w:pPr>
+      <w:r>
+        <w:rPr>
+          <w:rFonts w:ascii="Times New Roman" w:hAnsi="Times New Roman" w:eastAsia="Times New Roman" w:cs="Times New Roman"/>
+          <w:color w:val="000000"/>
+          <w:sz w:val="24"/>
+          <w:szCs w:val="24"/>
+          <w:highlight w:val="none"/>
+        </w:rPr>
+      </w:r>
+      <w:r>
+        <mc:AlternateContent>
+          <mc:Choice Requires="wpg">
+            <w:drawing>
+              <wp:inline xmlns:wp="http://schemas.openxmlformats.org/drawingml/2006/wordprocessingDrawing" distT="0" distB="0" distL="0" distR="0">
+                <wp:extent cx="5940425" cy="1613300"/>
+                <wp:effectExtent l="0" t="0" r="0" b="0"/>
+                <wp:docPr id="23" name=""/>
+                <wp:cNvGraphicFramePr>
+                  <a:graphicFrameLocks xmlns:a="http://schemas.openxmlformats.org/drawingml/2006/main" noChangeAspect="1"/>
+                </wp:cNvGraphicFramePr>
+                <a:graphic xmlns:a="http://schemas.openxmlformats.org/drawingml/2006/main">
+                  <a:graphicData uri="http://schemas.openxmlformats.org/drawingml/2006/picture">
+                    <pic:pic xmlns:pic="http://schemas.openxmlformats.org/drawingml/2006/picture">
+                      <pic:nvPicPr>
+                        <pic:cNvPr id="980812035" name=""/>
+                        <pic:cNvPicPr>
+                          <a:picLocks noChangeAspect="1"/>
+                        </pic:cNvPicPr>
+                        <pic:nvPr/>
+                      </pic:nvPicPr>
+                      <pic:blipFill rotWithShape="1">
+                        <a:blip r:embed="rId31"/>
+                        <a:stretch/>
+                      </pic:blipFill>
+                      <pic:spPr bwMode="auto">
+                        <a:xfrm>
+                          <a:off x="0" y="0"/>
+                          <a:ext cx="5940424" cy="1613300"/>
+                        </a:xfrm>
+                        <a:prstGeom prst="rect">
+                          <a:avLst/>
+                        </a:prstGeom>
+                      </pic:spPr>
+                    </pic:pic>
+                  </a:graphicData>
+                </a:graphic>
+              </wp:inline>
+            </w:drawing>
+          </mc:Choice>
+          <mc:Fallback>
+            <w:pict>
+              <v:shapetype id="_x0000_t75" coordsize="21600,21600" o:spt="75" o:preferrelative="t" path="m@4@5l@4@11@9@11@9@5xe" filled="f" stroked="f">
+                <v:stroke joinstyle="miter"/>
+                <v:formulas>
+                  <v:f eqn="if lineDrawn pixelLineWidth 0"/>
+                  <v:f eqn="sum @0 1 0"/>
+                  <v:f eqn="sum 0 0 @1"/>
+                  <v:f eqn="prod @2 1 2"/>
+                  <v:f eqn="prod @3 21600 pixelWidth"/>
+                  <v:f eqn="prod @3 21600 pixelHeight"/>
+                  <v:f eqn="sum @0 0 1"/>
+                  <v:f eqn="prod @6 1 2"/>
+                  <v:f eqn="prod @7 21600 pixelWidth"/>
+                  <v:f eqn="sum @8 21600 0"/>
+                  <v:f eqn="prod @7 21600 pixelHeight"/>
+                  <v:f eqn="sum @10 21600 0"/>
+                </v:formulas>
+                <v:path o:extrusionok="f" gradientshapeok="t" o:connecttype="rect"/>
+                <o:lock v:ext="edit" aspectratio="t"/>
+              </v:shapetype>
+              <v:shape id="_x0000_i22" o:spid="_x0000_s22" type="#_x0000_t75" style="width:467.75pt;height:127.03pt;mso-wrap-distance-left:0.00pt;mso-wrap-distance-top:0.00pt;mso-wrap-distance-right:0.00pt;mso-wrap-distance-bottom:0.00pt;z-index:1;" stroked="false">
+                <v:imagedata r:id="rId31" o:title=""/>
+                <o:lock v:ext="edit" rotation="t"/>
+              </v:shape>
+            </w:pict>
+          </mc:Fallback>
+        </mc:AlternateContent>
+      </w:r>
+      <w:r>
+        <w:rPr>
+          <w:rFonts w:ascii="Times New Roman" w:hAnsi="Times New Roman" w:eastAsia="Times New Roman" w:cs="Times New Roman"/>
+          <w:color w:val="000000"/>
+          <w:sz w:val="24"/>
+          <w:szCs w:val="24"/>
+          <w:highlight w:val="none"/>
+        </w:rPr>
+      </w:r>
+      <w:r>
+        <w:rPr>
+          <w:rFonts w:ascii="Times New Roman" w:hAnsi="Times New Roman" w:eastAsia="Times New Roman" w:cs="Times New Roman"/>
+          <w:color w:val="000000"/>
+          <w:sz w:val="24"/>
+          <w:szCs w:val="24"/>
+          <w:highlight w:val="none"/>
+        </w:rPr>
+      </w:r>
+      <w:r>
+        <w:rPr>
+          <w:highlight w:val="none"/>
+        </w:rPr>
+      </w:r>
+    </w:p>
+    <w:p>
+      <w:pPr>
+        <w:pBdr>
+          <w:top w:val="none" w:color="000000" w:sz="4" w:space="0"/>
+          <w:left w:val="none" w:color="000000" w:sz="4" w:space="0"/>
+          <w:bottom w:val="none" w:color="000000" w:sz="4" w:space="0"/>
+          <w:right w:val="none" w:color="000000" w:sz="4" w:space="0"/>
+        </w:pBdr>
+        <w:spacing/>
+        <w:ind w:right="0" w:firstLine="0" w:left="0"/>
+        <w:jc w:val="both"/>
+        <w:rPr>
+          <w:rFonts w:ascii="Times New Roman" w:hAnsi="Times New Roman" w:eastAsia="Times New Roman" w:cs="Times New Roman"/>
+          <w:color w:val="000000"/>
+          <w:sz w:val="24"/>
+          <w:szCs w:val="24"/>
+          <w:highlight w:val="none"/>
+          <w14:ligatures w14:val="none"/>
+        </w:rPr>
+      </w:pPr>
+      <w:r>
+        <w:rPr>
+          <w:rFonts w:ascii="Times New Roman" w:hAnsi="Times New Roman" w:eastAsia="Times New Roman" w:cs="Times New Roman"/>
+          <w:color w:val="000000"/>
+          <w:sz w:val="24"/>
+          <w:szCs w:val="24"/>
+          <w:highlight w:val="none"/>
+        </w:rPr>
+        <w:t xml:space="preserve">—————————————
+</w:t>
+      </w:r>
+      <w:r>
+        <w:rPr>
+          <w:highlight w:val="none"/>
+        </w:rPr>
+      </w:r>
+    </w:p>
+    <w:p>
+      <w:pPr>
+        <w:pBdr>
+          <w:top w:val="none" w:color="000000" w:sz="4" w:space="0"/>
+          <w:left w:val="none" w:color="000000" w:sz="4" w:space="0"/>
+          <w:bottom w:val="none" w:color="000000" w:sz="4" w:space="0"/>
+          <w:right w:val="none" w:color="000000" w:sz="4" w:space="0"/>
+        </w:pBdr>
+        <w:spacing/>
+        <w:ind w:right="0" w:firstLine="0" w:left="0"/>
+        <w:jc w:val="both"/>
+        <w:rPr>
+          <w:rFonts w:ascii="Times New Roman" w:hAnsi="Times New Roman" w:eastAsia="Times New Roman" w:cs="Times New Roman"/>
+          <w:color w:val="000000"/>
+          <w:sz w:val="24"/>
+          <w:szCs w:val="24"/>
+          <w:highlight w:val="none"/>
+          <w14:ligatures w14:val="none"/>
+        </w:rPr>
+      </w:pPr>
+      <w:r>
+        <w:rPr>
+          <w:rFonts w:ascii="Times New Roman" w:hAnsi="Times New Roman" w:eastAsia="Times New Roman" w:cs="Times New Roman"/>
+          <w:color w:val="000000"/>
+          <w:sz w:val="24"/>
+          <w:szCs w:val="24"/>
+          <w:highlight w:val="none"/>
+        </w:rPr>
+      </w:r>
+      <w:r>
+        <mc:AlternateContent>
+          <mc:Choice Requires="wpg">
+            <w:drawing>
+              <wp:inline xmlns:wp="http://schemas.openxmlformats.org/drawingml/2006/wordprocessingDrawing" distT="0" distB="0" distL="0" distR="0">
+                <wp:extent cx="5940425" cy="2520077"/>
+                <wp:effectExtent l="0" t="0" r="0" b="0"/>
+                <wp:docPr id="24" name=""/>
+                <wp:cNvGraphicFramePr>
+                  <a:graphicFrameLocks xmlns:a="http://schemas.openxmlformats.org/drawingml/2006/main" noChangeAspect="1"/>
+                </wp:cNvGraphicFramePr>
+                <a:graphic xmlns:a="http://schemas.openxmlformats.org/drawingml/2006/main">
+                  <a:graphicData uri="http://schemas.openxmlformats.org/drawingml/2006/picture">
+                    <pic:pic xmlns:pic="http://schemas.openxmlformats.org/drawingml/2006/picture">
+                      <pic:nvPicPr>
+                        <pic:cNvPr id="2060050231" name=""/>
+                        <pic:cNvPicPr>
+                          <a:picLocks noChangeAspect="1"/>
+                        </pic:cNvPicPr>
+                        <pic:nvPr/>
+                      </pic:nvPicPr>
+                      <pic:blipFill rotWithShape="1">
+                        <a:blip r:embed="rId32"/>
+                        <a:stretch/>
+                      </pic:blipFill>
+                      <pic:spPr bwMode="auto">
+                        <a:xfrm>
+                          <a:off x="0" y="0"/>
+                          <a:ext cx="5940424" cy="2520076"/>
+                        </a:xfrm>
+                        <a:prstGeom prst="rect">
+                          <a:avLst/>
+                        </a:prstGeom>
+                      </pic:spPr>
+                    </pic:pic>
+                  </a:graphicData>
+                </a:graphic>
+              </wp:inline>
+            </w:drawing>
+          </mc:Choice>
+          <mc:Fallback>
+            <w:pict>
+              <v:shapetype id="_x0000_t75" coordsize="21600,21600" o:spt="75" o:preferrelative="t" path="m@4@5l@4@11@9@11@9@5xe" filled="f" stroked="f">
+                <v:stroke joinstyle="miter"/>
+                <v:formulas>
+                  <v:f eqn="if lineDrawn pixelLineWidth 0"/>
+                  <v:f eqn="sum @0 1 0"/>
+                  <v:f eqn="sum 0 0 @1"/>
+                  <v:f eqn="prod @2 1 2"/>
+                  <v:f eqn="prod @3 21600 pixelWidth"/>
+                  <v:f eqn="prod @3 21600 pixelHeight"/>
+                  <v:f eqn="sum @0 0 1"/>
+                  <v:f eqn="prod @6 1 2"/>
+                  <v:f eqn="prod @7 21600 pixelWidth"/>
+                  <v:f eqn="sum @8 21600 0"/>
+                  <v:f eqn="prod @7 21600 pixelHeight"/>
+                  <v:f eqn="sum @10 21600 0"/>
+                </v:formulas>
+                <v:path o:extrusionok="f" gradientshapeok="t" o:connecttype="rect"/>
+                <o:lock v:ext="edit" aspectratio="t"/>
+              </v:shapetype>
+              <v:shape id="_x0000_i23" o:spid="_x0000_s23" type="#_x0000_t75" style="width:467.75pt;height:198.43pt;mso-wrap-distance-left:0.00pt;mso-wrap-distance-top:0.00pt;mso-wrap-distance-right:0.00pt;mso-wrap-distance-bottom:0.00pt;z-index:1;" stroked="false">
+                <v:imagedata r:id="rId32" o:title=""/>
+                <o:lock v:ext="edit" rotation="t"/>
+              </v:shape>
+            </w:pict>
+          </mc:Fallback>
+        </mc:AlternateContent>
+      </w:r>
+      <w:r>
+        <w:rPr>
+          <w:rFonts w:ascii="Times New Roman" w:hAnsi="Times New Roman" w:eastAsia="Times New Roman" w:cs="Times New Roman"/>
+          <w:color w:val="000000"/>
+          <w:sz w:val="24"/>
+          <w:szCs w:val="24"/>
+          <w:highlight w:val="none"/>
+        </w:rPr>
+      </w:r>
+      <w:r>
+        <w:rPr>
+          <w:rFonts w:ascii="Times New Roman" w:hAnsi="Times New Roman" w:eastAsia="Times New Roman" w:cs="Times New Roman"/>
+          <w:color w:val="000000"/>
+          <w:sz w:val="24"/>
+          <w:szCs w:val="24"/>
+          <w:highlight w:val="none"/>
+        </w:rPr>
+      </w:r>
+      <w:r>
+        <w:rPr>
+          <w:highlight w:val="none"/>
+        </w:rPr>
+      </w:r>
+    </w:p>
+    <w:p>
+      <w:pPr>
+        <w:pBdr>
+          <w:top w:val="none" w:color="000000" w:sz="4" w:space="0"/>
+          <w:left w:val="none" w:color="000000" w:sz="4" w:space="0"/>
+          <w:bottom w:val="none" w:color="000000" w:sz="4" w:space="0"/>
+          <w:right w:val="none" w:color="000000" w:sz="4" w:space="0"/>
+        </w:pBdr>
+        <w:spacing/>
+        <w:ind w:right="0" w:firstLine="0" w:left="0"/>
+        <w:jc w:val="both"/>
+        <w:rPr>
+          <w:highlight w:val="none"/>
+          <w14:ligatures w14:val="none"/>
+        </w:rPr>
+      </w:pPr>
+      <w:r>
+        <w:rPr>
+          <w:rFonts w:ascii="Times New Roman" w:hAnsi="Times New Roman" w:eastAsia="Times New Roman" w:cs="Times New Roman"/>
+          <w:color w:val="000000"/>
+          <w:sz w:val="24"/>
+          <w:szCs w:val="24"/>
+          <w:highlight w:val="none"/>
+        </w:rPr>
+      </w:r>
+      <w:r>
+        <mc:AlternateContent>
+          <mc:Choice Requires="wpg">
+            <w:drawing>
+              <wp:inline xmlns:wp="http://schemas.openxmlformats.org/drawingml/2006/wordprocessingDrawing" distT="0" distB="0" distL="0" distR="0">
+                <wp:extent cx="5940425" cy="3604248"/>
+                <wp:effectExtent l="0" t="0" r="0" b="0"/>
+                <wp:docPr id="25" name=""/>
+                <wp:cNvGraphicFramePr>
+                  <a:graphicFrameLocks xmlns:a="http://schemas.openxmlformats.org/drawingml/2006/main" noChangeAspect="1"/>
+                </wp:cNvGraphicFramePr>
+                <a:graphic xmlns:a="http://schemas.openxmlformats.org/drawingml/2006/main">
+                  <a:graphicData uri="http://schemas.openxmlformats.org/drawingml/2006/picture">
+                    <pic:pic xmlns:pic="http://schemas.openxmlformats.org/drawingml/2006/picture">
+                      <pic:nvPicPr>
+                        <pic:cNvPr id="1577129779" name=""/>
+                        <pic:cNvPicPr>
+                          <a:picLocks noChangeAspect="1"/>
+                        </pic:cNvPicPr>
+                        <pic:nvPr/>
+                      </pic:nvPicPr>
+                      <pic:blipFill rotWithShape="1">
+                        <a:blip r:embed="rId33"/>
+                        <a:stretch/>
+                      </pic:blipFill>
+                      <pic:spPr bwMode="auto">
+                        <a:xfrm>
+                          <a:off x="0" y="0"/>
+                          <a:ext cx="5940424" cy="3604248"/>
+                        </a:xfrm>
+                        <a:prstGeom prst="rect">
+                          <a:avLst/>
+                        </a:prstGeom>
+                      </pic:spPr>
+                    </pic:pic>
+                  </a:graphicData>
+                </a:graphic>
+              </wp:inline>
+            </w:drawing>
+          </mc:Choice>
+          <mc:Fallback>
+            <w:pict>
+              <v:shapetype id="_x0000_t75" coordsize="21600,21600" o:spt="75" o:preferrelative="t" path="m@4@5l@4@11@9@11@9@5xe" filled="f" stroked="f">
+                <v:stroke joinstyle="miter"/>
+                <v:formulas>
+                  <v:f eqn="if lineDrawn pixelLineWidth 0"/>
+                  <v:f eqn="sum @0 1 0"/>
+                  <v:f eqn="sum 0 0 @1"/>
+                  <v:f eqn="prod @2 1 2"/>
+                  <v:f eqn="prod @3 21600 pixelWidth"/>
+                  <v:f eqn="prod @3 21600 pixelHeight"/>
+                  <v:f eqn="sum @0 0 1"/>
+                  <v:f eqn="prod @6 1 2"/>
+                  <v:f eqn="prod @7 21600 pixelWidth"/>
+                  <v:f eqn="sum @8 21600 0"/>
+                  <v:f eqn="prod @7 21600 pixelHeight"/>
+                  <v:f eqn="sum @10 21600 0"/>
+                </v:formulas>
+                <v:path o:extrusionok="f" gradientshapeok="t" o:connecttype="rect"/>
+                <o:lock v:ext="edit" aspectratio="t"/>
+              </v:shapetype>
+              <v:shape id="_x0000_i24" o:spid="_x0000_s24" type="#_x0000_t75" style="width:467.75pt;height:283.80pt;mso-wrap-distance-left:0.00pt;mso-wrap-distance-top:0.00pt;mso-wrap-distance-right:0.00pt;mso-wrap-distance-bottom:0.00pt;z-index:1;" stroked="false">
+                <v:imagedata r:id="rId33" o:title=""/>
+                <o:lock v:ext="edit" rotation="t"/>
+              </v:shape>
+            </w:pict>
+          </mc:Fallback>
+        </mc:AlternateContent>
+      </w:r>
+      <w:r>
+        <w:rPr>
+          <w:rFonts w:ascii="Times New Roman" w:hAnsi="Times New Roman" w:eastAsia="Times New Roman" w:cs="Times New Roman"/>
+          <w:color w:val="000000"/>
+          <w:sz w:val="24"/>
+          <w:szCs w:val="24"/>
+          <w:highlight w:val="none"/>
+        </w:rPr>
+      </w:r>
+      <w:r>
+        <w:rPr>
+          <w:rFonts w:ascii="Times New Roman" w:hAnsi="Times New Roman" w:eastAsia="Times New Roman" w:cs="Times New Roman"/>
+          <w:color w:val="000000"/>
+          <w:sz w:val="24"/>
+          <w:szCs w:val="24"/>
+          <w:highlight w:val="none"/>
+        </w:rPr>
+      </w:r>
+      <w:r>
+        <w:rPr>
+          <w:rFonts w:ascii="Times New Roman" w:hAnsi="Times New Roman" w:eastAsia="Times New Roman" w:cs="Times New Roman"/>
+          <w:color w:val="000000"/>
+          <w:sz w:val="24"/>
+          <w:szCs w:val="24"/>
+          <w:highlight w:val="none"/>
+        </w:rPr>
+      </w:r>
+    </w:p>
+    <w:p>
+      <w:pPr>
+        <w:pBdr>
+          <w:top w:val="none" w:color="000000" w:sz="4" w:space="0"/>
+          <w:left w:val="none" w:color="000000" w:sz="4" w:space="0"/>
+          <w:bottom w:val="none" w:color="000000" w:sz="4" w:space="0"/>
+          <w:right w:val="none" w:color="000000" w:sz="4" w:space="0"/>
+        </w:pBdr>
+        <w:spacing/>
+        <w:ind w:right="0" w:firstLine="0" w:left="0"/>
+        <w:jc w:val="both"/>
+        <w:rPr>
+          <w:rFonts w:ascii="Times New Roman" w:hAnsi="Times New Roman" w:eastAsia="Times New Roman" w:cs="Times New Roman"/>
+          <w:color w:val="000000"/>
+          <w:sz w:val="24"/>
+          <w:szCs w:val="24"/>
+          <w:highlight w:val="none"/>
+          <w14:ligatures w14:val="none"/>
+        </w:rPr>
+      </w:pPr>
+      <w:r>
+        <w:rPr>
+          <w:rFonts w:ascii="Times New Roman" w:hAnsi="Times New Roman" w:eastAsia="Times New Roman" w:cs="Times New Roman"/>
+          <w:color w:val="000000"/>
+          <w:sz w:val="24"/>
+          <w:szCs w:val="24"/>
+          <w:highlight w:val="none"/>
+        </w:rPr>
+      </w:r>
+      <w:r>
+        <w:rPr>
+          <w:rFonts w:ascii="Times New Roman" w:hAnsi="Times New Roman" w:eastAsia="Times New Roman" w:cs="Times New Roman"/>
+          <w:color w:val="000000"/>
+          <w:sz w:val="24"/>
+          <w:szCs w:val="24"/>
+          <w:highlight w:val="none"/>
+        </w:rPr>
+      </w:r>
+      <w:r>
+        <w:rPr>
+          <w:rFonts w:ascii="Times New Roman" w:hAnsi="Times New Roman" w:eastAsia="Times New Roman" w:cs="Times New Roman"/>
+          <w:color w:val="000000"/>
+          <w:sz w:val="24"/>
+          <w:szCs w:val="24"/>
+          <w:highlight w:val="none"/>
+        </w:rPr>
+      </w:r>
+    </w:p>
+    <w:p>
+      <w:pPr>
+        <w:pBdr>
+          <w:top w:val="none" w:color="000000" w:sz="4" w:space="0"/>
+          <w:left w:val="none" w:color="000000" w:sz="4" w:space="0"/>
+          <w:bottom w:val="none" w:color="000000" w:sz="4" w:space="0"/>
+          <w:right w:val="none" w:color="000000" w:sz="4" w:space="0"/>
+        </w:pBdr>
+        <w:spacing/>
+        <w:ind w:right="0" w:firstLine="0" w:left="0"/>
+        <w:jc w:val="both"/>
+        <w:rPr>
+          <w:rFonts w:ascii="Times New Roman" w:hAnsi="Times New Roman" w:eastAsia="Times New Roman" w:cs="Times New Roman"/>
+          <w:color w:val="000000"/>
+          <w:sz w:val="24"/>
+          <w:szCs w:val="24"/>
+          <w:highlight w:val="none"/>
+          <w14:ligatures w14:val="none"/>
+        </w:rPr>
+      </w:pPr>
+      <w:r>
+        <w:rPr>
+          <w:rFonts w:ascii="Times New Roman" w:hAnsi="Times New Roman" w:eastAsia="Times New Roman" w:cs="Times New Roman"/>
+          <w:color w:val="000000"/>
+          <w:sz w:val="24"/>
+          <w:szCs w:val="24"/>
+          <w:highlight w:val="none"/>
+        </w:rPr>
+      </w:r>
+      <w:r>
+        <w:rPr>
+          <w:rFonts w:ascii="Times New Roman" w:hAnsi="Times New Roman" w:eastAsia="Times New Roman" w:cs="Times New Roman"/>
+          <w:color w:val="000000"/>
+          <w:sz w:val="24"/>
+          <w:szCs w:val="24"/>
+          <w:highlight w:val="none"/>
+        </w:rPr>
+      </w:r>
+      <w:r>
+        <w:rPr>
+          <w:rFonts w:ascii="Times New Roman" w:hAnsi="Times New Roman" w:eastAsia="Times New Roman" w:cs="Times New Roman"/>
+          <w:color w:val="000000"/>
+          <w:sz w:val="24"/>
+          <w:szCs w:val="24"/>
+          <w:highlight w:val="none"/>
+        </w:rPr>
+      </w:r>
+    </w:p>
+    <w:p>
+      <w:pPr>
+        <w:pBdr>
+          <w:top w:val="none" w:color="000000" w:sz="4" w:space="0"/>
+          <w:left w:val="none" w:color="000000" w:sz="4" w:space="0"/>
+          <w:bottom w:val="none" w:color="000000" w:sz="4" w:space="0"/>
+          <w:right w:val="none" w:color="000000" w:sz="4" w:space="0"/>
+        </w:pBdr>
+        <w:spacing/>
+        <w:ind w:right="0" w:firstLine="0" w:left="0"/>
+        <w:jc w:val="both"/>
+        <w:rPr>
+          <w:rFonts w:ascii="Times New Roman" w:hAnsi="Times New Roman" w:eastAsia="Times New Roman" w:cs="Times New Roman"/>
+          <w:color w:val="000000"/>
+          <w:sz w:val="24"/>
+          <w:szCs w:val="24"/>
+          <w:highlight w:val="none"/>
+          <w14:ligatures w14:val="none"/>
+        </w:rPr>
+      </w:pPr>
       <w:r>
         <w:rPr>
           <w:rFonts w:ascii="Times New Roman" w:hAnsi="Times New Roman" w:eastAsia="Times New Roman" w:cs="Times New Roman"/>
@@ -3649,7 +6227,6 @@
         <w:ind/>
         <w:rPr/>
       </w:pPr>
-      <w:r/>
       <w:r>
         <w:separator/>
       </w:r>
@@ -3664,7 +6241,6 @@
         <w:ind/>
         <w:rPr/>
       </w:pPr>
-      <w:r/>
       <w:r>
         <w:continuationSeparator/>
       </w:r>
@@ -3684,7 +6260,6 @@
         <w:ind/>
         <w:rPr/>
       </w:pPr>
-      <w:r/>
       <w:r>
         <w:separator/>
       </w:r>
@@ -3699,7 +6274,6 @@
         <w:ind/>
         <w:rPr/>
       </w:pPr>
-      <w:r/>
       <w:r>
         <w:continuationSeparator/>
       </w:r>
@@ -4322,9 +6896,9 @@
     <w:lsdException w:name="Bibliography" w:uiPriority="37"/>
     <w:lsdException w:name="TOC Heading" w:uiPriority="39" w:qFormat="1"/>
   </w:latentStyles>
-  <w:style w:type="table" w:styleId="12">
+  <w:style w:type="table" w:styleId="707">
     <w:name w:val="Table Grid"/>
-    <w:basedOn w:val="665"/>
+    <w:basedOn w:val="893"/>
     <w:uiPriority w:val="59"/>
     <w:pPr>
       <w:pBdr/>
@@ -4521,9 +7095,9 @@
       </w:tcPr>
     </w:tblStylePr>
   </w:style>
-  <w:style w:type="table" w:styleId="13">
+  <w:style w:type="table" w:styleId="708">
     <w:name w:val="Table Grid Light"/>
-    <w:basedOn w:val="665"/>
+    <w:basedOn w:val="893"/>
     <w:uiPriority w:val="59"/>
     <w:pPr>
       <w:pBdr/>
@@ -4720,9 +7294,9 @@
       </w:tcPr>
     </w:tblStylePr>
   </w:style>
-  <w:style w:type="table" w:styleId="14">
+  <w:style w:type="table" w:styleId="709">
     <w:name w:val="Plain Table 1"/>
-    <w:basedOn w:val="665"/>
+    <w:basedOn w:val="893"/>
     <w:uiPriority w:val="59"/>
     <w:pPr>
       <w:pBdr/>
@@ -4945,9 +7519,9 @@
       </w:tcPr>
     </w:tblStylePr>
   </w:style>
-  <w:style w:type="table" w:styleId="15">
+  <w:style w:type="table" w:styleId="710">
     <w:name w:val="Plain Table 2"/>
-    <w:basedOn w:val="665"/>
+    <w:basedOn w:val="893"/>
     <w:uiPriority w:val="59"/>
     <w:pPr>
       <w:pBdr/>
@@ -5178,9 +7752,9 @@
       </w:tcPr>
     </w:tblStylePr>
   </w:style>
-  <w:style w:type="table" w:styleId="16">
+  <w:style w:type="table" w:styleId="711">
     <w:name w:val="Plain Table 3"/>
-    <w:basedOn w:val="665"/>
+    <w:basedOn w:val="893"/>
     <w:uiPriority w:val="99"/>
     <w:pPr>
       <w:pBdr/>
@@ -5408,9 +7982,9 @@
       </w:tcPr>
     </w:tblStylePr>
   </w:style>
-  <w:style w:type="table" w:styleId="17">
+  <w:style w:type="table" w:styleId="712">
     <w:name w:val="Plain Table 4"/>
-    <w:basedOn w:val="665"/>
+    <w:basedOn w:val="893"/>
     <w:uiPriority w:val="99"/>
     <w:pPr>
       <w:pBdr/>
@@ -5624,9 +8198,9 @@
       </w:tcPr>
     </w:tblStylePr>
   </w:style>
-  <w:style w:type="table" w:styleId="18">
+  <w:style w:type="table" w:styleId="713">
     <w:name w:val="Plain Table 5"/>
-    <w:basedOn w:val="665"/>
+    <w:basedOn w:val="893"/>
     <w:uiPriority w:val="99"/>
     <w:pPr>
       <w:pBdr/>
@@ -5857,9 +8431,9 @@
       </w:tcPr>
     </w:tblStylePr>
   </w:style>
-  <w:style w:type="table" w:styleId="19">
+  <w:style w:type="table" w:styleId="714">
     <w:name w:val="Grid Table 1 Light"/>
-    <w:basedOn w:val="665"/>
+    <w:basedOn w:val="893"/>
     <w:uiPriority w:val="99"/>
     <w:pPr>
       <w:pBdr/>
@@ -6080,9 +8654,9 @@
       </w:tcPr>
     </w:tblStylePr>
   </w:style>
-  <w:style w:type="table" w:styleId="20">
+  <w:style w:type="table" w:styleId="715">
     <w:name w:val="Grid Table 1 Light - Accent 1"/>
-    <w:basedOn w:val="665"/>
+    <w:basedOn w:val="893"/>
     <w:uiPriority w:val="99"/>
     <w:pPr>
       <w:pBdr/>
@@ -6303,9 +8877,9 @@
       </w:tcPr>
     </w:tblStylePr>
   </w:style>
-  <w:style w:type="table" w:styleId="21">
+  <w:style w:type="table" w:styleId="716">
     <w:name w:val="Grid Table 1 Light - Accent 2"/>
-    <w:basedOn w:val="665"/>
+    <w:basedOn w:val="893"/>
     <w:uiPriority w:val="99"/>
     <w:pPr>
       <w:pBdr/>
@@ -6526,9 +9100,9 @@
       </w:tcPr>
     </w:tblStylePr>
   </w:style>
-  <w:style w:type="table" w:styleId="22">
+  <w:style w:type="table" w:styleId="717">
     <w:name w:val="Grid Table 1 Light - Accent 3"/>
-    <w:basedOn w:val="665"/>
+    <w:basedOn w:val="893"/>
     <w:uiPriority w:val="99"/>
     <w:pPr>
       <w:pBdr/>
@@ -6749,9 +9323,9 @@
       </w:tcPr>
     </w:tblStylePr>
   </w:style>
-  <w:style w:type="table" w:styleId="23">
+  <w:style w:type="table" w:styleId="718">
     <w:name w:val="Grid Table 1 Light - Accent 4"/>
-    <w:basedOn w:val="665"/>
+    <w:basedOn w:val="893"/>
     <w:uiPriority w:val="99"/>
     <w:pPr>
       <w:pBdr/>
@@ -6972,9 +9546,9 @@
       </w:tcPr>
     </w:tblStylePr>
   </w:style>
-  <w:style w:type="table" w:styleId="24">
+  <w:style w:type="table" w:styleId="719">
     <w:name w:val="Grid Table 1 Light - Accent 5"/>
-    <w:basedOn w:val="665"/>
+    <w:basedOn w:val="893"/>
     <w:uiPriority w:val="99"/>
     <w:pPr>
       <w:pBdr/>
@@ -7195,9 +9769,9 @@
       </w:tcPr>
     </w:tblStylePr>
   </w:style>
-  <w:style w:type="table" w:styleId="25">
+  <w:style w:type="table" w:styleId="720">
     <w:name w:val="Grid Table 1 Light - Accent 6"/>
-    <w:basedOn w:val="665"/>
+    <w:basedOn w:val="893"/>
     <w:uiPriority w:val="99"/>
     <w:pPr>
       <w:pBdr/>
@@ -7418,9 +9992,9 @@
       </w:tcPr>
     </w:tblStylePr>
   </w:style>
-  <w:style w:type="table" w:styleId="26">
+  <w:style w:type="table" w:styleId="721">
     <w:name w:val="Grid Table 2"/>
-    <w:basedOn w:val="665"/>
+    <w:basedOn w:val="893"/>
     <w:uiPriority w:val="99"/>
     <w:pPr>
       <w:pBdr/>
@@ -7650,9 +10224,9 @@
       </w:tcPr>
     </w:tblStylePr>
   </w:style>
-  <w:style w:type="table" w:styleId="27">
+  <w:style w:type="table" w:styleId="722">
     <w:name w:val="Grid Table 2 - Accent 1"/>
-    <w:basedOn w:val="665"/>
+    <w:basedOn w:val="893"/>
     <w:uiPriority w:val="99"/>
     <w:pPr>
       <w:pBdr/>
@@ -7882,9 +10456,9 @@
       </w:tcPr>
     </w:tblStylePr>
   </w:style>
-  <w:style w:type="table" w:styleId="28">
+  <w:style w:type="table" w:styleId="723">
     <w:name w:val="Grid Table 2 - Accent 2"/>
-    <w:basedOn w:val="665"/>
+    <w:basedOn w:val="893"/>
     <w:uiPriority w:val="99"/>
     <w:pPr>
       <w:pBdr/>
@@ -8114,9 +10688,9 @@
       </w:tcPr>
     </w:tblStylePr>
   </w:style>
-  <w:style w:type="table" w:styleId="29">
+  <w:style w:type="table" w:styleId="724">
     <w:name w:val="Grid Table 2 - Accent 3"/>
-    <w:basedOn w:val="665"/>
+    <w:basedOn w:val="893"/>
     <w:uiPriority w:val="99"/>
     <w:pPr>
       <w:pBdr/>
@@ -8346,9 +10920,9 @@
       </w:tcPr>
     </w:tblStylePr>
   </w:style>
-  <w:style w:type="table" w:styleId="30">
+  <w:style w:type="table" w:styleId="725">
     <w:name w:val="Grid Table 2 - Accent 4"/>
-    <w:basedOn w:val="665"/>
+    <w:basedOn w:val="893"/>
     <w:uiPriority w:val="99"/>
     <w:pPr>
       <w:pBdr/>
@@ -8578,9 +11152,9 @@
       </w:tcPr>
     </w:tblStylePr>
   </w:style>
-  <w:style w:type="table" w:styleId="31">
+  <w:style w:type="table" w:styleId="726">
     <w:name w:val="Grid Table 2 - Accent 5"/>
-    <w:basedOn w:val="665"/>
+    <w:basedOn w:val="893"/>
     <w:uiPriority w:val="99"/>
     <w:pPr>
       <w:pBdr/>
@@ -8810,9 +11384,9 @@
       </w:tcPr>
     </w:tblStylePr>
   </w:style>
-  <w:style w:type="table" w:styleId="32">
+  <w:style w:type="table" w:styleId="727">
     <w:name w:val="Grid Table 2 - Accent 6"/>
-    <w:basedOn w:val="665"/>
+    <w:basedOn w:val="893"/>
     <w:uiPriority w:val="99"/>
     <w:pPr>
       <w:pBdr/>
@@ -9042,9 +11616,9 @@
       </w:tcPr>
     </w:tblStylePr>
   </w:style>
-  <w:style w:type="table" w:styleId="33">
+  <w:style w:type="table" w:styleId="728">
     <w:name w:val="Grid Table 3"/>
-    <w:basedOn w:val="665"/>
+    <w:basedOn w:val="893"/>
     <w:uiPriority w:val="99"/>
     <w:pPr>
       <w:pBdr/>
@@ -9143,29 +11717,6 @@
         <w:tblBorders/>
       </w:tblPr>
       <w:tcPr>
-        <w:shd w:color="ffffff"/>
-        <w:tcBorders>
-          <w:top w:val="none" w:color="000000" w:sz="4" w:space="0"/>
-          <w:left w:val="none" w:color="000000" w:sz="4" w:space="0"/>
-          <w:bottom w:val="none" w:color="000000" w:sz="4" w:space="0"/>
-          <w:right w:val="none" w:color="000000" w:sz="4" w:space="0"/>
-        </w:tcBorders>
-      </w:tcPr>
-    </w:tblStylePr>
-    <w:tblStylePr w:type="firstRow">
-      <w:rPr>
-        <w:b/>
-        <w:color w:val="404040"/>
-      </w:rPr>
-      <w:pPr>
-        <w:pBdr/>
-        <w:spacing/>
-        <w:ind/>
-      </w:pPr>
-      <w:tblPr>
-        <w:tblBorders/>
-      </w:tblPr>
-      <w:tcPr>
         <w:shd w:val="clear" w:color="ffffff"/>
         <w:tcBorders>
           <w:top w:val="none" w:color="000000" w:sz="4" w:space="0"/>
@@ -9175,30 +11726,7 @@
         </w:tcBorders>
       </w:tcPr>
     </w:tblStylePr>
-    <w:tblStylePr w:type="lastCol">
-      <w:rPr>
-        <w:i/>
-        <w:color w:val="404040"/>
-      </w:rPr>
-      <w:pPr>
-        <w:pBdr/>
-        <w:spacing/>
-        <w:ind/>
-      </w:pPr>
-      <w:tblPr>
-        <w:tblBorders/>
-      </w:tblPr>
-      <w:tcPr>
-        <w:shd w:color="ffffff"/>
-        <w:tcBorders>
-          <w:top w:val="none" w:color="000000" w:sz="4" w:space="0"/>
-          <w:left w:val="none" w:color="000000" w:sz="4" w:space="0"/>
-          <w:bottom w:val="none" w:color="000000" w:sz="4" w:space="0"/>
-          <w:right w:val="none" w:color="000000" w:sz="4" w:space="0"/>
-        </w:tcBorders>
-      </w:tcPr>
-    </w:tblStylePr>
-    <w:tblStylePr w:type="lastRow">
+    <w:tblStylePr w:type="firstRow">
       <w:rPr>
         <w:b/>
         <w:color w:val="404040"/>
@@ -9221,6 +11749,52 @@
         </w:tcBorders>
       </w:tcPr>
     </w:tblStylePr>
+    <w:tblStylePr w:type="lastCol">
+      <w:rPr>
+        <w:i/>
+        <w:color w:val="404040"/>
+      </w:rPr>
+      <w:pPr>
+        <w:pBdr/>
+        <w:spacing/>
+        <w:ind/>
+      </w:pPr>
+      <w:tblPr>
+        <w:tblBorders/>
+      </w:tblPr>
+      <w:tcPr>
+        <w:shd w:val="clear" w:color="ffffff"/>
+        <w:tcBorders>
+          <w:top w:val="none" w:color="000000" w:sz="4" w:space="0"/>
+          <w:left w:val="none" w:color="000000" w:sz="4" w:space="0"/>
+          <w:bottom w:val="none" w:color="000000" w:sz="4" w:space="0"/>
+          <w:right w:val="none" w:color="000000" w:sz="4" w:space="0"/>
+        </w:tcBorders>
+      </w:tcPr>
+    </w:tblStylePr>
+    <w:tblStylePr w:type="lastRow">
+      <w:rPr>
+        <w:b/>
+        <w:color w:val="404040"/>
+      </w:rPr>
+      <w:pPr>
+        <w:pBdr/>
+        <w:spacing/>
+        <w:ind/>
+      </w:pPr>
+      <w:tblPr>
+        <w:tblBorders/>
+      </w:tblPr>
+      <w:tcPr>
+        <w:shd w:val="clear" w:color="ffffff"/>
+        <w:tcBorders>
+          <w:top w:val="none" w:color="000000" w:sz="4" w:space="0"/>
+          <w:left w:val="none" w:color="000000" w:sz="4" w:space="0"/>
+          <w:bottom w:val="none" w:color="000000" w:sz="4" w:space="0"/>
+          <w:right w:val="none" w:color="000000" w:sz="4" w:space="0"/>
+        </w:tcBorders>
+      </w:tcPr>
+    </w:tblStylePr>
     <w:tblStylePr w:type="nwCell">
       <w:pPr>
         <w:pBdr/>
@@ -9287,9 +11861,9 @@
       </w:tcPr>
     </w:tblStylePr>
   </w:style>
-  <w:style w:type="table" w:styleId="34">
+  <w:style w:type="table" w:styleId="729">
     <w:name w:val="Grid Table 3 - Accent 1"/>
-    <w:basedOn w:val="665"/>
+    <w:basedOn w:val="893"/>
     <w:uiPriority w:val="99"/>
     <w:pPr>
       <w:pBdr/>
@@ -9388,29 +11962,6 @@
         <w:tblBorders/>
       </w:tblPr>
       <w:tcPr>
-        <w:shd w:color="ffffff"/>
-        <w:tcBorders>
-          <w:top w:val="none" w:color="000000" w:sz="4" w:space="0"/>
-          <w:left w:val="none" w:color="000000" w:sz="4" w:space="0"/>
-          <w:bottom w:val="none" w:color="000000" w:sz="4" w:space="0"/>
-          <w:right w:val="none" w:color="000000" w:sz="4" w:space="0"/>
-        </w:tcBorders>
-      </w:tcPr>
-    </w:tblStylePr>
-    <w:tblStylePr w:type="firstRow">
-      <w:rPr>
-        <w:b/>
-        <w:color w:val="404040"/>
-      </w:rPr>
-      <w:pPr>
-        <w:pBdr/>
-        <w:spacing/>
-        <w:ind/>
-      </w:pPr>
-      <w:tblPr>
-        <w:tblBorders/>
-      </w:tblPr>
-      <w:tcPr>
         <w:shd w:val="clear" w:color="ffffff"/>
         <w:tcBorders>
           <w:top w:val="none" w:color="000000" w:sz="4" w:space="0"/>
@@ -9420,30 +11971,7 @@
         </w:tcBorders>
       </w:tcPr>
     </w:tblStylePr>
-    <w:tblStylePr w:type="lastCol">
-      <w:rPr>
-        <w:i/>
-        <w:color w:val="404040"/>
-      </w:rPr>
-      <w:pPr>
-        <w:pBdr/>
-        <w:spacing/>
-        <w:ind/>
-      </w:pPr>
-      <w:tblPr>
-        <w:tblBorders/>
-      </w:tblPr>
-      <w:tcPr>
-        <w:shd w:color="ffffff"/>
-        <w:tcBorders>
-          <w:top w:val="none" w:color="000000" w:sz="4" w:space="0"/>
-          <w:left w:val="none" w:color="000000" w:sz="4" w:space="0"/>
-          <w:bottom w:val="none" w:color="000000" w:sz="4" w:space="0"/>
-          <w:right w:val="none" w:color="000000" w:sz="4" w:space="0"/>
-        </w:tcBorders>
-      </w:tcPr>
-    </w:tblStylePr>
-    <w:tblStylePr w:type="lastRow">
+    <w:tblStylePr w:type="firstRow">
       <w:rPr>
         <w:b/>
         <w:color w:val="404040"/>
@@ -9466,6 +11994,52 @@
         </w:tcBorders>
       </w:tcPr>
     </w:tblStylePr>
+    <w:tblStylePr w:type="lastCol">
+      <w:rPr>
+        <w:i/>
+        <w:color w:val="404040"/>
+      </w:rPr>
+      <w:pPr>
+        <w:pBdr/>
+        <w:spacing/>
+        <w:ind/>
+      </w:pPr>
+      <w:tblPr>
+        <w:tblBorders/>
+      </w:tblPr>
+      <w:tcPr>
+        <w:shd w:val="clear" w:color="ffffff"/>
+        <w:tcBorders>
+          <w:top w:val="none" w:color="000000" w:sz="4" w:space="0"/>
+          <w:left w:val="none" w:color="000000" w:sz="4" w:space="0"/>
+          <w:bottom w:val="none" w:color="000000" w:sz="4" w:space="0"/>
+          <w:right w:val="none" w:color="000000" w:sz="4" w:space="0"/>
+        </w:tcBorders>
+      </w:tcPr>
+    </w:tblStylePr>
+    <w:tblStylePr w:type="lastRow">
+      <w:rPr>
+        <w:b/>
+        <w:color w:val="404040"/>
+      </w:rPr>
+      <w:pPr>
+        <w:pBdr/>
+        <w:spacing/>
+        <w:ind/>
+      </w:pPr>
+      <w:tblPr>
+        <w:tblBorders/>
+      </w:tblPr>
+      <w:tcPr>
+        <w:shd w:val="clear" w:color="ffffff"/>
+        <w:tcBorders>
+          <w:top w:val="none" w:color="000000" w:sz="4" w:space="0"/>
+          <w:left w:val="none" w:color="000000" w:sz="4" w:space="0"/>
+          <w:bottom w:val="none" w:color="000000" w:sz="4" w:space="0"/>
+          <w:right w:val="none" w:color="000000" w:sz="4" w:space="0"/>
+        </w:tcBorders>
+      </w:tcPr>
+    </w:tblStylePr>
     <w:tblStylePr w:type="nwCell">
       <w:pPr>
         <w:pBdr/>
@@ -9532,9 +12106,9 @@
       </w:tcPr>
     </w:tblStylePr>
   </w:style>
-  <w:style w:type="table" w:styleId="35">
+  <w:style w:type="table" w:styleId="730">
     <w:name w:val="Grid Table 3 - Accent 2"/>
-    <w:basedOn w:val="665"/>
+    <w:basedOn w:val="893"/>
     <w:uiPriority w:val="99"/>
     <w:pPr>
       <w:pBdr/>
@@ -9633,29 +12207,6 @@
         <w:tblBorders/>
       </w:tblPr>
       <w:tcPr>
-        <w:shd w:color="ffffff"/>
-        <w:tcBorders>
-          <w:top w:val="none" w:color="000000" w:sz="4" w:space="0"/>
-          <w:left w:val="none" w:color="000000" w:sz="4" w:space="0"/>
-          <w:bottom w:val="none" w:color="000000" w:sz="4" w:space="0"/>
-          <w:right w:val="none" w:color="000000" w:sz="4" w:space="0"/>
-        </w:tcBorders>
-      </w:tcPr>
-    </w:tblStylePr>
-    <w:tblStylePr w:type="firstRow">
-      <w:rPr>
-        <w:b/>
-        <w:color w:val="404040"/>
-      </w:rPr>
-      <w:pPr>
-        <w:pBdr/>
-        <w:spacing/>
-        <w:ind/>
-      </w:pPr>
-      <w:tblPr>
-        <w:tblBorders/>
-      </w:tblPr>
-      <w:tcPr>
         <w:shd w:val="clear" w:color="ffffff"/>
         <w:tcBorders>
           <w:top w:val="none" w:color="000000" w:sz="4" w:space="0"/>
@@ -9665,30 +12216,7 @@
         </w:tcBorders>
       </w:tcPr>
     </w:tblStylePr>
-    <w:tblStylePr w:type="lastCol">
-      <w:rPr>
-        <w:i/>
-        <w:color w:val="404040"/>
-      </w:rPr>
-      <w:pPr>
-        <w:pBdr/>
-        <w:spacing/>
-        <w:ind/>
-      </w:pPr>
-      <w:tblPr>
-        <w:tblBorders/>
-      </w:tblPr>
-      <w:tcPr>
-        <w:shd w:color="ffffff"/>
-        <w:tcBorders>
-          <w:top w:val="none" w:color="000000" w:sz="4" w:space="0"/>
-          <w:left w:val="none" w:color="000000" w:sz="4" w:space="0"/>
-          <w:bottom w:val="none" w:color="000000" w:sz="4" w:space="0"/>
-          <w:right w:val="none" w:color="000000" w:sz="4" w:space="0"/>
-        </w:tcBorders>
-      </w:tcPr>
-    </w:tblStylePr>
-    <w:tblStylePr w:type="lastRow">
+    <w:tblStylePr w:type="firstRow">
       <w:rPr>
         <w:b/>
         <w:color w:val="404040"/>
@@ -9711,6 +12239,52 @@
         </w:tcBorders>
       </w:tcPr>
     </w:tblStylePr>
+    <w:tblStylePr w:type="lastCol">
+      <w:rPr>
+        <w:i/>
+        <w:color w:val="404040"/>
+      </w:rPr>
+      <w:pPr>
+        <w:pBdr/>
+        <w:spacing/>
+        <w:ind/>
+      </w:pPr>
+      <w:tblPr>
+        <w:tblBorders/>
+      </w:tblPr>
+      <w:tcPr>
+        <w:shd w:val="clear" w:color="ffffff"/>
+        <w:tcBorders>
+          <w:top w:val="none" w:color="000000" w:sz="4" w:space="0"/>
+          <w:left w:val="none" w:color="000000" w:sz="4" w:space="0"/>
+          <w:bottom w:val="none" w:color="000000" w:sz="4" w:space="0"/>
+          <w:right w:val="none" w:color="000000" w:sz="4" w:space="0"/>
+        </w:tcBorders>
+      </w:tcPr>
+    </w:tblStylePr>
+    <w:tblStylePr w:type="lastRow">
+      <w:rPr>
+        <w:b/>
+        <w:color w:val="404040"/>
+      </w:rPr>
+      <w:pPr>
+        <w:pBdr/>
+        <w:spacing/>
+        <w:ind/>
+      </w:pPr>
+      <w:tblPr>
+        <w:tblBorders/>
+      </w:tblPr>
+      <w:tcPr>
+        <w:shd w:val="clear" w:color="ffffff"/>
+        <w:tcBorders>
+          <w:top w:val="none" w:color="000000" w:sz="4" w:space="0"/>
+          <w:left w:val="none" w:color="000000" w:sz="4" w:space="0"/>
+          <w:bottom w:val="none" w:color="000000" w:sz="4" w:space="0"/>
+          <w:right w:val="none" w:color="000000" w:sz="4" w:space="0"/>
+        </w:tcBorders>
+      </w:tcPr>
+    </w:tblStylePr>
     <w:tblStylePr w:type="nwCell">
       <w:pPr>
         <w:pBdr/>
@@ -9777,9 +12351,9 @@
       </w:tcPr>
     </w:tblStylePr>
   </w:style>
-  <w:style w:type="table" w:styleId="36">
+  <w:style w:type="table" w:styleId="731">
     <w:name w:val="Grid Table 3 - Accent 3"/>
-    <w:basedOn w:val="665"/>
+    <w:basedOn w:val="893"/>
     <w:uiPriority w:val="99"/>
     <w:pPr>
       <w:pBdr/>
@@ -9878,29 +12452,6 @@
         <w:tblBorders/>
       </w:tblPr>
       <w:tcPr>
-        <w:shd w:color="ffffff"/>
-        <w:tcBorders>
-          <w:top w:val="none" w:color="000000" w:sz="4" w:space="0"/>
-          <w:left w:val="none" w:color="000000" w:sz="4" w:space="0"/>
-          <w:bottom w:val="none" w:color="000000" w:sz="4" w:space="0"/>
-          <w:right w:val="none" w:color="000000" w:sz="4" w:space="0"/>
-        </w:tcBorders>
-      </w:tcPr>
-    </w:tblStylePr>
-    <w:tblStylePr w:type="firstRow">
-      <w:rPr>
-        <w:b/>
-        <w:color w:val="404040"/>
-      </w:rPr>
-      <w:pPr>
-        <w:pBdr/>
-        <w:spacing/>
-        <w:ind/>
-      </w:pPr>
-      <w:tblPr>
-        <w:tblBorders/>
-      </w:tblPr>
-      <w:tcPr>
         <w:shd w:val="clear" w:color="ffffff"/>
         <w:tcBorders>
           <w:top w:val="none" w:color="000000" w:sz="4" w:space="0"/>
@@ -9910,30 +12461,7 @@
         </w:tcBorders>
       </w:tcPr>
     </w:tblStylePr>
-    <w:tblStylePr w:type="lastCol">
-      <w:rPr>
-        <w:i/>
-        <w:color w:val="404040"/>
-      </w:rPr>
-      <w:pPr>
-        <w:pBdr/>
-        <w:spacing/>
-        <w:ind/>
-      </w:pPr>
-      <w:tblPr>
-        <w:tblBorders/>
-      </w:tblPr>
-      <w:tcPr>
-        <w:shd w:color="ffffff"/>
-        <w:tcBorders>
-          <w:top w:val="none" w:color="000000" w:sz="4" w:space="0"/>
-          <w:left w:val="none" w:color="000000" w:sz="4" w:space="0"/>
-          <w:bottom w:val="none" w:color="000000" w:sz="4" w:space="0"/>
-          <w:right w:val="none" w:color="000000" w:sz="4" w:space="0"/>
-        </w:tcBorders>
-      </w:tcPr>
-    </w:tblStylePr>
-    <w:tblStylePr w:type="lastRow">
+    <w:tblStylePr w:type="firstRow">
       <w:rPr>
         <w:b/>
         <w:color w:val="404040"/>
@@ -9956,6 +12484,52 @@
         </w:tcBorders>
       </w:tcPr>
     </w:tblStylePr>
+    <w:tblStylePr w:type="lastCol">
+      <w:rPr>
+        <w:i/>
+        <w:color w:val="404040"/>
+      </w:rPr>
+      <w:pPr>
+        <w:pBdr/>
+        <w:spacing/>
+        <w:ind/>
+      </w:pPr>
+      <w:tblPr>
+        <w:tblBorders/>
+      </w:tblPr>
+      <w:tcPr>
+        <w:shd w:val="clear" w:color="ffffff"/>
+        <w:tcBorders>
+          <w:top w:val="none" w:color="000000" w:sz="4" w:space="0"/>
+          <w:left w:val="none" w:color="000000" w:sz="4" w:space="0"/>
+          <w:bottom w:val="none" w:color="000000" w:sz="4" w:space="0"/>
+          <w:right w:val="none" w:color="000000" w:sz="4" w:space="0"/>
+        </w:tcBorders>
+      </w:tcPr>
+    </w:tblStylePr>
+    <w:tblStylePr w:type="lastRow">
+      <w:rPr>
+        <w:b/>
+        <w:color w:val="404040"/>
+      </w:rPr>
+      <w:pPr>
+        <w:pBdr/>
+        <w:spacing/>
+        <w:ind/>
+      </w:pPr>
+      <w:tblPr>
+        <w:tblBorders/>
+      </w:tblPr>
+      <w:tcPr>
+        <w:shd w:val="clear" w:color="ffffff"/>
+        <w:tcBorders>
+          <w:top w:val="none" w:color="000000" w:sz="4" w:space="0"/>
+          <w:left w:val="none" w:color="000000" w:sz="4" w:space="0"/>
+          <w:bottom w:val="none" w:color="000000" w:sz="4" w:space="0"/>
+          <w:right w:val="none" w:color="000000" w:sz="4" w:space="0"/>
+        </w:tcBorders>
+      </w:tcPr>
+    </w:tblStylePr>
     <w:tblStylePr w:type="nwCell">
       <w:pPr>
         <w:pBdr/>
@@ -10022,9 +12596,9 @@
       </w:tcPr>
     </w:tblStylePr>
   </w:style>
-  <w:style w:type="table" w:styleId="37">
+  <w:style w:type="table" w:styleId="732">
     <w:name w:val="Grid Table 3 - Accent 4"/>
-    <w:basedOn w:val="665"/>
+    <w:basedOn w:val="893"/>
     <w:uiPriority w:val="99"/>
     <w:pPr>
       <w:pBdr/>
@@ -10123,29 +12697,6 @@
         <w:tblBorders/>
       </w:tblPr>
       <w:tcPr>
-        <w:shd w:color="ffffff"/>
-        <w:tcBorders>
-          <w:top w:val="none" w:color="000000" w:sz="4" w:space="0"/>
-          <w:left w:val="none" w:color="000000" w:sz="4" w:space="0"/>
-          <w:bottom w:val="none" w:color="000000" w:sz="4" w:space="0"/>
-          <w:right w:val="none" w:color="000000" w:sz="4" w:space="0"/>
-        </w:tcBorders>
-      </w:tcPr>
-    </w:tblStylePr>
-    <w:tblStylePr w:type="firstRow">
-      <w:rPr>
-        <w:b/>
-        <w:color w:val="404040"/>
-      </w:rPr>
-      <w:pPr>
-        <w:pBdr/>
-        <w:spacing/>
-        <w:ind/>
-      </w:pPr>
-      <w:tblPr>
-        <w:tblBorders/>
-      </w:tblPr>
-      <w:tcPr>
         <w:shd w:val="clear" w:color="ffffff"/>
         <w:tcBorders>
           <w:top w:val="none" w:color="000000" w:sz="4" w:space="0"/>
@@ -10155,30 +12706,7 @@
         </w:tcBorders>
       </w:tcPr>
     </w:tblStylePr>
-    <w:tblStylePr w:type="lastCol">
-      <w:rPr>
-        <w:i/>
-        <w:color w:val="404040"/>
-      </w:rPr>
-      <w:pPr>
-        <w:pBdr/>
-        <w:spacing/>
-        <w:ind/>
-      </w:pPr>
-      <w:tblPr>
-        <w:tblBorders/>
-      </w:tblPr>
-      <w:tcPr>
-        <w:shd w:color="ffffff"/>
-        <w:tcBorders>
-          <w:top w:val="none" w:color="000000" w:sz="4" w:space="0"/>
-          <w:left w:val="none" w:color="000000" w:sz="4" w:space="0"/>
-          <w:bottom w:val="none" w:color="000000" w:sz="4" w:space="0"/>
-          <w:right w:val="none" w:color="000000" w:sz="4" w:space="0"/>
-        </w:tcBorders>
-      </w:tcPr>
-    </w:tblStylePr>
-    <w:tblStylePr w:type="lastRow">
+    <w:tblStylePr w:type="firstRow">
       <w:rPr>
         <w:b/>
         <w:color w:val="404040"/>
@@ -10201,6 +12729,52 @@
         </w:tcBorders>
       </w:tcPr>
     </w:tblStylePr>
+    <w:tblStylePr w:type="lastCol">
+      <w:rPr>
+        <w:i/>
+        <w:color w:val="404040"/>
+      </w:rPr>
+      <w:pPr>
+        <w:pBdr/>
+        <w:spacing/>
+        <w:ind/>
+      </w:pPr>
+      <w:tblPr>
+        <w:tblBorders/>
+      </w:tblPr>
+      <w:tcPr>
+        <w:shd w:val="clear" w:color="ffffff"/>
+        <w:tcBorders>
+          <w:top w:val="none" w:color="000000" w:sz="4" w:space="0"/>
+          <w:left w:val="none" w:color="000000" w:sz="4" w:space="0"/>
+          <w:bottom w:val="none" w:color="000000" w:sz="4" w:space="0"/>
+          <w:right w:val="none" w:color="000000" w:sz="4" w:space="0"/>
+        </w:tcBorders>
+      </w:tcPr>
+    </w:tblStylePr>
+    <w:tblStylePr w:type="lastRow">
+      <w:rPr>
+        <w:b/>
+        <w:color w:val="404040"/>
+      </w:rPr>
+      <w:pPr>
+        <w:pBdr/>
+        <w:spacing/>
+        <w:ind/>
+      </w:pPr>
+      <w:tblPr>
+        <w:tblBorders/>
+      </w:tblPr>
+      <w:tcPr>
+        <w:shd w:val="clear" w:color="ffffff"/>
+        <w:tcBorders>
+          <w:top w:val="none" w:color="000000" w:sz="4" w:space="0"/>
+          <w:left w:val="none" w:color="000000" w:sz="4" w:space="0"/>
+          <w:bottom w:val="none" w:color="000000" w:sz="4" w:space="0"/>
+          <w:right w:val="none" w:color="000000" w:sz="4" w:space="0"/>
+        </w:tcBorders>
+      </w:tcPr>
+    </w:tblStylePr>
     <w:tblStylePr w:type="nwCell">
       <w:pPr>
         <w:pBdr/>
@@ -10267,9 +12841,9 @@
       </w:tcPr>
     </w:tblStylePr>
   </w:style>
-  <w:style w:type="table" w:styleId="38">
+  <w:style w:type="table" w:styleId="733">
     <w:name w:val="Grid Table 3 - Accent 5"/>
-    <w:basedOn w:val="665"/>
+    <w:basedOn w:val="893"/>
     <w:uiPriority w:val="99"/>
     <w:pPr>
       <w:pBdr/>
@@ -10368,29 +12942,6 @@
         <w:tblBorders/>
       </w:tblPr>
       <w:tcPr>
-        <w:shd w:color="ffffff"/>
-        <w:tcBorders>
-          <w:top w:val="none" w:color="000000" w:sz="4" w:space="0"/>
-          <w:left w:val="none" w:color="000000" w:sz="4" w:space="0"/>
-          <w:bottom w:val="none" w:color="000000" w:sz="4" w:space="0"/>
-          <w:right w:val="none" w:color="000000" w:sz="4" w:space="0"/>
-        </w:tcBorders>
-      </w:tcPr>
-    </w:tblStylePr>
-    <w:tblStylePr w:type="firstRow">
-      <w:rPr>
-        <w:b/>
-        <w:color w:val="404040"/>
-      </w:rPr>
-      <w:pPr>
-        <w:pBdr/>
-        <w:spacing/>
-        <w:ind/>
-      </w:pPr>
-      <w:tblPr>
-        <w:tblBorders/>
-      </w:tblPr>
-      <w:tcPr>
         <w:shd w:val="clear" w:color="ffffff"/>
         <w:tcBorders>
           <w:top w:val="none" w:color="000000" w:sz="4" w:space="0"/>
@@ -10400,30 +12951,7 @@
         </w:tcBorders>
       </w:tcPr>
     </w:tblStylePr>
-    <w:tblStylePr w:type="lastCol">
-      <w:rPr>
-        <w:i/>
-        <w:color w:val="404040"/>
-      </w:rPr>
-      <w:pPr>
-        <w:pBdr/>
-        <w:spacing/>
-        <w:ind/>
-      </w:pPr>
-      <w:tblPr>
-        <w:tblBorders/>
-      </w:tblPr>
-      <w:tcPr>
-        <w:shd w:color="ffffff"/>
-        <w:tcBorders>
-          <w:top w:val="none" w:color="000000" w:sz="4" w:space="0"/>
-          <w:left w:val="none" w:color="000000" w:sz="4" w:space="0"/>
-          <w:bottom w:val="none" w:color="000000" w:sz="4" w:space="0"/>
-          <w:right w:val="none" w:color="000000" w:sz="4" w:space="0"/>
-        </w:tcBorders>
-      </w:tcPr>
-    </w:tblStylePr>
-    <w:tblStylePr w:type="lastRow">
+    <w:tblStylePr w:type="firstRow">
       <w:rPr>
         <w:b/>
         <w:color w:val="404040"/>
@@ -10446,6 +12974,52 @@
         </w:tcBorders>
       </w:tcPr>
     </w:tblStylePr>
+    <w:tblStylePr w:type="lastCol">
+      <w:rPr>
+        <w:i/>
+        <w:color w:val="404040"/>
+      </w:rPr>
+      <w:pPr>
+        <w:pBdr/>
+        <w:spacing/>
+        <w:ind/>
+      </w:pPr>
+      <w:tblPr>
+        <w:tblBorders/>
+      </w:tblPr>
+      <w:tcPr>
+        <w:shd w:val="clear" w:color="ffffff"/>
+        <w:tcBorders>
+          <w:top w:val="none" w:color="000000" w:sz="4" w:space="0"/>
+          <w:left w:val="none" w:color="000000" w:sz="4" w:space="0"/>
+          <w:bottom w:val="none" w:color="000000" w:sz="4" w:space="0"/>
+          <w:right w:val="none" w:color="000000" w:sz="4" w:space="0"/>
+        </w:tcBorders>
+      </w:tcPr>
+    </w:tblStylePr>
+    <w:tblStylePr w:type="lastRow">
+      <w:rPr>
+        <w:b/>
+        <w:color w:val="404040"/>
+      </w:rPr>
+      <w:pPr>
+        <w:pBdr/>
+        <w:spacing/>
+        <w:ind/>
+      </w:pPr>
+      <w:tblPr>
+        <w:tblBorders/>
+      </w:tblPr>
+      <w:tcPr>
+        <w:shd w:val="clear" w:color="ffffff"/>
+        <w:tcBorders>
+          <w:top w:val="none" w:color="000000" w:sz="4" w:space="0"/>
+          <w:left w:val="none" w:color="000000" w:sz="4" w:space="0"/>
+          <w:bottom w:val="none" w:color="000000" w:sz="4" w:space="0"/>
+          <w:right w:val="none" w:color="000000" w:sz="4" w:space="0"/>
+        </w:tcBorders>
+      </w:tcPr>
+    </w:tblStylePr>
     <w:tblStylePr w:type="nwCell">
       <w:pPr>
         <w:pBdr/>
@@ -10512,9 +13086,9 @@
       </w:tcPr>
     </w:tblStylePr>
   </w:style>
-  <w:style w:type="table" w:styleId="39">
+  <w:style w:type="table" w:styleId="734">
     <w:name w:val="Grid Table 3 - Accent 6"/>
-    <w:basedOn w:val="665"/>
+    <w:basedOn w:val="893"/>
     <w:uiPriority w:val="99"/>
     <w:pPr>
       <w:pBdr/>
@@ -10613,29 +13187,6 @@
         <w:tblBorders/>
       </w:tblPr>
       <w:tcPr>
-        <w:shd w:color="ffffff"/>
-        <w:tcBorders>
-          <w:top w:val="none" w:color="000000" w:sz="4" w:space="0"/>
-          <w:left w:val="none" w:color="000000" w:sz="4" w:space="0"/>
-          <w:bottom w:val="none" w:color="000000" w:sz="4" w:space="0"/>
-          <w:right w:val="none" w:color="000000" w:sz="4" w:space="0"/>
-        </w:tcBorders>
-      </w:tcPr>
-    </w:tblStylePr>
-    <w:tblStylePr w:type="firstRow">
-      <w:rPr>
-        <w:b/>
-        <w:color w:val="404040"/>
-      </w:rPr>
-      <w:pPr>
-        <w:pBdr/>
-        <w:spacing/>
-        <w:ind/>
-      </w:pPr>
-      <w:tblPr>
-        <w:tblBorders/>
-      </w:tblPr>
-      <w:tcPr>
         <w:shd w:val="clear" w:color="ffffff"/>
         <w:tcBorders>
           <w:top w:val="none" w:color="000000" w:sz="4" w:space="0"/>
@@ -10645,30 +13196,7 @@
         </w:tcBorders>
       </w:tcPr>
     </w:tblStylePr>
-    <w:tblStylePr w:type="lastCol">
-      <w:rPr>
-        <w:i/>
-        <w:color w:val="404040"/>
-      </w:rPr>
-      <w:pPr>
-        <w:pBdr/>
-        <w:spacing/>
-        <w:ind/>
-      </w:pPr>
-      <w:tblPr>
-        <w:tblBorders/>
-      </w:tblPr>
-      <w:tcPr>
-        <w:shd w:color="ffffff"/>
-        <w:tcBorders>
-          <w:top w:val="none" w:color="000000" w:sz="4" w:space="0"/>
-          <w:left w:val="none" w:color="000000" w:sz="4" w:space="0"/>
-          <w:bottom w:val="none" w:color="000000" w:sz="4" w:space="0"/>
-          <w:right w:val="none" w:color="000000" w:sz="4" w:space="0"/>
-        </w:tcBorders>
-      </w:tcPr>
-    </w:tblStylePr>
-    <w:tblStylePr w:type="lastRow">
+    <w:tblStylePr w:type="firstRow">
       <w:rPr>
         <w:b/>
         <w:color w:val="404040"/>
@@ -10691,6 +13219,52 @@
         </w:tcBorders>
       </w:tcPr>
     </w:tblStylePr>
+    <w:tblStylePr w:type="lastCol">
+      <w:rPr>
+        <w:i/>
+        <w:color w:val="404040"/>
+      </w:rPr>
+      <w:pPr>
+        <w:pBdr/>
+        <w:spacing/>
+        <w:ind/>
+      </w:pPr>
+      <w:tblPr>
+        <w:tblBorders/>
+      </w:tblPr>
+      <w:tcPr>
+        <w:shd w:val="clear" w:color="ffffff"/>
+        <w:tcBorders>
+          <w:top w:val="none" w:color="000000" w:sz="4" w:space="0"/>
+          <w:left w:val="none" w:color="000000" w:sz="4" w:space="0"/>
+          <w:bottom w:val="none" w:color="000000" w:sz="4" w:space="0"/>
+          <w:right w:val="none" w:color="000000" w:sz="4" w:space="0"/>
+        </w:tcBorders>
+      </w:tcPr>
+    </w:tblStylePr>
+    <w:tblStylePr w:type="lastRow">
+      <w:rPr>
+        <w:b/>
+        <w:color w:val="404040"/>
+      </w:rPr>
+      <w:pPr>
+        <w:pBdr/>
+        <w:spacing/>
+        <w:ind/>
+      </w:pPr>
+      <w:tblPr>
+        <w:tblBorders/>
+      </w:tblPr>
+      <w:tcPr>
+        <w:shd w:val="clear" w:color="ffffff"/>
+        <w:tcBorders>
+          <w:top w:val="none" w:color="000000" w:sz="4" w:space="0"/>
+          <w:left w:val="none" w:color="000000" w:sz="4" w:space="0"/>
+          <w:bottom w:val="none" w:color="000000" w:sz="4" w:space="0"/>
+          <w:right w:val="none" w:color="000000" w:sz="4" w:space="0"/>
+        </w:tcBorders>
+      </w:tcPr>
+    </w:tblStylePr>
     <w:tblStylePr w:type="nwCell">
       <w:pPr>
         <w:pBdr/>
@@ -10757,9 +13331,9 @@
       </w:tcPr>
     </w:tblStylePr>
   </w:style>
-  <w:style w:type="table" w:styleId="40">
+  <w:style w:type="table" w:styleId="735">
     <w:name w:val="Grid Table 4"/>
-    <w:basedOn w:val="665"/>
+    <w:basedOn w:val="893"/>
     <w:uiPriority w:val="59"/>
     <w:pPr>
       <w:pBdr/>
@@ -10990,9 +13564,9 @@
       </w:tcPr>
     </w:tblStylePr>
   </w:style>
-  <w:style w:type="table" w:styleId="41">
+  <w:style w:type="table" w:styleId="736">
     <w:name w:val="Grid Table 4 - Accent 1"/>
-    <w:basedOn w:val="665"/>
+    <w:basedOn w:val="893"/>
     <w:uiPriority w:val="59"/>
     <w:pPr>
       <w:pBdr/>
@@ -11223,9 +13797,9 @@
       </w:tcPr>
     </w:tblStylePr>
   </w:style>
-  <w:style w:type="table" w:styleId="42">
+  <w:style w:type="table" w:styleId="737">
     <w:name w:val="Grid Table 4 - Accent 2"/>
-    <w:basedOn w:val="665"/>
+    <w:basedOn w:val="893"/>
     <w:uiPriority w:val="59"/>
     <w:pPr>
       <w:pBdr/>
@@ -11456,9 +14030,9 @@
       </w:tcPr>
     </w:tblStylePr>
   </w:style>
-  <w:style w:type="table" w:styleId="43">
+  <w:style w:type="table" w:styleId="738">
     <w:name w:val="Grid Table 4 - Accent 3"/>
-    <w:basedOn w:val="665"/>
+    <w:basedOn w:val="893"/>
     <w:uiPriority w:val="59"/>
     <w:pPr>
       <w:pBdr/>
@@ -11689,9 +14263,9 @@
       </w:tcPr>
     </w:tblStylePr>
   </w:style>
-  <w:style w:type="table" w:styleId="44">
+  <w:style w:type="table" w:styleId="739">
     <w:name w:val="Grid Table 4 - Accent 4"/>
-    <w:basedOn w:val="665"/>
+    <w:basedOn w:val="893"/>
     <w:uiPriority w:val="59"/>
     <w:pPr>
       <w:pBdr/>
@@ -11922,9 +14496,9 @@
       </w:tcPr>
     </w:tblStylePr>
   </w:style>
-  <w:style w:type="table" w:styleId="45">
+  <w:style w:type="table" w:styleId="740">
     <w:name w:val="Grid Table 4 - Accent 5"/>
-    <w:basedOn w:val="665"/>
+    <w:basedOn w:val="893"/>
     <w:uiPriority w:val="59"/>
     <w:pPr>
       <w:pBdr/>
@@ -12155,9 +14729,9 @@
       </w:tcPr>
     </w:tblStylePr>
   </w:style>
-  <w:style w:type="table" w:styleId="46">
+  <w:style w:type="table" w:styleId="741">
     <w:name w:val="Grid Table 4 - Accent 6"/>
-    <w:basedOn w:val="665"/>
+    <w:basedOn w:val="893"/>
     <w:uiPriority w:val="59"/>
     <w:pPr>
       <w:pBdr/>
@@ -12388,9 +14962,9 @@
       </w:tcPr>
     </w:tblStylePr>
   </w:style>
-  <w:style w:type="table" w:styleId="47">
+  <w:style w:type="table" w:styleId="742">
     <w:name w:val="Grid Table 5 Dark"/>
-    <w:basedOn w:val="665"/>
+    <w:basedOn w:val="893"/>
     <w:uiPriority w:val="99"/>
     <w:pPr>
       <w:pBdr/>
@@ -12616,9 +15190,9 @@
       </w:tcPr>
     </w:tblStylePr>
   </w:style>
-  <w:style w:type="table" w:styleId="48">
+  <w:style w:type="table" w:styleId="743">
     <w:name w:val="Grid Table 5 Dark- Accent 1"/>
-    <w:basedOn w:val="665"/>
+    <w:basedOn w:val="893"/>
     <w:uiPriority w:val="99"/>
     <w:pPr>
       <w:pBdr/>
@@ -12844,9 +15418,9 @@
       </w:tcPr>
     </w:tblStylePr>
   </w:style>
-  <w:style w:type="table" w:styleId="49">
+  <w:style w:type="table" w:styleId="744">
     <w:name w:val="Grid Table 5 Dark - Accent 2"/>
-    <w:basedOn w:val="665"/>
+    <w:basedOn w:val="893"/>
     <w:uiPriority w:val="99"/>
     <w:pPr>
       <w:pBdr/>
@@ -13072,9 +15646,9 @@
       </w:tcPr>
     </w:tblStylePr>
   </w:style>
-  <w:style w:type="table" w:styleId="50">
+  <w:style w:type="table" w:styleId="745">
     <w:name w:val="Grid Table 5 Dark - Accent 3"/>
-    <w:basedOn w:val="665"/>
+    <w:basedOn w:val="893"/>
     <w:uiPriority w:val="99"/>
     <w:pPr>
       <w:pBdr/>
@@ -13300,9 +15874,9 @@
       </w:tcPr>
     </w:tblStylePr>
   </w:style>
-  <w:style w:type="table" w:styleId="51">
+  <w:style w:type="table" w:styleId="746">
     <w:name w:val="Grid Table 5 Dark- Accent 4"/>
-    <w:basedOn w:val="665"/>
+    <w:basedOn w:val="893"/>
     <w:uiPriority w:val="99"/>
     <w:pPr>
       <w:pBdr/>
@@ -13528,9 +16102,9 @@
       </w:tcPr>
     </w:tblStylePr>
   </w:style>
-  <w:style w:type="table" w:styleId="52">
+  <w:style w:type="table" w:styleId="747">
     <w:name w:val="Grid Table 5 Dark - Accent 5"/>
-    <w:basedOn w:val="665"/>
+    <w:basedOn w:val="893"/>
     <w:uiPriority w:val="99"/>
     <w:pPr>
       <w:pBdr/>
@@ -13756,9 +16330,9 @@
       </w:tcPr>
     </w:tblStylePr>
   </w:style>
-  <w:style w:type="table" w:styleId="53">
+  <w:style w:type="table" w:styleId="748">
     <w:name w:val="Grid Table 5 Dark - Accent 6"/>
-    <w:basedOn w:val="665"/>
+    <w:basedOn w:val="893"/>
     <w:uiPriority w:val="99"/>
     <w:pPr>
       <w:pBdr/>
@@ -13984,9 +16558,9 @@
       </w:tcPr>
     </w:tblStylePr>
   </w:style>
-  <w:style w:type="table" w:styleId="54">
+  <w:style w:type="table" w:styleId="749">
     <w:name w:val="Grid Table 6 Colorful"/>
-    <w:basedOn w:val="665"/>
+    <w:basedOn w:val="893"/>
     <w:uiPriority w:val="99"/>
     <w:pPr>
       <w:pBdr/>
@@ -14214,9 +16788,9 @@
       </w:tcPr>
     </w:tblStylePr>
   </w:style>
-  <w:style w:type="table" w:styleId="55">
+  <w:style w:type="table" w:styleId="750">
     <w:name w:val="Grid Table 6 Colorful - Accent 1"/>
-    <w:basedOn w:val="665"/>
+    <w:basedOn w:val="893"/>
     <w:uiPriority w:val="99"/>
     <w:pPr>
       <w:pBdr/>
@@ -14444,9 +17018,9 @@
       </w:tcPr>
     </w:tblStylePr>
   </w:style>
-  <w:style w:type="table" w:styleId="56">
+  <w:style w:type="table" w:styleId="751">
     <w:name w:val="Grid Table 6 Colorful - Accent 2"/>
-    <w:basedOn w:val="665"/>
+    <w:basedOn w:val="893"/>
     <w:uiPriority w:val="99"/>
     <w:pPr>
       <w:pBdr/>
@@ -14674,9 +17248,9 @@
       </w:tcPr>
     </w:tblStylePr>
   </w:style>
-  <w:style w:type="table" w:styleId="57">
+  <w:style w:type="table" w:styleId="752">
     <w:name w:val="Grid Table 6 Colorful - Accent 3"/>
-    <w:basedOn w:val="665"/>
+    <w:basedOn w:val="893"/>
     <w:uiPriority w:val="99"/>
     <w:pPr>
       <w:pBdr/>
@@ -14904,9 +17478,9 @@
       </w:tcPr>
     </w:tblStylePr>
   </w:style>
-  <w:style w:type="table" w:styleId="58">
+  <w:style w:type="table" w:styleId="753">
     <w:name w:val="Grid Table 6 Colorful - Accent 4"/>
-    <w:basedOn w:val="665"/>
+    <w:basedOn w:val="893"/>
     <w:uiPriority w:val="99"/>
     <w:pPr>
       <w:pBdr/>
@@ -15134,9 +17708,9 @@
       </w:tcPr>
     </w:tblStylePr>
   </w:style>
-  <w:style w:type="table" w:styleId="59">
+  <w:style w:type="table" w:styleId="754">
     <w:name w:val="Grid Table 6 Colorful - Accent 5"/>
-    <w:basedOn w:val="665"/>
+    <w:basedOn w:val="893"/>
     <w:uiPriority w:val="99"/>
     <w:pPr>
       <w:pBdr/>
@@ -15364,9 +17938,9 @@
       </w:tcPr>
     </w:tblStylePr>
   </w:style>
-  <w:style w:type="table" w:styleId="60">
+  <w:style w:type="table" w:styleId="755">
     <w:name w:val="Grid Table 6 Colorful - Accent 6"/>
-    <w:basedOn w:val="665"/>
+    <w:basedOn w:val="893"/>
     <w:uiPriority w:val="99"/>
     <w:pPr>
       <w:pBdr/>
@@ -15594,9 +18168,9 @@
       </w:tcPr>
     </w:tblStylePr>
   </w:style>
-  <w:style w:type="table" w:styleId="61">
+  <w:style w:type="table" w:styleId="756">
     <w:name w:val="Grid Table 7 Colorful"/>
-    <w:basedOn w:val="665"/>
+    <w:basedOn w:val="893"/>
     <w:uiPriority w:val="99"/>
     <w:pPr>
       <w:pBdr/>
@@ -15698,11 +18272,11 @@
         <w:tblBorders/>
       </w:tblPr>
       <w:tcPr>
-        <w:shd w:color="ffffff"/>
+        <w:shd w:val="clear" w:color="ffffff"/>
         <w:tcBorders>
-          <w:top w:val="none"/>
-          <w:left w:val="none"/>
-          <w:bottom w:val="none"/>
+          <w:top w:val="none" w:color="000000" w:sz="4" w:space="0"/>
+          <w:left w:val="none" w:color="000000" w:sz="4" w:space="0"/>
+          <w:bottom w:val="none" w:color="000000" w:sz="4" w:space="0"/>
           <w:right w:val="single" w:color="000000" w:themeColor="text1" w:themeTint="80" w:sz="4" w:space="0"/>
         </w:tcBorders>
       </w:tcPr>
@@ -15725,10 +18299,10 @@
       <w:tcPr>
         <w:shd w:val="clear" w:color="ffffff" w:themeColor="light1" w:fill="ffffff" w:themeFill="light1"/>
         <w:tcBorders>
-          <w:top w:val="none"/>
-          <w:left w:val="none"/>
+          <w:top w:val="none" w:color="000000" w:sz="4" w:space="0"/>
+          <w:left w:val="none" w:color="000000" w:sz="4" w:space="0"/>
           <w:bottom w:val="single" w:color="000000" w:themeColor="text1" w:themeTint="80" w:sz="4" w:space="0"/>
-          <w:right w:val="none"/>
+          <w:right w:val="none" w:color="000000" w:sz="4" w:space="0"/>
         </w:tcBorders>
       </w:tcPr>
     </w:tblStylePr>
@@ -15748,12 +18322,12 @@
         <w:tblBorders/>
       </w:tblPr>
       <w:tcPr>
-        <w:shd w:color="ffffff"/>
+        <w:shd w:val="clear" w:color="ffffff"/>
         <w:tcBorders>
-          <w:top w:val="none"/>
+          <w:top w:val="none" w:color="000000" w:sz="4" w:space="0"/>
           <w:left w:val="single" w:color="000000" w:themeColor="text1" w:themeTint="80" w:sz="4" w:space="0"/>
-          <w:bottom w:val="none"/>
-          <w:right w:val="none"/>
+          <w:bottom w:val="none" w:color="000000" w:sz="4" w:space="0"/>
+          <w:right w:val="none" w:color="000000" w:sz="4" w:space="0"/>
         </w:tcBorders>
       </w:tcPr>
     </w:tblStylePr>
@@ -15776,9 +18350,9 @@
         <w:shd w:val="clear" w:color="ffffff" w:themeColor="light1" w:fill="ffffff" w:themeFill="light1"/>
         <w:tcBorders>
           <w:top w:val="single" w:color="000000" w:themeColor="text1" w:themeTint="80" w:sz="4" w:space="0"/>
-          <w:left w:val="none"/>
-          <w:bottom w:val="none"/>
-          <w:right w:val="none"/>
+          <w:left w:val="none" w:color="000000" w:sz="4" w:space="0"/>
+          <w:bottom w:val="none" w:color="000000" w:sz="4" w:space="0"/>
+          <w:right w:val="none" w:color="000000" w:sz="4" w:space="0"/>
         </w:tcBorders>
       </w:tcPr>
     </w:tblStylePr>
@@ -15848,9 +18422,9 @@
       </w:tcPr>
     </w:tblStylePr>
   </w:style>
-  <w:style w:type="table" w:styleId="62">
+  <w:style w:type="table" w:styleId="757">
     <w:name w:val="Grid Table 7 Colorful - Accent 1"/>
-    <w:basedOn w:val="665"/>
+    <w:basedOn w:val="893"/>
     <w:uiPriority w:val="99"/>
     <w:pPr>
       <w:pBdr/>
@@ -15952,11 +18526,11 @@
         <w:tblBorders/>
       </w:tblPr>
       <w:tcPr>
-        <w:shd w:color="ffffff"/>
+        <w:shd w:val="clear" w:color="ffffff"/>
         <w:tcBorders>
-          <w:top w:val="none"/>
-          <w:left w:val="none"/>
-          <w:bottom w:val="none"/>
+          <w:top w:val="none" w:color="000000" w:sz="4" w:space="0"/>
+          <w:left w:val="none" w:color="000000" w:sz="4" w:space="0"/>
+          <w:bottom w:val="none" w:color="000000" w:sz="4" w:space="0"/>
           <w:right w:val="single" w:color="000000" w:themeColor="accent1" w:themeTint="80" w:sz="4" w:space="0"/>
         </w:tcBorders>
       </w:tcPr>
@@ -15979,10 +18553,10 @@
       <w:tcPr>
         <w:shd w:val="clear" w:color="ffffff" w:themeColor="light1" w:fill="ffffff" w:themeFill="light1"/>
         <w:tcBorders>
-          <w:top w:val="none"/>
-          <w:left w:val="none"/>
+          <w:top w:val="none" w:color="000000" w:sz="4" w:space="0"/>
+          <w:left w:val="none" w:color="000000" w:sz="4" w:space="0"/>
           <w:bottom w:val="single" w:color="000000" w:themeColor="accent1" w:themeTint="80" w:sz="4" w:space="0"/>
-          <w:right w:val="none"/>
+          <w:right w:val="none" w:color="000000" w:sz="4" w:space="0"/>
         </w:tcBorders>
       </w:tcPr>
     </w:tblStylePr>
@@ -16002,12 +18576,12 @@
         <w:tblBorders/>
       </w:tblPr>
       <w:tcPr>
-        <w:shd w:color="ffffff"/>
+        <w:shd w:val="clear" w:color="ffffff"/>
         <w:tcBorders>
-          <w:top w:val="none"/>
+          <w:top w:val="none" w:color="000000" w:sz="4" w:space="0"/>
           <w:left w:val="single" w:color="000000" w:themeColor="accent1" w:themeTint="80" w:sz="4" w:space="0"/>
-          <w:bottom w:val="none"/>
-          <w:right w:val="none"/>
+          <w:bottom w:val="none" w:color="000000" w:sz="4" w:space="0"/>
+          <w:right w:val="none" w:color="000000" w:sz="4" w:space="0"/>
         </w:tcBorders>
       </w:tcPr>
     </w:tblStylePr>
@@ -16030,9 +18604,9 @@
         <w:shd w:val="clear" w:color="ffffff" w:themeColor="light1" w:fill="ffffff" w:themeFill="light1"/>
         <w:tcBorders>
           <w:top w:val="single" w:color="000000" w:themeColor="accent1" w:themeTint="80" w:sz="4" w:space="0"/>
-          <w:left w:val="none"/>
-          <w:bottom w:val="none"/>
-          <w:right w:val="none"/>
+          <w:left w:val="none" w:color="000000" w:sz="4" w:space="0"/>
+          <w:bottom w:val="none" w:color="000000" w:sz="4" w:space="0"/>
+          <w:right w:val="none" w:color="000000" w:sz="4" w:space="0"/>
         </w:tcBorders>
       </w:tcPr>
     </w:tblStylePr>
@@ -16102,9 +18676,9 @@
       </w:tcPr>
     </w:tblStylePr>
   </w:style>
-  <w:style w:type="table" w:styleId="63">
+  <w:style w:type="table" w:styleId="758">
     <w:name w:val="Grid Table 7 Colorful - Accent 2"/>
-    <w:basedOn w:val="665"/>
+    <w:basedOn w:val="893"/>
     <w:uiPriority w:val="99"/>
     <w:pPr>
       <w:pBdr/>
@@ -16206,11 +18780,11 @@
         <w:tblBorders/>
       </w:tblPr>
       <w:tcPr>
-        <w:shd w:color="ffffff"/>
+        <w:shd w:val="clear" w:color="ffffff"/>
         <w:tcBorders>
-          <w:top w:val="none"/>
-          <w:left w:val="none"/>
-          <w:bottom w:val="none"/>
+          <w:top w:val="none" w:color="000000" w:sz="4" w:space="0"/>
+          <w:left w:val="none" w:color="000000" w:sz="4" w:space="0"/>
+          <w:bottom w:val="none" w:color="000000" w:sz="4" w:space="0"/>
           <w:right w:val="single" w:color="000000" w:themeColor="accent2" w:themeTint="97" w:sz="4" w:space="0"/>
         </w:tcBorders>
       </w:tcPr>
@@ -16233,10 +18807,10 @@
       <w:tcPr>
         <w:shd w:val="clear" w:color="ffffff" w:themeColor="light1" w:fill="ffffff" w:themeFill="light1"/>
         <w:tcBorders>
-          <w:top w:val="none"/>
-          <w:left w:val="none"/>
+          <w:top w:val="none" w:color="000000" w:sz="4" w:space="0"/>
+          <w:left w:val="none" w:color="000000" w:sz="4" w:space="0"/>
           <w:bottom w:val="single" w:color="000000" w:themeColor="accent2" w:themeTint="97" w:sz="4" w:space="0"/>
-          <w:right w:val="none"/>
+          <w:right w:val="none" w:color="000000" w:sz="4" w:space="0"/>
         </w:tcBorders>
       </w:tcPr>
     </w:tblStylePr>
@@ -16256,12 +18830,12 @@
         <w:tblBorders/>
       </w:tblPr>
       <w:tcPr>
-        <w:shd w:color="ffffff"/>
+        <w:shd w:val="clear" w:color="ffffff"/>
         <w:tcBorders>
-          <w:top w:val="none"/>
+          <w:top w:val="none" w:color="000000" w:sz="4" w:space="0"/>
           <w:left w:val="single" w:color="000000" w:themeColor="accent2" w:themeTint="97" w:sz="4" w:space="0"/>
-          <w:bottom w:val="none"/>
-          <w:right w:val="none"/>
+          <w:bottom w:val="none" w:color="000000" w:sz="4" w:space="0"/>
+          <w:right w:val="none" w:color="000000" w:sz="4" w:space="0"/>
         </w:tcBorders>
       </w:tcPr>
     </w:tblStylePr>
@@ -16284,9 +18858,9 @@
         <w:shd w:val="clear" w:color="ffffff" w:themeColor="light1" w:fill="ffffff" w:themeFill="light1"/>
         <w:tcBorders>
           <w:top w:val="single" w:color="000000" w:themeColor="accent2" w:themeTint="97" w:sz="4" w:space="0"/>
-          <w:left w:val="none"/>
-          <w:bottom w:val="none"/>
-          <w:right w:val="none"/>
+          <w:left w:val="none" w:color="000000" w:sz="4" w:space="0"/>
+          <w:bottom w:val="none" w:color="000000" w:sz="4" w:space="0"/>
+          <w:right w:val="none" w:color="000000" w:sz="4" w:space="0"/>
         </w:tcBorders>
       </w:tcPr>
     </w:tblStylePr>
@@ -16356,9 +18930,9 @@
       </w:tcPr>
     </w:tblStylePr>
   </w:style>
-  <w:style w:type="table" w:styleId="64">
+  <w:style w:type="table" w:styleId="759">
     <w:name w:val="Grid Table 7 Colorful - Accent 3"/>
-    <w:basedOn w:val="665"/>
+    <w:basedOn w:val="893"/>
     <w:uiPriority w:val="99"/>
     <w:pPr>
       <w:pBdr/>
@@ -16460,11 +19034,11 @@
         <w:tblBorders/>
       </w:tblPr>
       <w:tcPr>
-        <w:shd w:color="ffffff"/>
+        <w:shd w:val="clear" w:color="ffffff"/>
         <w:tcBorders>
-          <w:top w:val="none"/>
-          <w:left w:val="none"/>
-          <w:bottom w:val="none"/>
+          <w:top w:val="none" w:color="000000" w:sz="4" w:space="0"/>
+          <w:left w:val="none" w:color="000000" w:sz="4" w:space="0"/>
+          <w:bottom w:val="none" w:color="000000" w:sz="4" w:space="0"/>
           <w:right w:val="single" w:color="000000" w:themeColor="accent3" w:themeTint="FE" w:sz="4" w:space="0"/>
         </w:tcBorders>
       </w:tcPr>
@@ -16487,10 +19061,10 @@
       <w:tcPr>
         <w:shd w:val="clear" w:color="ffffff" w:themeColor="light1" w:fill="ffffff" w:themeFill="light1"/>
         <w:tcBorders>
-          <w:top w:val="none"/>
-          <w:left w:val="none"/>
+          <w:top w:val="none" w:color="000000" w:sz="4" w:space="0"/>
+          <w:left w:val="none" w:color="000000" w:sz="4" w:space="0"/>
           <w:bottom w:val="single" w:color="000000" w:themeColor="accent3" w:themeTint="FE" w:sz="4" w:space="0"/>
-          <w:right w:val="none"/>
+          <w:right w:val="none" w:color="000000" w:sz="4" w:space="0"/>
         </w:tcBorders>
       </w:tcPr>
     </w:tblStylePr>
@@ -16510,12 +19084,12 @@
         <w:tblBorders/>
       </w:tblPr>
       <w:tcPr>
-        <w:shd w:color="ffffff"/>
+        <w:shd w:val="clear" w:color="ffffff"/>
         <w:tcBorders>
-          <w:top w:val="none"/>
+          <w:top w:val="none" w:color="000000" w:sz="4" w:space="0"/>
           <w:left w:val="single" w:color="000000" w:themeColor="accent3" w:themeTint="FE" w:sz="4" w:space="0"/>
-          <w:bottom w:val="none"/>
-          <w:right w:val="none"/>
+          <w:bottom w:val="none" w:color="000000" w:sz="4" w:space="0"/>
+          <w:right w:val="none" w:color="000000" w:sz="4" w:space="0"/>
         </w:tcBorders>
       </w:tcPr>
     </w:tblStylePr>
@@ -16538,9 +19112,9 @@
         <w:shd w:val="clear" w:color="ffffff" w:themeColor="light1" w:fill="ffffff" w:themeFill="light1"/>
         <w:tcBorders>
           <w:top w:val="single" w:color="000000" w:themeColor="accent3" w:themeTint="FE" w:sz="4" w:space="0"/>
-          <w:left w:val="none"/>
-          <w:bottom w:val="none"/>
-          <w:right w:val="none"/>
+          <w:left w:val="none" w:color="000000" w:sz="4" w:space="0"/>
+          <w:bottom w:val="none" w:color="000000" w:sz="4" w:space="0"/>
+          <w:right w:val="none" w:color="000000" w:sz="4" w:space="0"/>
         </w:tcBorders>
       </w:tcPr>
     </w:tblStylePr>
@@ -16610,9 +19184,9 @@
       </w:tcPr>
     </w:tblStylePr>
   </w:style>
-  <w:style w:type="table" w:styleId="65">
+  <w:style w:type="table" w:styleId="760">
     <w:name w:val="Grid Table 7 Colorful - Accent 4"/>
-    <w:basedOn w:val="665"/>
+    <w:basedOn w:val="893"/>
     <w:uiPriority w:val="99"/>
     <w:pPr>
       <w:pBdr/>
@@ -16714,11 +19288,11 @@
         <w:tblBorders/>
       </w:tblPr>
       <w:tcPr>
-        <w:shd w:color="ffffff"/>
+        <w:shd w:val="clear" w:color="ffffff"/>
         <w:tcBorders>
-          <w:top w:val="none"/>
-          <w:left w:val="none"/>
-          <w:bottom w:val="none"/>
+          <w:top w:val="none" w:color="000000" w:sz="4" w:space="0"/>
+          <w:left w:val="none" w:color="000000" w:sz="4" w:space="0"/>
+          <w:bottom w:val="none" w:color="000000" w:sz="4" w:space="0"/>
           <w:right w:val="single" w:color="000000" w:themeColor="accent4" w:themeTint="9A" w:sz="4" w:space="0"/>
         </w:tcBorders>
       </w:tcPr>
@@ -16741,10 +19315,10 @@
       <w:tcPr>
         <w:shd w:val="clear" w:color="ffffff" w:themeColor="light1" w:fill="ffffff" w:themeFill="light1"/>
         <w:tcBorders>
-          <w:top w:val="none"/>
-          <w:left w:val="none"/>
+          <w:top w:val="none" w:color="000000" w:sz="4" w:space="0"/>
+          <w:left w:val="none" w:color="000000" w:sz="4" w:space="0"/>
           <w:bottom w:val="single" w:color="000000" w:themeColor="accent4" w:themeTint="9A" w:sz="4" w:space="0"/>
-          <w:right w:val="none"/>
+          <w:right w:val="none" w:color="000000" w:sz="4" w:space="0"/>
         </w:tcBorders>
       </w:tcPr>
     </w:tblStylePr>
@@ -16764,12 +19338,12 @@
         <w:tblBorders/>
       </w:tblPr>
       <w:tcPr>
-        <w:shd w:color="ffffff"/>
+        <w:shd w:val="clear" w:color="ffffff"/>
         <w:tcBorders>
-          <w:top w:val="none"/>
+          <w:top w:val="none" w:color="000000" w:sz="4" w:space="0"/>
           <w:left w:val="single" w:color="000000" w:themeColor="accent4" w:themeTint="9A" w:sz="4" w:space="0"/>
-          <w:bottom w:val="none"/>
-          <w:right w:val="none"/>
+          <w:bottom w:val="none" w:color="000000" w:sz="4" w:space="0"/>
+          <w:right w:val="none" w:color="000000" w:sz="4" w:space="0"/>
         </w:tcBorders>
       </w:tcPr>
     </w:tblStylePr>
@@ -16792,9 +19366,9 @@
         <w:shd w:val="clear" w:color="ffffff" w:themeColor="light1" w:fill="ffffff" w:themeFill="light1"/>
         <w:tcBorders>
           <w:top w:val="single" w:color="000000" w:themeColor="accent4" w:themeTint="9A" w:sz="4" w:space="0"/>
-          <w:left w:val="none"/>
-          <w:bottom w:val="none"/>
-          <w:right w:val="none"/>
+          <w:left w:val="none" w:color="000000" w:sz="4" w:space="0"/>
+          <w:bottom w:val="none" w:color="000000" w:sz="4" w:space="0"/>
+          <w:right w:val="none" w:color="000000" w:sz="4" w:space="0"/>
         </w:tcBorders>
       </w:tcPr>
     </w:tblStylePr>
@@ -16864,9 +19438,9 @@
       </w:tcPr>
     </w:tblStylePr>
   </w:style>
-  <w:style w:type="table" w:styleId="66">
+  <w:style w:type="table" w:styleId="761">
     <w:name w:val="Grid Table 7 Colorful - Accent 5"/>
-    <w:basedOn w:val="665"/>
+    <w:basedOn w:val="893"/>
     <w:uiPriority w:val="99"/>
     <w:pPr>
       <w:pBdr/>
@@ -16968,11 +19542,11 @@
         <w:tblBorders/>
       </w:tblPr>
       <w:tcPr>
-        <w:shd w:color="ffffff"/>
+        <w:shd w:val="clear" w:color="ffffff"/>
         <w:tcBorders>
-          <w:top w:val="none"/>
-          <w:left w:val="none"/>
-          <w:bottom w:val="none"/>
+          <w:top w:val="none" w:color="000000" w:sz="4" w:space="0"/>
+          <w:left w:val="none" w:color="000000" w:sz="4" w:space="0"/>
+          <w:bottom w:val="none" w:color="000000" w:sz="4" w:space="0"/>
           <w:right w:val="single" w:color="000000" w:themeColor="accent5" w:themeTint="90" w:sz="4" w:space="0"/>
         </w:tcBorders>
       </w:tcPr>
@@ -16995,10 +19569,10 @@
       <w:tcPr>
         <w:shd w:val="clear" w:color="ffffff" w:themeColor="light1" w:fill="ffffff" w:themeFill="light1"/>
         <w:tcBorders>
-          <w:top w:val="none"/>
-          <w:left w:val="none"/>
+          <w:top w:val="none" w:color="000000" w:sz="4" w:space="0"/>
+          <w:left w:val="none" w:color="000000" w:sz="4" w:space="0"/>
           <w:bottom w:val="single" w:color="000000" w:themeColor="accent5" w:themeTint="90" w:sz="4" w:space="0"/>
-          <w:right w:val="none"/>
+          <w:right w:val="none" w:color="000000" w:sz="4" w:space="0"/>
         </w:tcBorders>
       </w:tcPr>
     </w:tblStylePr>
@@ -17018,12 +19592,12 @@
         <w:tblBorders/>
       </w:tblPr>
       <w:tcPr>
-        <w:shd w:color="ffffff"/>
+        <w:shd w:val="clear" w:color="ffffff"/>
         <w:tcBorders>
-          <w:top w:val="none"/>
+          <w:top w:val="none" w:color="000000" w:sz="4" w:space="0"/>
           <w:left w:val="single" w:color="000000" w:themeColor="accent5" w:themeTint="90" w:sz="4" w:space="0"/>
-          <w:bottom w:val="none"/>
-          <w:right w:val="none"/>
+          <w:bottom w:val="none" w:color="000000" w:sz="4" w:space="0"/>
+          <w:right w:val="none" w:color="000000" w:sz="4" w:space="0"/>
         </w:tcBorders>
       </w:tcPr>
     </w:tblStylePr>
@@ -17046,9 +19620,9 @@
         <w:shd w:val="clear" w:color="ffffff" w:themeColor="light1" w:fill="ffffff" w:themeFill="light1"/>
         <w:tcBorders>
           <w:top w:val="single" w:color="000000" w:themeColor="accent5" w:themeTint="90" w:sz="4" w:space="0"/>
-          <w:left w:val="none"/>
-          <w:bottom w:val="none"/>
-          <w:right w:val="none"/>
+          <w:left w:val="none" w:color="000000" w:sz="4" w:space="0"/>
+          <w:bottom w:val="none" w:color="000000" w:sz="4" w:space="0"/>
+          <w:right w:val="none" w:color="000000" w:sz="4" w:space="0"/>
         </w:tcBorders>
       </w:tcPr>
     </w:tblStylePr>
@@ -17118,9 +19692,9 @@
       </w:tcPr>
     </w:tblStylePr>
   </w:style>
-  <w:style w:type="table" w:styleId="67">
+  <w:style w:type="table" w:styleId="762">
     <w:name w:val="Grid Table 7 Colorful - Accent 6"/>
-    <w:basedOn w:val="665"/>
+    <w:basedOn w:val="893"/>
     <w:uiPriority w:val="99"/>
     <w:pPr>
       <w:pBdr/>
@@ -17222,11 +19796,11 @@
         <w:tblBorders/>
       </w:tblPr>
       <w:tcPr>
-        <w:shd w:color="ffffff"/>
+        <w:shd w:val="clear" w:color="ffffff"/>
         <w:tcBorders>
-          <w:top w:val="none"/>
-          <w:left w:val="none"/>
-          <w:bottom w:val="none"/>
+          <w:top w:val="none" w:color="000000" w:sz="4" w:space="0"/>
+          <w:left w:val="none" w:color="000000" w:sz="4" w:space="0"/>
+          <w:bottom w:val="none" w:color="000000" w:sz="4" w:space="0"/>
           <w:right w:val="single" w:color="000000" w:themeColor="accent6" w:themeTint="90" w:sz="4" w:space="0"/>
         </w:tcBorders>
       </w:tcPr>
@@ -17249,10 +19823,10 @@
       <w:tcPr>
         <w:shd w:val="clear" w:color="ffffff" w:themeColor="light1" w:fill="ffffff" w:themeFill="light1"/>
         <w:tcBorders>
-          <w:top w:val="none"/>
-          <w:left w:val="none"/>
+          <w:top w:val="none" w:color="000000" w:sz="4" w:space="0"/>
+          <w:left w:val="none" w:color="000000" w:sz="4" w:space="0"/>
           <w:bottom w:val="single" w:color="000000" w:themeColor="accent6" w:themeTint="90" w:sz="4" w:space="0"/>
-          <w:right w:val="none"/>
+          <w:right w:val="none" w:color="000000" w:sz="4" w:space="0"/>
         </w:tcBorders>
       </w:tcPr>
     </w:tblStylePr>
@@ -17272,12 +19846,12 @@
         <w:tblBorders/>
       </w:tblPr>
       <w:tcPr>
-        <w:shd w:color="ffffff"/>
+        <w:shd w:val="clear" w:color="ffffff"/>
         <w:tcBorders>
-          <w:top w:val="none"/>
+          <w:top w:val="none" w:color="000000" w:sz="4" w:space="0"/>
           <w:left w:val="single" w:color="000000" w:themeColor="accent6" w:themeTint="90" w:sz="4" w:space="0"/>
-          <w:bottom w:val="none"/>
-          <w:right w:val="none"/>
+          <w:bottom w:val="none" w:color="000000" w:sz="4" w:space="0"/>
+          <w:right w:val="none" w:color="000000" w:sz="4" w:space="0"/>
         </w:tcBorders>
       </w:tcPr>
     </w:tblStylePr>
@@ -17300,9 +19874,9 @@
         <w:shd w:val="clear" w:color="ffffff" w:themeColor="light1" w:fill="ffffff" w:themeFill="light1"/>
         <w:tcBorders>
           <w:top w:val="single" w:color="000000" w:themeColor="accent6" w:themeTint="90" w:sz="4" w:space="0"/>
-          <w:left w:val="none"/>
-          <w:bottom w:val="none"/>
-          <w:right w:val="none"/>
+          <w:left w:val="none" w:color="000000" w:sz="4" w:space="0"/>
+          <w:bottom w:val="none" w:color="000000" w:sz="4" w:space="0"/>
+          <w:right w:val="none" w:color="000000" w:sz="4" w:space="0"/>
         </w:tcBorders>
       </w:tcPr>
     </w:tblStylePr>
@@ -17372,9 +19946,9 @@
       </w:tcPr>
     </w:tblStylePr>
   </w:style>
-  <w:style w:type="table" w:styleId="68">
+  <w:style w:type="table" w:styleId="763">
     <w:name w:val="List Table 1 Light"/>
-    <w:basedOn w:val="665"/>
+    <w:basedOn w:val="893"/>
     <w:uiPriority w:val="99"/>
     <w:pPr>
       <w:pBdr/>
@@ -17588,9 +20162,9 @@
       </w:tcPr>
     </w:tblStylePr>
   </w:style>
-  <w:style w:type="table" w:styleId="69">
+  <w:style w:type="table" w:styleId="764">
     <w:name w:val="List Table 1 Light - Accent 1"/>
-    <w:basedOn w:val="665"/>
+    <w:basedOn w:val="893"/>
     <w:uiPriority w:val="99"/>
     <w:pPr>
       <w:pBdr/>
@@ -17804,9 +20378,9 @@
       </w:tcPr>
     </w:tblStylePr>
   </w:style>
-  <w:style w:type="table" w:styleId="70">
+  <w:style w:type="table" w:styleId="765">
     <w:name w:val="List Table 1 Light - Accent 2"/>
-    <w:basedOn w:val="665"/>
+    <w:basedOn w:val="893"/>
     <w:uiPriority w:val="99"/>
     <w:pPr>
       <w:pBdr/>
@@ -18020,9 +20594,9 @@
       </w:tcPr>
     </w:tblStylePr>
   </w:style>
-  <w:style w:type="table" w:styleId="71">
+  <w:style w:type="table" w:styleId="766">
     <w:name w:val="List Table 1 Light - Accent 3"/>
-    <w:basedOn w:val="665"/>
+    <w:basedOn w:val="893"/>
     <w:uiPriority w:val="99"/>
     <w:pPr>
       <w:pBdr/>
@@ -18236,9 +20810,9 @@
       </w:tcPr>
     </w:tblStylePr>
   </w:style>
-  <w:style w:type="table" w:styleId="72">
+  <w:style w:type="table" w:styleId="767">
     <w:name w:val="List Table 1 Light - Accent 4"/>
-    <w:basedOn w:val="665"/>
+    <w:basedOn w:val="893"/>
     <w:uiPriority w:val="99"/>
     <w:pPr>
       <w:pBdr/>
@@ -18452,9 +21026,9 @@
       </w:tcPr>
     </w:tblStylePr>
   </w:style>
-  <w:style w:type="table" w:styleId="73">
+  <w:style w:type="table" w:styleId="768">
     <w:name w:val="List Table 1 Light - Accent 5"/>
-    <w:basedOn w:val="665"/>
+    <w:basedOn w:val="893"/>
     <w:uiPriority w:val="99"/>
     <w:pPr>
       <w:pBdr/>
@@ -18668,9 +21242,9 @@
       </w:tcPr>
     </w:tblStylePr>
   </w:style>
-  <w:style w:type="table" w:styleId="74">
+  <w:style w:type="table" w:styleId="769">
     <w:name w:val="List Table 1 Light - Accent 6"/>
-    <w:basedOn w:val="665"/>
+    <w:basedOn w:val="893"/>
     <w:uiPriority w:val="99"/>
     <w:pPr>
       <w:pBdr/>
@@ -18884,9 +21458,9 @@
       </w:tcPr>
     </w:tblStylePr>
   </w:style>
-  <w:style w:type="table" w:styleId="75">
+  <w:style w:type="table" w:styleId="770">
     <w:name w:val="List Table 2"/>
-    <w:basedOn w:val="665"/>
+    <w:basedOn w:val="893"/>
     <w:uiPriority w:val="99"/>
     <w:pPr>
       <w:pBdr/>
@@ -19122,9 +21696,9 @@
       </w:tcPr>
     </w:tblStylePr>
   </w:style>
-  <w:style w:type="table" w:styleId="76">
+  <w:style w:type="table" w:styleId="771">
     <w:name w:val="List Table 2 - Accent 1"/>
-    <w:basedOn w:val="665"/>
+    <w:basedOn w:val="893"/>
     <w:uiPriority w:val="99"/>
     <w:pPr>
       <w:pBdr/>
@@ -19360,9 +21934,9 @@
       </w:tcPr>
     </w:tblStylePr>
   </w:style>
-  <w:style w:type="table" w:styleId="77">
+  <w:style w:type="table" w:styleId="772">
     <w:name w:val="List Table 2 - Accent 2"/>
-    <w:basedOn w:val="665"/>
+    <w:basedOn w:val="893"/>
     <w:uiPriority w:val="99"/>
     <w:pPr>
       <w:pBdr/>
@@ -19598,9 +22172,9 @@
       </w:tcPr>
     </w:tblStylePr>
   </w:style>
-  <w:style w:type="table" w:styleId="78">
+  <w:style w:type="table" w:styleId="773">
     <w:name w:val="List Table 2 - Accent 3"/>
-    <w:basedOn w:val="665"/>
+    <w:basedOn w:val="893"/>
     <w:uiPriority w:val="99"/>
     <w:pPr>
       <w:pBdr/>
@@ -19836,9 +22410,9 @@
       </w:tcPr>
     </w:tblStylePr>
   </w:style>
-  <w:style w:type="table" w:styleId="79">
+  <w:style w:type="table" w:styleId="774">
     <w:name w:val="List Table 2 - Accent 4"/>
-    <w:basedOn w:val="665"/>
+    <w:basedOn w:val="893"/>
     <w:uiPriority w:val="99"/>
     <w:pPr>
       <w:pBdr/>
@@ -20074,9 +22648,9 @@
       </w:tcPr>
     </w:tblStylePr>
   </w:style>
-  <w:style w:type="table" w:styleId="80">
+  <w:style w:type="table" w:styleId="775">
     <w:name w:val="List Table 2 - Accent 5"/>
-    <w:basedOn w:val="665"/>
+    <w:basedOn w:val="893"/>
     <w:uiPriority w:val="99"/>
     <w:pPr>
       <w:pBdr/>
@@ -20312,9 +22886,9 @@
       </w:tcPr>
     </w:tblStylePr>
   </w:style>
-  <w:style w:type="table" w:styleId="81">
+  <w:style w:type="table" w:styleId="776">
     <w:name w:val="List Table 2 - Accent 6"/>
-    <w:basedOn w:val="665"/>
+    <w:basedOn w:val="893"/>
     <w:uiPriority w:val="99"/>
     <w:pPr>
       <w:pBdr/>
@@ -20550,9 +23124,9 @@
       </w:tcPr>
     </w:tblStylePr>
   </w:style>
-  <w:style w:type="table" w:styleId="82">
+  <w:style w:type="table" w:styleId="777">
     <w:name w:val="List Table 3"/>
-    <w:basedOn w:val="665"/>
+    <w:basedOn w:val="893"/>
     <w:uiPriority w:val="99"/>
     <w:pPr>
       <w:pBdr/>
@@ -20778,9 +23352,9 @@
       </w:tcPr>
     </w:tblStylePr>
   </w:style>
-  <w:style w:type="table" w:styleId="83">
+  <w:style w:type="table" w:styleId="778">
     <w:name w:val="List Table 3 - Accent 1"/>
-    <w:basedOn w:val="665"/>
+    <w:basedOn w:val="893"/>
     <w:uiPriority w:val="99"/>
     <w:pPr>
       <w:pBdr/>
@@ -21006,9 +23580,9 @@
       </w:tcPr>
     </w:tblStylePr>
   </w:style>
-  <w:style w:type="table" w:styleId="84">
+  <w:style w:type="table" w:styleId="779">
     <w:name w:val="List Table 3 - Accent 2"/>
-    <w:basedOn w:val="665"/>
+    <w:basedOn w:val="893"/>
     <w:uiPriority w:val="99"/>
     <w:pPr>
       <w:pBdr/>
@@ -21234,9 +23808,9 @@
       </w:tcPr>
     </w:tblStylePr>
   </w:style>
-  <w:style w:type="table" w:styleId="85">
+  <w:style w:type="table" w:styleId="780">
     <w:name w:val="List Table 3 - Accent 3"/>
-    <w:basedOn w:val="665"/>
+    <w:basedOn w:val="893"/>
     <w:uiPriority w:val="99"/>
     <w:pPr>
       <w:pBdr/>
@@ -21462,9 +24036,9 @@
       </w:tcPr>
     </w:tblStylePr>
   </w:style>
-  <w:style w:type="table" w:styleId="86">
+  <w:style w:type="table" w:styleId="781">
     <w:name w:val="List Table 3 - Accent 4"/>
-    <w:basedOn w:val="665"/>
+    <w:basedOn w:val="893"/>
     <w:uiPriority w:val="99"/>
     <w:pPr>
       <w:pBdr/>
@@ -21690,9 +24264,9 @@
       </w:tcPr>
     </w:tblStylePr>
   </w:style>
-  <w:style w:type="table" w:styleId="87">
+  <w:style w:type="table" w:styleId="782">
     <w:name w:val="List Table 3 - Accent 5"/>
-    <w:basedOn w:val="665"/>
+    <w:basedOn w:val="893"/>
     <w:uiPriority w:val="99"/>
     <w:pPr>
       <w:pBdr/>
@@ -21918,9 +24492,9 @@
       </w:tcPr>
     </w:tblStylePr>
   </w:style>
-  <w:style w:type="table" w:styleId="88">
+  <w:style w:type="table" w:styleId="783">
     <w:name w:val="List Table 3 - Accent 6"/>
-    <w:basedOn w:val="665"/>
+    <w:basedOn w:val="893"/>
     <w:uiPriority w:val="99"/>
     <w:pPr>
       <w:pBdr/>
@@ -22146,9 +24720,9 @@
       </w:tcPr>
     </w:tblStylePr>
   </w:style>
-  <w:style w:type="table" w:styleId="89">
+  <w:style w:type="table" w:styleId="784">
     <w:name w:val="List Table 4"/>
-    <w:basedOn w:val="665"/>
+    <w:basedOn w:val="893"/>
     <w:uiPriority w:val="99"/>
     <w:pPr>
       <w:pBdr/>
@@ -22371,9 +24945,9 @@
       </w:tcPr>
     </w:tblStylePr>
   </w:style>
-  <w:style w:type="table" w:styleId="90">
+  <w:style w:type="table" w:styleId="785">
     <w:name w:val="List Table 4 - Accent 1"/>
-    <w:basedOn w:val="665"/>
+    <w:basedOn w:val="893"/>
     <w:uiPriority w:val="99"/>
     <w:pPr>
       <w:pBdr/>
@@ -22596,9 +25170,9 @@
       </w:tcPr>
     </w:tblStylePr>
   </w:style>
-  <w:style w:type="table" w:styleId="91">
+  <w:style w:type="table" w:styleId="786">
     <w:name w:val="List Table 4 - Accent 2"/>
-    <w:basedOn w:val="665"/>
+    <w:basedOn w:val="893"/>
     <w:uiPriority w:val="99"/>
     <w:pPr>
       <w:pBdr/>
@@ -22821,9 +25395,9 @@
       </w:tcPr>
     </w:tblStylePr>
   </w:style>
-  <w:style w:type="table" w:styleId="92">
+  <w:style w:type="table" w:styleId="787">
     <w:name w:val="List Table 4 - Accent 3"/>
-    <w:basedOn w:val="665"/>
+    <w:basedOn w:val="893"/>
     <w:uiPriority w:val="99"/>
     <w:pPr>
       <w:pBdr/>
@@ -23046,9 +25620,9 @@
       </w:tcPr>
     </w:tblStylePr>
   </w:style>
-  <w:style w:type="table" w:styleId="93">
+  <w:style w:type="table" w:styleId="788">
     <w:name w:val="List Table 4 - Accent 4"/>
-    <w:basedOn w:val="665"/>
+    <w:basedOn w:val="893"/>
     <w:uiPriority w:val="99"/>
     <w:pPr>
       <w:pBdr/>
@@ -23271,9 +25845,9 @@
       </w:tcPr>
     </w:tblStylePr>
   </w:style>
-  <w:style w:type="table" w:styleId="94">
+  <w:style w:type="table" w:styleId="789">
     <w:name w:val="List Table 4 - Accent 5"/>
-    <w:basedOn w:val="665"/>
+    <w:basedOn w:val="893"/>
     <w:uiPriority w:val="99"/>
     <w:pPr>
       <w:pBdr/>
@@ -23496,9 +26070,9 @@
       </w:tcPr>
     </w:tblStylePr>
   </w:style>
-  <w:style w:type="table" w:styleId="95">
+  <w:style w:type="table" w:styleId="790">
     <w:name w:val="List Table 4 - Accent 6"/>
-    <w:basedOn w:val="665"/>
+    <w:basedOn w:val="893"/>
     <w:uiPriority w:val="99"/>
     <w:pPr>
       <w:pBdr/>
@@ -23721,9 +26295,9 @@
       </w:tcPr>
     </w:tblStylePr>
   </w:style>
-  <w:style w:type="table" w:styleId="96">
+  <w:style w:type="table" w:styleId="791">
     <w:name w:val="List Table 5 Dark"/>
-    <w:basedOn w:val="665"/>
+    <w:basedOn w:val="893"/>
     <w:uiPriority w:val="99"/>
     <w:pPr>
       <w:pBdr/>
@@ -23963,9 +26537,9 @@
       </w:tcPr>
     </w:tblStylePr>
   </w:style>
-  <w:style w:type="table" w:styleId="97">
+  <w:style w:type="table" w:styleId="792">
     <w:name w:val="List Table 5 Dark - Accent 1"/>
-    <w:basedOn w:val="665"/>
+    <w:basedOn w:val="893"/>
     <w:uiPriority w:val="99"/>
     <w:pPr>
       <w:pBdr/>
@@ -24205,9 +26779,9 @@
       </w:tcPr>
     </w:tblStylePr>
   </w:style>
-  <w:style w:type="table" w:styleId="98">
+  <w:style w:type="table" w:styleId="793">
     <w:name w:val="List Table 5 Dark - Accent 2"/>
-    <w:basedOn w:val="665"/>
+    <w:basedOn w:val="893"/>
     <w:uiPriority w:val="99"/>
     <w:pPr>
       <w:pBdr/>
@@ -24447,9 +27021,9 @@
       </w:tcPr>
     </w:tblStylePr>
   </w:style>
-  <w:style w:type="table" w:styleId="99">
+  <w:style w:type="table" w:styleId="794">
     <w:name w:val="List Table 5 Dark - Accent 3"/>
-    <w:basedOn w:val="665"/>
+    <w:basedOn w:val="893"/>
     <w:uiPriority w:val="99"/>
     <w:pPr>
       <w:pBdr/>
@@ -24689,9 +27263,9 @@
       </w:tcPr>
     </w:tblStylePr>
   </w:style>
-  <w:style w:type="table" w:styleId="100">
+  <w:style w:type="table" w:styleId="795">
     <w:name w:val="List Table 5 Dark - Accent 4"/>
-    <w:basedOn w:val="665"/>
+    <w:basedOn w:val="893"/>
     <w:uiPriority w:val="99"/>
     <w:pPr>
       <w:pBdr/>
@@ -24931,9 +27505,9 @@
       </w:tcPr>
     </w:tblStylePr>
   </w:style>
-  <w:style w:type="table" w:styleId="101">
+  <w:style w:type="table" w:styleId="796">
     <w:name w:val="List Table 5 Dark - Accent 5"/>
-    <w:basedOn w:val="665"/>
+    <w:basedOn w:val="893"/>
     <w:uiPriority w:val="99"/>
     <w:pPr>
       <w:pBdr/>
@@ -25173,9 +27747,9 @@
       </w:tcPr>
     </w:tblStylePr>
   </w:style>
-  <w:style w:type="table" w:styleId="102">
+  <w:style w:type="table" w:styleId="797">
     <w:name w:val="List Table 5 Dark - Accent 6"/>
-    <w:basedOn w:val="665"/>
+    <w:basedOn w:val="893"/>
     <w:uiPriority w:val="99"/>
     <w:pPr>
       <w:pBdr/>
@@ -25415,9 +27989,9 @@
       </w:tcPr>
     </w:tblStylePr>
   </w:style>
-  <w:style w:type="table" w:styleId="103">
+  <w:style w:type="table" w:styleId="798">
     <w:name w:val="List Table 6 Colorful"/>
-    <w:basedOn w:val="665"/>
+    <w:basedOn w:val="893"/>
     <w:uiPriority w:val="99"/>
     <w:pPr>
       <w:pBdr/>
@@ -25638,9 +28212,9 @@
       </w:tcPr>
     </w:tblStylePr>
   </w:style>
-  <w:style w:type="table" w:styleId="104">
+  <w:style w:type="table" w:styleId="799">
     <w:name w:val="List Table 6 Colorful - Accent 1"/>
-    <w:basedOn w:val="665"/>
+    <w:basedOn w:val="893"/>
     <w:uiPriority w:val="99"/>
     <w:pPr>
       <w:pBdr/>
@@ -25861,9 +28435,9 @@
       </w:tcPr>
     </w:tblStylePr>
   </w:style>
-  <w:style w:type="table" w:styleId="105">
+  <w:style w:type="table" w:styleId="800">
     <w:name w:val="List Table 6 Colorful - Accent 2"/>
-    <w:basedOn w:val="665"/>
+    <w:basedOn w:val="893"/>
     <w:uiPriority w:val="99"/>
     <w:pPr>
       <w:pBdr/>
@@ -26084,9 +28658,9 @@
       </w:tcPr>
     </w:tblStylePr>
   </w:style>
-  <w:style w:type="table" w:styleId="106">
+  <w:style w:type="table" w:styleId="801">
     <w:name w:val="List Table 6 Colorful - Accent 3"/>
-    <w:basedOn w:val="665"/>
+    <w:basedOn w:val="893"/>
     <w:uiPriority w:val="99"/>
     <w:pPr>
       <w:pBdr/>
@@ -26307,9 +28881,9 @@
       </w:tcPr>
     </w:tblStylePr>
   </w:style>
-  <w:style w:type="table" w:styleId="107">
+  <w:style w:type="table" w:styleId="802">
     <w:name w:val="List Table 6 Colorful - Accent 4"/>
-    <w:basedOn w:val="665"/>
+    <w:basedOn w:val="893"/>
     <w:uiPriority w:val="99"/>
     <w:pPr>
       <w:pBdr/>
@@ -26530,9 +29104,9 @@
       </w:tcPr>
     </w:tblStylePr>
   </w:style>
-  <w:style w:type="table" w:styleId="108">
+  <w:style w:type="table" w:styleId="803">
     <w:name w:val="List Table 6 Colorful - Accent 5"/>
-    <w:basedOn w:val="665"/>
+    <w:basedOn w:val="893"/>
     <w:uiPriority w:val="99"/>
     <w:pPr>
       <w:pBdr/>
@@ -26753,9 +29327,9 @@
       </w:tcPr>
     </w:tblStylePr>
   </w:style>
-  <w:style w:type="table" w:styleId="109">
+  <w:style w:type="table" w:styleId="804">
     <w:name w:val="List Table 6 Colorful - Accent 6"/>
-    <w:basedOn w:val="665"/>
+    <w:basedOn w:val="893"/>
     <w:uiPriority w:val="99"/>
     <w:pPr>
       <w:pBdr/>
@@ -26976,9 +29550,9 @@
       </w:tcPr>
     </w:tblStylePr>
   </w:style>
-  <w:style w:type="table" w:styleId="110">
+  <w:style w:type="table" w:styleId="805">
     <w:name w:val="List Table 7 Colorful"/>
-    <w:basedOn w:val="665"/>
+    <w:basedOn w:val="893"/>
     <w:uiPriority w:val="99"/>
     <w:pPr>
       <w:pBdr/>
@@ -27077,11 +29651,11 @@
         <w:tblBorders/>
       </w:tblPr>
       <w:tcPr>
-        <w:shd w:color="ffffff"/>
+        <w:shd w:val="clear" w:color="ffffff"/>
         <w:tcBorders>
-          <w:top w:val="none"/>
-          <w:left w:val="none"/>
-          <w:bottom w:val="none"/>
+          <w:top w:val="none" w:color="000000" w:sz="4" w:space="0"/>
+          <w:left w:val="none" w:color="000000" w:sz="4" w:space="0"/>
+          <w:bottom w:val="none" w:color="000000" w:sz="4" w:space="0"/>
           <w:right w:val="single" w:color="000000" w:themeColor="text1" w:themeTint="80" w:sz="4" w:space="0"/>
         </w:tcBorders>
       </w:tcPr>
@@ -27104,10 +29678,10 @@
       <w:tcPr>
         <w:shd w:val="clear" w:color="ffffff" w:themeColor="light1" w:fill="ffffff" w:themeFill="light1"/>
         <w:tcBorders>
-          <w:top w:val="none"/>
-          <w:left w:val="none"/>
+          <w:top w:val="none" w:color="000000" w:sz="4" w:space="0"/>
+          <w:left w:val="none" w:color="000000" w:sz="4" w:space="0"/>
           <w:bottom w:val="single" w:color="000000" w:themeColor="text1" w:themeTint="80" w:sz="4" w:space="0"/>
-          <w:right w:val="none"/>
+          <w:right w:val="none" w:color="000000" w:sz="4" w:space="0"/>
         </w:tcBorders>
       </w:tcPr>
     </w:tblStylePr>
@@ -27127,12 +29701,12 @@
         <w:tblBorders/>
       </w:tblPr>
       <w:tcPr>
-        <w:shd w:color="ffffff"/>
+        <w:shd w:val="clear" w:color="ffffff"/>
         <w:tcBorders>
-          <w:top w:val="none"/>
+          <w:top w:val="none" w:color="000000" w:sz="4" w:space="0"/>
           <w:left w:val="single" w:color="000000" w:themeColor="text1" w:themeTint="80" w:sz="4" w:space="0"/>
-          <w:bottom w:val="none"/>
-          <w:right w:val="none"/>
+          <w:bottom w:val="none" w:color="000000" w:sz="4" w:space="0"/>
+          <w:right w:val="none" w:color="000000" w:sz="4" w:space="0"/>
         </w:tcBorders>
       </w:tcPr>
     </w:tblStylePr>
@@ -27155,9 +29729,9 @@
         <w:shd w:val="clear" w:color="ffffff" w:themeColor="light1" w:fill="ffffff" w:themeFill="light1"/>
         <w:tcBorders>
           <w:top w:val="single" w:color="000000" w:themeColor="text1" w:themeTint="80" w:sz="4" w:space="0"/>
-          <w:left w:val="none"/>
-          <w:bottom w:val="none"/>
-          <w:right w:val="none"/>
+          <w:left w:val="none" w:color="000000" w:sz="4" w:space="0"/>
+          <w:bottom w:val="none" w:color="000000" w:sz="4" w:space="0"/>
+          <w:right w:val="none" w:color="000000" w:sz="4" w:space="0"/>
         </w:tcBorders>
       </w:tcPr>
     </w:tblStylePr>
@@ -27232,9 +29806,9 @@
       </w:tcPr>
     </w:tblStylePr>
   </w:style>
-  <w:style w:type="table" w:styleId="111">
+  <w:style w:type="table" w:styleId="806">
     <w:name w:val="List Table 7 Colorful - Accent 1"/>
-    <w:basedOn w:val="665"/>
+    <w:basedOn w:val="893"/>
     <w:uiPriority w:val="99"/>
     <w:pPr>
       <w:pBdr/>
@@ -27333,11 +29907,11 @@
         <w:tblBorders/>
       </w:tblPr>
       <w:tcPr>
-        <w:shd w:color="ffffff"/>
+        <w:shd w:val="clear" w:color="ffffff"/>
         <w:tcBorders>
-          <w:top w:val="none"/>
-          <w:left w:val="none"/>
-          <w:bottom w:val="none"/>
+          <w:top w:val="none" w:color="000000" w:sz="4" w:space="0"/>
+          <w:left w:val="none" w:color="000000" w:sz="4" w:space="0"/>
+          <w:bottom w:val="none" w:color="000000" w:sz="4" w:space="0"/>
           <w:right w:val="single" w:color="000000" w:themeColor="accent1" w:sz="4" w:space="0"/>
         </w:tcBorders>
       </w:tcPr>
@@ -27360,10 +29934,10 @@
       <w:tcPr>
         <w:shd w:val="clear" w:color="ffffff" w:themeColor="light1" w:fill="ffffff" w:themeFill="light1"/>
         <w:tcBorders>
-          <w:top w:val="none"/>
-          <w:left w:val="none"/>
+          <w:top w:val="none" w:color="000000" w:sz="4" w:space="0"/>
+          <w:left w:val="none" w:color="000000" w:sz="4" w:space="0"/>
           <w:bottom w:val="single" w:color="000000" w:themeColor="accent1" w:sz="4" w:space="0"/>
-          <w:right w:val="none"/>
+          <w:right w:val="none" w:color="000000" w:sz="4" w:space="0"/>
         </w:tcBorders>
       </w:tcPr>
     </w:tblStylePr>
@@ -27383,12 +29957,12 @@
         <w:tblBorders/>
       </w:tblPr>
       <w:tcPr>
-        <w:shd w:color="ffffff"/>
+        <w:shd w:val="clear" w:color="ffffff"/>
         <w:tcBorders>
-          <w:top w:val="none"/>
+          <w:top w:val="none" w:color="000000" w:sz="4" w:space="0"/>
           <w:left w:val="single" w:color="000000" w:themeColor="accent1" w:sz="4" w:space="0"/>
-          <w:bottom w:val="none"/>
-          <w:right w:val="none"/>
+          <w:bottom w:val="none" w:color="000000" w:sz="4" w:space="0"/>
+          <w:right w:val="none" w:color="000000" w:sz="4" w:space="0"/>
         </w:tcBorders>
       </w:tcPr>
     </w:tblStylePr>
@@ -27411,9 +29985,9 @@
         <w:shd w:val="clear" w:color="ffffff" w:themeColor="light1" w:fill="ffffff" w:themeFill="light1"/>
         <w:tcBorders>
           <w:top w:val="single" w:color="000000" w:themeColor="accent1" w:sz="4" w:space="0"/>
-          <w:left w:val="none"/>
-          <w:bottom w:val="none"/>
-          <w:right w:val="none"/>
+          <w:left w:val="none" w:color="000000" w:sz="4" w:space="0"/>
+          <w:bottom w:val="none" w:color="000000" w:sz="4" w:space="0"/>
+          <w:right w:val="none" w:color="000000" w:sz="4" w:space="0"/>
         </w:tcBorders>
       </w:tcPr>
     </w:tblStylePr>
@@ -27488,9 +30062,9 @@
       </w:tcPr>
     </w:tblStylePr>
   </w:style>
-  <w:style w:type="table" w:styleId="112">
+  <w:style w:type="table" w:styleId="807">
     <w:name w:val="List Table 7 Colorful - Accent 2"/>
-    <w:basedOn w:val="665"/>
+    <w:basedOn w:val="893"/>
     <w:uiPriority w:val="99"/>
     <w:pPr>
       <w:pBdr/>
@@ -27589,11 +30163,11 @@
         <w:tblBorders/>
       </w:tblPr>
       <w:tcPr>
-        <w:shd w:color="ffffff"/>
+        <w:shd w:val="clear" w:color="ffffff"/>
         <w:tcBorders>
-          <w:top w:val="none"/>
-          <w:left w:val="none"/>
-          <w:bottom w:val="none"/>
+          <w:top w:val="none" w:color="000000" w:sz="4" w:space="0"/>
+          <w:left w:val="none" w:color="000000" w:sz="4" w:space="0"/>
+          <w:bottom w:val="none" w:color="000000" w:sz="4" w:space="0"/>
           <w:right w:val="single" w:color="000000" w:themeColor="accent2" w:themeTint="97" w:sz="4" w:space="0"/>
         </w:tcBorders>
       </w:tcPr>
@@ -27616,10 +30190,10 @@
       <w:tcPr>
         <w:shd w:val="clear" w:color="ffffff" w:themeColor="light1" w:fill="ffffff" w:themeFill="light1"/>
         <w:tcBorders>
-          <w:top w:val="none"/>
-          <w:left w:val="none"/>
+          <w:top w:val="none" w:color="000000" w:sz="4" w:space="0"/>
+          <w:left w:val="none" w:color="000000" w:sz="4" w:space="0"/>
           <w:bottom w:val="single" w:color="000000" w:themeColor="accent2" w:themeTint="97" w:sz="4" w:space="0"/>
-          <w:right w:val="none"/>
+          <w:right w:val="none" w:color="000000" w:sz="4" w:space="0"/>
         </w:tcBorders>
       </w:tcPr>
     </w:tblStylePr>
@@ -27639,12 +30213,12 @@
         <w:tblBorders/>
       </w:tblPr>
       <w:tcPr>
-        <w:shd w:color="ffffff"/>
+        <w:shd w:val="clear" w:color="ffffff"/>
         <w:tcBorders>
-          <w:top w:val="none"/>
+          <w:top w:val="none" w:color="000000" w:sz="4" w:space="0"/>
           <w:left w:val="single" w:color="000000" w:themeColor="accent2" w:themeTint="97" w:sz="4" w:space="0"/>
-          <w:bottom w:val="none"/>
-          <w:right w:val="none"/>
+          <w:bottom w:val="none" w:color="000000" w:sz="4" w:space="0"/>
+          <w:right w:val="none" w:color="000000" w:sz="4" w:space="0"/>
         </w:tcBorders>
       </w:tcPr>
     </w:tblStylePr>
@@ -27667,9 +30241,9 @@
         <w:shd w:val="clear" w:color="ffffff" w:themeColor="light1" w:fill="ffffff" w:themeFill="light1"/>
         <w:tcBorders>
           <w:top w:val="single" w:color="000000" w:themeColor="accent2" w:themeTint="97" w:sz="4" w:space="0"/>
-          <w:left w:val="none"/>
-          <w:bottom w:val="none"/>
-          <w:right w:val="none"/>
+          <w:left w:val="none" w:color="000000" w:sz="4" w:space="0"/>
+          <w:bottom w:val="none" w:color="000000" w:sz="4" w:space="0"/>
+          <w:right w:val="none" w:color="000000" w:sz="4" w:space="0"/>
         </w:tcBorders>
       </w:tcPr>
     </w:tblStylePr>
@@ -27744,9 +30318,9 @@
       </w:tcPr>
     </w:tblStylePr>
   </w:style>
-  <w:style w:type="table" w:styleId="113">
+  <w:style w:type="table" w:styleId="808">
     <w:name w:val="List Table 7 Colorful - Accent 3"/>
-    <w:basedOn w:val="665"/>
+    <w:basedOn w:val="893"/>
     <w:uiPriority w:val="99"/>
     <w:pPr>
       <w:pBdr/>
@@ -27845,11 +30419,11 @@
         <w:tblBorders/>
       </w:tblPr>
       <w:tcPr>
-        <w:shd w:color="ffffff"/>
+        <w:shd w:val="clear" w:color="ffffff"/>
         <w:tcBorders>
-          <w:top w:val="none"/>
-          <w:left w:val="none"/>
-          <w:bottom w:val="none"/>
+          <w:top w:val="none" w:color="000000" w:sz="4" w:space="0"/>
+          <w:left w:val="none" w:color="000000" w:sz="4" w:space="0"/>
+          <w:bottom w:val="none" w:color="000000" w:sz="4" w:space="0"/>
           <w:right w:val="single" w:color="000000" w:themeColor="accent3" w:themeTint="98" w:sz="4" w:space="0"/>
         </w:tcBorders>
       </w:tcPr>
@@ -27872,10 +30446,10 @@
       <w:tcPr>
         <w:shd w:val="clear" w:color="ffffff" w:themeColor="light1" w:fill="ffffff" w:themeFill="light1"/>
         <w:tcBorders>
-          <w:top w:val="none"/>
-          <w:left w:val="none"/>
+          <w:top w:val="none" w:color="000000" w:sz="4" w:space="0"/>
+          <w:left w:val="none" w:color="000000" w:sz="4" w:space="0"/>
           <w:bottom w:val="single" w:color="000000" w:themeColor="accent3" w:themeTint="98" w:sz="4" w:space="0"/>
-          <w:right w:val="none"/>
+          <w:right w:val="none" w:color="000000" w:sz="4" w:space="0"/>
         </w:tcBorders>
       </w:tcPr>
     </w:tblStylePr>
@@ -27895,12 +30469,12 @@
         <w:tblBorders/>
       </w:tblPr>
       <w:tcPr>
-        <w:shd w:color="ffffff"/>
+        <w:shd w:val="clear" w:color="ffffff"/>
         <w:tcBorders>
-          <w:top w:val="none"/>
+          <w:top w:val="none" w:color="000000" w:sz="4" w:space="0"/>
           <w:left w:val="single" w:color="000000" w:themeColor="accent3" w:themeTint="98" w:sz="4" w:space="0"/>
-          <w:bottom w:val="none"/>
-          <w:right w:val="none"/>
+          <w:bottom w:val="none" w:color="000000" w:sz="4" w:space="0"/>
+          <w:right w:val="none" w:color="000000" w:sz="4" w:space="0"/>
         </w:tcBorders>
       </w:tcPr>
     </w:tblStylePr>
@@ -27923,9 +30497,9 @@
         <w:shd w:val="clear" w:color="ffffff" w:themeColor="light1" w:fill="ffffff" w:themeFill="light1"/>
         <w:tcBorders>
           <w:top w:val="single" w:color="000000" w:themeColor="accent3" w:themeTint="98" w:sz="4" w:space="0"/>
-          <w:left w:val="none"/>
-          <w:bottom w:val="none"/>
-          <w:right w:val="none"/>
+          <w:left w:val="none" w:color="000000" w:sz="4" w:space="0"/>
+          <w:bottom w:val="none" w:color="000000" w:sz="4" w:space="0"/>
+          <w:right w:val="none" w:color="000000" w:sz="4" w:space="0"/>
         </w:tcBorders>
       </w:tcPr>
     </w:tblStylePr>
@@ -28000,9 +30574,9 @@
       </w:tcPr>
     </w:tblStylePr>
   </w:style>
-  <w:style w:type="table" w:styleId="114">
+  <w:style w:type="table" w:styleId="809">
     <w:name w:val="List Table 7 Colorful - Accent 4"/>
-    <w:basedOn w:val="665"/>
+    <w:basedOn w:val="893"/>
     <w:uiPriority w:val="99"/>
     <w:pPr>
       <w:pBdr/>
@@ -28101,11 +30675,11 @@
         <w:tblBorders/>
       </w:tblPr>
       <w:tcPr>
-        <w:shd w:color="ffffff"/>
+        <w:shd w:val="clear" w:color="ffffff"/>
         <w:tcBorders>
-          <w:top w:val="none"/>
-          <w:left w:val="none"/>
-          <w:bottom w:val="none"/>
+          <w:top w:val="none" w:color="000000" w:sz="4" w:space="0"/>
+          <w:left w:val="none" w:color="000000" w:sz="4" w:space="0"/>
+          <w:bottom w:val="none" w:color="000000" w:sz="4" w:space="0"/>
           <w:right w:val="single" w:color="000000" w:themeColor="accent4" w:themeTint="9A" w:sz="4" w:space="0"/>
         </w:tcBorders>
       </w:tcPr>
@@ -28128,10 +30702,10 @@
       <w:tcPr>
         <w:shd w:val="clear" w:color="ffffff" w:themeColor="light1" w:fill="ffffff" w:themeFill="light1"/>
         <w:tcBorders>
-          <w:top w:val="none"/>
-          <w:left w:val="none"/>
+          <w:top w:val="none" w:color="000000" w:sz="4" w:space="0"/>
+          <w:left w:val="none" w:color="000000" w:sz="4" w:space="0"/>
           <w:bottom w:val="single" w:color="000000" w:themeColor="accent4" w:themeTint="9A" w:sz="4" w:space="0"/>
-          <w:right w:val="none"/>
+          <w:right w:val="none" w:color="000000" w:sz="4" w:space="0"/>
         </w:tcBorders>
       </w:tcPr>
     </w:tblStylePr>
@@ -28151,12 +30725,12 @@
         <w:tblBorders/>
       </w:tblPr>
       <w:tcPr>
-        <w:shd w:color="ffffff"/>
+        <w:shd w:val="clear" w:color="ffffff"/>
         <w:tcBorders>
-          <w:top w:val="none"/>
+          <w:top w:val="none" w:color="000000" w:sz="4" w:space="0"/>
           <w:left w:val="single" w:color="000000" w:themeColor="accent4" w:themeTint="9A" w:sz="4" w:space="0"/>
-          <w:bottom w:val="none"/>
-          <w:right w:val="none"/>
+          <w:bottom w:val="none" w:color="000000" w:sz="4" w:space="0"/>
+          <w:right w:val="none" w:color="000000" w:sz="4" w:space="0"/>
         </w:tcBorders>
       </w:tcPr>
     </w:tblStylePr>
@@ -28179,9 +30753,9 @@
         <w:shd w:val="clear" w:color="ffffff" w:themeColor="light1" w:fill="ffffff" w:themeFill="light1"/>
         <w:tcBorders>
           <w:top w:val="single" w:color="000000" w:themeColor="accent4" w:themeTint="9A" w:sz="4" w:space="0"/>
-          <w:left w:val="none"/>
-          <w:bottom w:val="none"/>
-          <w:right w:val="none"/>
+          <w:left w:val="none" w:color="000000" w:sz="4" w:space="0"/>
+          <w:bottom w:val="none" w:color="000000" w:sz="4" w:space="0"/>
+          <w:right w:val="none" w:color="000000" w:sz="4" w:space="0"/>
         </w:tcBorders>
       </w:tcPr>
     </w:tblStylePr>
@@ -28256,9 +30830,9 @@
       </w:tcPr>
     </w:tblStylePr>
   </w:style>
-  <w:style w:type="table" w:styleId="115">
+  <w:style w:type="table" w:styleId="810">
     <w:name w:val="List Table 7 Colorful - Accent 5"/>
-    <w:basedOn w:val="665"/>
+    <w:basedOn w:val="893"/>
     <w:uiPriority w:val="99"/>
     <w:pPr>
       <w:pBdr/>
@@ -28357,11 +30931,11 @@
         <w:tblBorders/>
       </w:tblPr>
       <w:tcPr>
-        <w:shd w:color="ffffff"/>
+        <w:shd w:val="clear" w:color="ffffff"/>
         <w:tcBorders>
-          <w:top w:val="none"/>
-          <w:left w:val="none"/>
-          <w:bottom w:val="none"/>
+          <w:top w:val="none" w:color="000000" w:sz="4" w:space="0"/>
+          <w:left w:val="none" w:color="000000" w:sz="4" w:space="0"/>
+          <w:bottom w:val="none" w:color="000000" w:sz="4" w:space="0"/>
           <w:right w:val="single" w:color="000000" w:themeColor="accent5" w:themeTint="9A" w:sz="4" w:space="0"/>
         </w:tcBorders>
       </w:tcPr>
@@ -28384,10 +30958,10 @@
       <w:tcPr>
         <w:shd w:val="clear" w:color="ffffff" w:themeColor="light1" w:fill="ffffff" w:themeFill="light1"/>
         <w:tcBorders>
-          <w:top w:val="none"/>
-          <w:left w:val="none"/>
+          <w:top w:val="none" w:color="000000" w:sz="4" w:space="0"/>
+          <w:left w:val="none" w:color="000000" w:sz="4" w:space="0"/>
           <w:bottom w:val="single" w:color="000000" w:themeColor="accent5" w:themeTint="9A" w:sz="4" w:space="0"/>
-          <w:right w:val="none"/>
+          <w:right w:val="none" w:color="000000" w:sz="4" w:space="0"/>
         </w:tcBorders>
       </w:tcPr>
     </w:tblStylePr>
@@ -28407,12 +30981,12 @@
         <w:tblBorders/>
       </w:tblPr>
       <w:tcPr>
-        <w:shd w:color="ffffff"/>
+        <w:shd w:val="clear" w:color="ffffff"/>
         <w:tcBorders>
-          <w:top w:val="none"/>
+          <w:top w:val="none" w:color="000000" w:sz="4" w:space="0"/>
           <w:left w:val="single" w:color="000000" w:themeColor="accent5" w:themeTint="9A" w:sz="4" w:space="0"/>
-          <w:bottom w:val="none"/>
-          <w:right w:val="none"/>
+          <w:bottom w:val="none" w:color="000000" w:sz="4" w:space="0"/>
+          <w:right w:val="none" w:color="000000" w:sz="4" w:space="0"/>
         </w:tcBorders>
       </w:tcPr>
     </w:tblStylePr>
@@ -28435,9 +31009,9 @@
         <w:shd w:val="clear" w:color="ffffff" w:themeColor="light1" w:fill="ffffff" w:themeFill="light1"/>
         <w:tcBorders>
           <w:top w:val="single" w:color="000000" w:themeColor="accent5" w:themeTint="9A" w:sz="4" w:space="0"/>
-          <w:left w:val="none"/>
-          <w:bottom w:val="none"/>
-          <w:right w:val="none"/>
+          <w:left w:val="none" w:color="000000" w:sz="4" w:space="0"/>
+          <w:bottom w:val="none" w:color="000000" w:sz="4" w:space="0"/>
+          <w:right w:val="none" w:color="000000" w:sz="4" w:space="0"/>
         </w:tcBorders>
       </w:tcPr>
     </w:tblStylePr>
@@ -28512,9 +31086,9 @@
       </w:tcPr>
     </w:tblStylePr>
   </w:style>
-  <w:style w:type="table" w:styleId="116">
+  <w:style w:type="table" w:styleId="811">
     <w:name w:val="List Table 7 Colorful - Accent 6"/>
-    <w:basedOn w:val="665"/>
+    <w:basedOn w:val="893"/>
     <w:uiPriority w:val="99"/>
     <w:pPr>
       <w:pBdr/>
@@ -28613,11 +31187,11 @@
         <w:tblBorders/>
       </w:tblPr>
       <w:tcPr>
-        <w:shd w:color="ffffff"/>
+        <w:shd w:val="clear" w:color="ffffff"/>
         <w:tcBorders>
-          <w:top w:val="none"/>
-          <w:left w:val="none"/>
-          <w:bottom w:val="none"/>
+          <w:top w:val="none" w:color="000000" w:sz="4" w:space="0"/>
+          <w:left w:val="none" w:color="000000" w:sz="4" w:space="0"/>
+          <w:bottom w:val="none" w:color="000000" w:sz="4" w:space="0"/>
           <w:right w:val="single" w:color="000000" w:themeColor="accent6" w:themeTint="98" w:sz="4" w:space="0"/>
         </w:tcBorders>
       </w:tcPr>
@@ -28640,10 +31214,10 @@
       <w:tcPr>
         <w:shd w:val="clear" w:color="ffffff" w:themeColor="light1" w:fill="ffffff" w:themeFill="light1"/>
         <w:tcBorders>
-          <w:top w:val="none"/>
-          <w:left w:val="none"/>
+          <w:top w:val="none" w:color="000000" w:sz="4" w:space="0"/>
+          <w:left w:val="none" w:color="000000" w:sz="4" w:space="0"/>
           <w:bottom w:val="single" w:color="000000" w:themeColor="accent6" w:themeTint="98" w:sz="4" w:space="0"/>
-          <w:right w:val="none"/>
+          <w:right w:val="none" w:color="000000" w:sz="4" w:space="0"/>
         </w:tcBorders>
       </w:tcPr>
     </w:tblStylePr>
@@ -28663,12 +31237,12 @@
         <w:tblBorders/>
       </w:tblPr>
       <w:tcPr>
-        <w:shd w:color="ffffff"/>
+        <w:shd w:val="clear" w:color="ffffff"/>
         <w:tcBorders>
-          <w:top w:val="none"/>
+          <w:top w:val="none" w:color="000000" w:sz="4" w:space="0"/>
           <w:left w:val="single" w:color="000000" w:themeColor="accent6" w:themeTint="98" w:sz="4" w:space="0"/>
-          <w:bottom w:val="none"/>
-          <w:right w:val="none"/>
+          <w:bottom w:val="none" w:color="000000" w:sz="4" w:space="0"/>
+          <w:right w:val="none" w:color="000000" w:sz="4" w:space="0"/>
         </w:tcBorders>
       </w:tcPr>
     </w:tblStylePr>
@@ -28691,9 +31265,9 @@
         <w:shd w:val="clear" w:color="ffffff" w:themeColor="light1" w:fill="ffffff" w:themeFill="light1"/>
         <w:tcBorders>
           <w:top w:val="single" w:color="000000" w:themeColor="accent6" w:themeTint="98" w:sz="4" w:space="0"/>
-          <w:left w:val="none"/>
-          <w:bottom w:val="none"/>
-          <w:right w:val="none"/>
+          <w:left w:val="none" w:color="000000" w:sz="4" w:space="0"/>
+          <w:bottom w:val="none" w:color="000000" w:sz="4" w:space="0"/>
+          <w:right w:val="none" w:color="000000" w:sz="4" w:space="0"/>
         </w:tcBorders>
       </w:tcPr>
     </w:tblStylePr>
@@ -28768,9 +31342,9 @@
       </w:tcPr>
     </w:tblStylePr>
   </w:style>
-  <w:style w:type="table" w:styleId="117">
+  <w:style w:type="table" w:styleId="812">
     <w:name w:val="Lined - Accent"/>
-    <w:basedOn w:val="665"/>
+    <w:basedOn w:val="893"/>
     <w:uiPriority w:val="99"/>
     <w:pPr>
       <w:pBdr/>
@@ -29005,9 +31579,9 @@
       </w:tcPr>
     </w:tblStylePr>
   </w:style>
-  <w:style w:type="table" w:styleId="118">
+  <w:style w:type="table" w:styleId="813">
     <w:name w:val="Lined - Accent 1"/>
-    <w:basedOn w:val="665"/>
+    <w:basedOn w:val="893"/>
     <w:uiPriority w:val="99"/>
     <w:pPr>
       <w:pBdr/>
@@ -29242,9 +31816,9 @@
       </w:tcPr>
     </w:tblStylePr>
   </w:style>
-  <w:style w:type="table" w:styleId="119">
+  <w:style w:type="table" w:styleId="814">
     <w:name w:val="Lined - Accent 2"/>
-    <w:basedOn w:val="665"/>
+    <w:basedOn w:val="893"/>
     <w:uiPriority w:val="99"/>
     <w:pPr>
       <w:pBdr/>
@@ -29479,9 +32053,9 @@
       </w:tcPr>
     </w:tblStylePr>
   </w:style>
-  <w:style w:type="table" w:styleId="120">
+  <w:style w:type="table" w:styleId="815">
     <w:name w:val="Lined - Accent 3"/>
-    <w:basedOn w:val="665"/>
+    <w:basedOn w:val="893"/>
     <w:uiPriority w:val="99"/>
     <w:pPr>
       <w:pBdr/>
@@ -29716,9 +32290,9 @@
       </w:tcPr>
     </w:tblStylePr>
   </w:style>
-  <w:style w:type="table" w:styleId="121">
+  <w:style w:type="table" w:styleId="816">
     <w:name w:val="Lined - Accent 4"/>
-    <w:basedOn w:val="665"/>
+    <w:basedOn w:val="893"/>
     <w:uiPriority w:val="99"/>
     <w:pPr>
       <w:pBdr/>
@@ -29953,9 +32527,9 @@
       </w:tcPr>
     </w:tblStylePr>
   </w:style>
-  <w:style w:type="table" w:styleId="122">
+  <w:style w:type="table" w:styleId="817">
     <w:name w:val="Lined - Accent 5"/>
-    <w:basedOn w:val="665"/>
+    <w:basedOn w:val="893"/>
     <w:uiPriority w:val="99"/>
     <w:pPr>
       <w:pBdr/>
@@ -30190,9 +32764,9 @@
       </w:tcPr>
     </w:tblStylePr>
   </w:style>
-  <w:style w:type="table" w:styleId="123">
+  <w:style w:type="table" w:styleId="818">
     <w:name w:val="Lined - Accent 6"/>
-    <w:basedOn w:val="665"/>
+    <w:basedOn w:val="893"/>
     <w:uiPriority w:val="99"/>
     <w:pPr>
       <w:pBdr/>
@@ -30427,9 +33001,9 @@
       </w:tcPr>
     </w:tblStylePr>
   </w:style>
-  <w:style w:type="table" w:styleId="124">
+  <w:style w:type="table" w:styleId="819">
     <w:name w:val="Bordered &amp; Lined - Accent"/>
-    <w:basedOn w:val="665"/>
+    <w:basedOn w:val="893"/>
     <w:uiPriority w:val="99"/>
     <w:pPr>
       <w:pBdr/>
@@ -30671,9 +33245,9 @@
       </w:tcPr>
     </w:tblStylePr>
   </w:style>
-  <w:style w:type="table" w:styleId="125">
+  <w:style w:type="table" w:styleId="820">
     <w:name w:val="Bordered &amp; Lined - Accent 1"/>
-    <w:basedOn w:val="665"/>
+    <w:basedOn w:val="893"/>
     <w:uiPriority w:val="99"/>
     <w:pPr>
       <w:pBdr/>
@@ -30915,9 +33489,9 @@
       </w:tcPr>
     </w:tblStylePr>
   </w:style>
-  <w:style w:type="table" w:styleId="126">
+  <w:style w:type="table" w:styleId="821">
     <w:name w:val="Bordered &amp; Lined - Accent 2"/>
-    <w:basedOn w:val="665"/>
+    <w:basedOn w:val="893"/>
     <w:uiPriority w:val="99"/>
     <w:pPr>
       <w:pBdr/>
@@ -31159,9 +33733,9 @@
       </w:tcPr>
     </w:tblStylePr>
   </w:style>
-  <w:style w:type="table" w:styleId="127">
+  <w:style w:type="table" w:styleId="822">
     <w:name w:val="Bordered &amp; Lined - Accent 3"/>
-    <w:basedOn w:val="665"/>
+    <w:basedOn w:val="893"/>
     <w:uiPriority w:val="99"/>
     <w:pPr>
       <w:pBdr/>
@@ -31403,9 +33977,9 @@
       </w:tcPr>
     </w:tblStylePr>
   </w:style>
-  <w:style w:type="table" w:styleId="128">
+  <w:style w:type="table" w:styleId="823">
     <w:name w:val="Bordered &amp; Lined - Accent 4"/>
-    <w:basedOn w:val="665"/>
+    <w:basedOn w:val="893"/>
     <w:uiPriority w:val="99"/>
     <w:pPr>
       <w:pBdr/>
@@ -31647,9 +34221,9 @@
       </w:tcPr>
     </w:tblStylePr>
   </w:style>
-  <w:style w:type="table" w:styleId="129">
+  <w:style w:type="table" w:styleId="824">
     <w:name w:val="Bordered &amp; Lined - Accent 5"/>
-    <w:basedOn w:val="665"/>
+    <w:basedOn w:val="893"/>
     <w:uiPriority w:val="99"/>
     <w:pPr>
       <w:pBdr/>
@@ -31891,9 +34465,9 @@
       </w:tcPr>
     </w:tblStylePr>
   </w:style>
-  <w:style w:type="table" w:styleId="130">
+  <w:style w:type="table" w:styleId="825">
     <w:name w:val="Bordered &amp; Lined - Accent 6"/>
-    <w:basedOn w:val="665"/>
+    <w:basedOn w:val="893"/>
     <w:uiPriority w:val="99"/>
     <w:pPr>
       <w:pBdr/>
@@ -32135,9 +34709,9 @@
       </w:tcPr>
     </w:tblStylePr>
   </w:style>
-  <w:style w:type="table" w:styleId="131">
+  <w:style w:type="table" w:styleId="826">
     <w:name w:val="Bordered"/>
-    <w:basedOn w:val="665"/>
+    <w:basedOn w:val="893"/>
     <w:uiPriority w:val="99"/>
     <w:pPr>
       <w:pBdr/>
@@ -32366,9 +34940,9 @@
       </w:tcPr>
     </w:tblStylePr>
   </w:style>
-  <w:style w:type="table" w:styleId="132">
+  <w:style w:type="table" w:styleId="827">
     <w:name w:val="Bordered - Accent 1"/>
-    <w:basedOn w:val="665"/>
+    <w:basedOn w:val="893"/>
     <w:uiPriority w:val="99"/>
     <w:pPr>
       <w:pBdr/>
@@ -32597,9 +35171,9 @@
       </w:tcPr>
     </w:tblStylePr>
   </w:style>
-  <w:style w:type="table" w:styleId="133">
+  <w:style w:type="table" w:styleId="828">
     <w:name w:val="Bordered - Accent 2"/>
-    <w:basedOn w:val="665"/>
+    <w:basedOn w:val="893"/>
     <w:uiPriority w:val="99"/>
     <w:pPr>
       <w:pBdr/>
@@ -32828,9 +35402,9 @@
       </w:tcPr>
     </w:tblStylePr>
   </w:style>
-  <w:style w:type="table" w:styleId="134">
+  <w:style w:type="table" w:styleId="829">
     <w:name w:val="Bordered - Accent 3"/>
-    <w:basedOn w:val="665"/>
+    <w:basedOn w:val="893"/>
     <w:uiPriority w:val="99"/>
     <w:pPr>
       <w:pBdr/>
@@ -33059,9 +35633,9 @@
       </w:tcPr>
     </w:tblStylePr>
   </w:style>
-  <w:style w:type="table" w:styleId="135">
+  <w:style w:type="table" w:styleId="830">
     <w:name w:val="Bordered - Accent 4"/>
-    <w:basedOn w:val="665"/>
+    <w:basedOn w:val="893"/>
     <w:uiPriority w:val="99"/>
     <w:pPr>
       <w:pBdr/>
@@ -33290,9 +35864,9 @@
       </w:tcPr>
     </w:tblStylePr>
   </w:style>
-  <w:style w:type="table" w:styleId="136">
+  <w:style w:type="table" w:styleId="831">
     <w:name w:val="Bordered - Accent 5"/>
-    <w:basedOn w:val="665"/>
+    <w:basedOn w:val="893"/>
     <w:uiPriority w:val="99"/>
     <w:pPr>
       <w:pBdr/>
@@ -33521,9 +36095,9 @@
       </w:tcPr>
     </w:tblStylePr>
   </w:style>
-  <w:style w:type="table" w:styleId="137">
+  <w:style w:type="table" w:styleId="832">
     <w:name w:val="Bordered - Accent 6"/>
-    <w:basedOn w:val="665"/>
+    <w:basedOn w:val="893"/>
     <w:uiPriority w:val="99"/>
     <w:pPr>
       <w:pBdr/>
@@ -33752,11 +36326,11 @@
       </w:tcPr>
     </w:tblStylePr>
   </w:style>
-  <w:style w:type="paragraph" w:styleId="139">
+  <w:style w:type="paragraph" w:styleId="833">
     <w:name w:val="Heading 1"/>
-    <w:basedOn w:val="664"/>
-    <w:next w:val="664"/>
-    <w:link w:val="150"/>
+    <w:basedOn w:val="892"/>
+    <w:next w:val="892"/>
+    <w:link w:val="843"/>
     <w:uiPriority w:val="9"/>
     <w:qFormat/>
     <w:pPr>
@@ -33774,11 +36348,11 @@
       <w:szCs w:val="40"/>
     </w:rPr>
   </w:style>
-  <w:style w:type="paragraph" w:styleId="140">
+  <w:style w:type="paragraph" w:styleId="834">
     <w:name w:val="Heading 2"/>
-    <w:basedOn w:val="664"/>
-    <w:next w:val="664"/>
-    <w:link w:val="151"/>
+    <w:basedOn w:val="892"/>
+    <w:next w:val="892"/>
+    <w:link w:val="844"/>
     <w:uiPriority w:val="9"/>
     <w:unhideWhenUsed/>
     <w:qFormat/>
@@ -33797,11 +36371,11 @@
       <w:szCs w:val="32"/>
     </w:rPr>
   </w:style>
-  <w:style w:type="paragraph" w:styleId="141">
+  <w:style w:type="paragraph" w:styleId="835">
     <w:name w:val="Heading 3"/>
-    <w:basedOn w:val="664"/>
-    <w:next w:val="664"/>
-    <w:link w:val="152"/>
+    <w:basedOn w:val="892"/>
+    <w:next w:val="892"/>
+    <w:link w:val="845"/>
     <w:uiPriority w:val="9"/>
     <w:unhideWhenUsed/>
     <w:qFormat/>
@@ -33820,11 +36394,11 @@
       <w:szCs w:val="28"/>
     </w:rPr>
   </w:style>
-  <w:style w:type="paragraph" w:styleId="142">
+  <w:style w:type="paragraph" w:styleId="836">
     <w:name w:val="Heading 4"/>
-    <w:basedOn w:val="664"/>
-    <w:next w:val="664"/>
-    <w:link w:val="153"/>
+    <w:basedOn w:val="892"/>
+    <w:next w:val="892"/>
+    <w:link w:val="846"/>
     <w:uiPriority w:val="9"/>
     <w:unhideWhenUsed/>
     <w:qFormat/>
@@ -33843,11 +36417,11 @@
       <w:color w:val="0f4761" w:themeColor="accent1" w:themeShade="BF"/>
     </w:rPr>
   </w:style>
-  <w:style w:type="paragraph" w:styleId="143">
+  <w:style w:type="paragraph" w:styleId="837">
     <w:name w:val="Heading 5"/>
-    <w:basedOn w:val="664"/>
-    <w:next w:val="664"/>
-    <w:link w:val="154"/>
+    <w:basedOn w:val="892"/>
+    <w:next w:val="892"/>
+    <w:link w:val="847"/>
     <w:uiPriority w:val="9"/>
     <w:unhideWhenUsed/>
     <w:qFormat/>
@@ -33864,11 +36438,11 @@
       <w:color w:val="0f4761" w:themeColor="accent1" w:themeShade="BF"/>
     </w:rPr>
   </w:style>
-  <w:style w:type="paragraph" w:styleId="144">
+  <w:style w:type="paragraph" w:styleId="838">
     <w:name w:val="Heading 6"/>
-    <w:basedOn w:val="664"/>
-    <w:next w:val="664"/>
-    <w:link w:val="155"/>
+    <w:basedOn w:val="892"/>
+    <w:next w:val="892"/>
+    <w:link w:val="848"/>
     <w:uiPriority w:val="9"/>
     <w:unhideWhenUsed/>
     <w:qFormat/>
@@ -33887,11 +36461,11 @@
       <w:color w:val="595959" w:themeColor="text1" w:themeTint="A6"/>
     </w:rPr>
   </w:style>
-  <w:style w:type="paragraph" w:styleId="145">
+  <w:style w:type="paragraph" w:styleId="839">
     <w:name w:val="Heading 7"/>
-    <w:basedOn w:val="664"/>
-    <w:next w:val="664"/>
-    <w:link w:val="156"/>
+    <w:basedOn w:val="892"/>
+    <w:next w:val="892"/>
+    <w:link w:val="849"/>
     <w:uiPriority w:val="9"/>
     <w:unhideWhenUsed/>
     <w:qFormat/>
@@ -33908,11 +36482,11 @@
       <w:color w:val="595959" w:themeColor="text1" w:themeTint="A6"/>
     </w:rPr>
   </w:style>
-  <w:style w:type="paragraph" w:styleId="146">
+  <w:style w:type="paragraph" w:styleId="840">
     <w:name w:val="Heading 8"/>
-    <w:basedOn w:val="664"/>
-    <w:next w:val="664"/>
-    <w:link w:val="157"/>
+    <w:basedOn w:val="892"/>
+    <w:next w:val="892"/>
+    <w:link w:val="850"/>
     <w:uiPriority w:val="9"/>
     <w:unhideWhenUsed/>
     <w:qFormat/>
@@ -33931,11 +36505,11 @@
       <w:color w:val="272727" w:themeColor="text1" w:themeTint="D8"/>
     </w:rPr>
   </w:style>
-  <w:style w:type="paragraph" w:styleId="147">
+  <w:style w:type="paragraph" w:styleId="841">
     <w:name w:val="Heading 9"/>
-    <w:basedOn w:val="664"/>
-    <w:next w:val="664"/>
-    <w:link w:val="158"/>
+    <w:basedOn w:val="892"/>
+    <w:next w:val="892"/>
+    <w:link w:val="851"/>
     <w:uiPriority w:val="9"/>
     <w:unhideWhenUsed/>
     <w:qFormat/>
@@ -33954,7 +36528,7 @@
       <w:color w:val="272727" w:themeColor="text1" w:themeTint="D8"/>
     </w:rPr>
   </w:style>
-  <w:style w:type="character" w:styleId="148" w:default="1">
+  <w:style w:type="character" w:styleId="842" w:default="1">
     <w:name w:val="Default Paragraph Font"/>
     <w:uiPriority w:val="1"/>
     <w:semiHidden/>
@@ -33965,10 +36539,10 @@
       <w:ind/>
     </w:pPr>
   </w:style>
-  <w:style w:type="character" w:styleId="150">
+  <w:style w:type="character" w:styleId="843">
     <w:name w:val="Heading 1 Char"/>
-    <w:basedOn w:val="148"/>
-    <w:link w:val="139"/>
+    <w:basedOn w:val="842"/>
+    <w:link w:val="833"/>
     <w:uiPriority w:val="9"/>
     <w:pPr>
       <w:pBdr/>
@@ -33982,10 +36556,10 @@
       <w:szCs w:val="40"/>
     </w:rPr>
   </w:style>
-  <w:style w:type="character" w:styleId="151">
+  <w:style w:type="character" w:styleId="844">
     <w:name w:val="Heading 2 Char"/>
-    <w:basedOn w:val="148"/>
-    <w:link w:val="140"/>
+    <w:basedOn w:val="842"/>
+    <w:link w:val="834"/>
     <w:uiPriority w:val="9"/>
     <w:pPr>
       <w:pBdr/>
@@ -33999,10 +36573,10 @@
       <w:szCs w:val="32"/>
     </w:rPr>
   </w:style>
-  <w:style w:type="character" w:styleId="152">
+  <w:style w:type="character" w:styleId="845">
     <w:name w:val="Heading 3 Char"/>
-    <w:basedOn w:val="148"/>
-    <w:link w:val="141"/>
+    <w:basedOn w:val="842"/>
+    <w:link w:val="835"/>
     <w:uiPriority w:val="9"/>
     <w:pPr>
       <w:pBdr/>
@@ -34016,10 +36590,10 @@
       <w:szCs w:val="28"/>
     </w:rPr>
   </w:style>
-  <w:style w:type="character" w:styleId="153">
+  <w:style w:type="character" w:styleId="846">
     <w:name w:val="Heading 4 Char"/>
-    <w:basedOn w:val="148"/>
-    <w:link w:val="142"/>
+    <w:basedOn w:val="842"/>
+    <w:link w:val="836"/>
     <w:uiPriority w:val="9"/>
     <w:pPr>
       <w:pBdr/>
@@ -34033,10 +36607,10 @@
       <w:color w:val="0f4761" w:themeColor="accent1" w:themeShade="BF"/>
     </w:rPr>
   </w:style>
-  <w:style w:type="character" w:styleId="154">
+  <w:style w:type="character" w:styleId="847">
     <w:name w:val="Heading 5 Char"/>
-    <w:basedOn w:val="148"/>
-    <w:link w:val="143"/>
+    <w:basedOn w:val="842"/>
+    <w:link w:val="837"/>
     <w:uiPriority w:val="9"/>
     <w:pPr>
       <w:pBdr/>
@@ -34048,10 +36622,10 @@
       <w:color w:val="0f4761" w:themeColor="accent1" w:themeShade="BF"/>
     </w:rPr>
   </w:style>
-  <w:style w:type="character" w:styleId="155">
+  <w:style w:type="character" w:styleId="848">
     <w:name w:val="Heading 6 Char"/>
-    <w:basedOn w:val="148"/>
-    <w:link w:val="144"/>
+    <w:basedOn w:val="842"/>
+    <w:link w:val="838"/>
     <w:uiPriority w:val="9"/>
     <w:pPr>
       <w:pBdr/>
@@ -34065,10 +36639,10 @@
       <w:color w:val="595959" w:themeColor="text1" w:themeTint="A6"/>
     </w:rPr>
   </w:style>
-  <w:style w:type="character" w:styleId="156">
+  <w:style w:type="character" w:styleId="849">
     <w:name w:val="Heading 7 Char"/>
-    <w:basedOn w:val="148"/>
-    <w:link w:val="145"/>
+    <w:basedOn w:val="842"/>
+    <w:link w:val="839"/>
     <w:uiPriority w:val="9"/>
     <w:pPr>
       <w:pBdr/>
@@ -34080,10 +36654,10 @@
       <w:color w:val="595959" w:themeColor="text1" w:themeTint="A6"/>
     </w:rPr>
   </w:style>
-  <w:style w:type="character" w:styleId="157">
+  <w:style w:type="character" w:styleId="850">
     <w:name w:val="Heading 8 Char"/>
-    <w:basedOn w:val="148"/>
-    <w:link w:val="146"/>
+    <w:basedOn w:val="842"/>
+    <w:link w:val="840"/>
     <w:uiPriority w:val="9"/>
     <w:pPr>
       <w:pBdr/>
@@ -34097,10 +36671,10 @@
       <w:color w:val="272727" w:themeColor="text1" w:themeTint="D8"/>
     </w:rPr>
   </w:style>
-  <w:style w:type="character" w:styleId="158">
+  <w:style w:type="character" w:styleId="851">
     <w:name w:val="Heading 9 Char"/>
-    <w:basedOn w:val="148"/>
-    <w:link w:val="147"/>
+    <w:basedOn w:val="842"/>
+    <w:link w:val="841"/>
     <w:uiPriority w:val="9"/>
     <w:pPr>
       <w:pBdr/>
@@ -34114,11 +36688,11 @@
       <w:color w:val="272727" w:themeColor="text1" w:themeTint="D8"/>
     </w:rPr>
   </w:style>
-  <w:style w:type="paragraph" w:styleId="159">
+  <w:style w:type="paragraph" w:styleId="852">
     <w:name w:val="Title"/>
-    <w:basedOn w:val="664"/>
-    <w:next w:val="664"/>
-    <w:link w:val="160"/>
+    <w:basedOn w:val="892"/>
+    <w:next w:val="892"/>
+    <w:link w:val="853"/>
     <w:uiPriority w:val="10"/>
     <w:qFormat/>
     <w:pPr>
@@ -34134,10 +36708,10 @@
       <w:szCs w:val="56"/>
     </w:rPr>
   </w:style>
-  <w:style w:type="character" w:styleId="160">
+  <w:style w:type="character" w:styleId="853">
     <w:name w:val="Title Char"/>
-    <w:basedOn w:val="148"/>
-    <w:link w:val="159"/>
+    <w:basedOn w:val="842"/>
+    <w:link w:val="852"/>
     <w:uiPriority w:val="10"/>
     <w:pPr>
       <w:pBdr/>
@@ -34151,11 +36725,11 @@
       <w:szCs w:val="56"/>
     </w:rPr>
   </w:style>
-  <w:style w:type="paragraph" w:styleId="161">
+  <w:style w:type="paragraph" w:styleId="854">
     <w:name w:val="Subtitle"/>
-    <w:basedOn w:val="664"/>
-    <w:next w:val="664"/>
-    <w:link w:val="162"/>
+    <w:basedOn w:val="892"/>
+    <w:next w:val="892"/>
+    <w:link w:val="855"/>
     <w:uiPriority w:val="11"/>
     <w:qFormat/>
     <w:pPr>
@@ -34173,10 +36747,10 @@
       <w:szCs w:val="28"/>
     </w:rPr>
   </w:style>
-  <w:style w:type="character" w:styleId="162">
+  <w:style w:type="character" w:styleId="855">
     <w:name w:val="Subtitle Char"/>
-    <w:basedOn w:val="148"/>
-    <w:link w:val="161"/>
+    <w:basedOn w:val="842"/>
+    <w:link w:val="854"/>
     <w:uiPriority w:val="11"/>
     <w:pPr>
       <w:pBdr/>
@@ -34190,11 +36764,11 @@
       <w:szCs w:val="28"/>
     </w:rPr>
   </w:style>
-  <w:style w:type="paragraph" w:styleId="163">
+  <w:style w:type="paragraph" w:styleId="856">
     <w:name w:val="Quote"/>
-    <w:basedOn w:val="664"/>
-    <w:next w:val="664"/>
-    <w:link w:val="164"/>
+    <w:basedOn w:val="892"/>
+    <w:next w:val="892"/>
+    <w:link w:val="857"/>
     <w:uiPriority w:val="29"/>
     <w:qFormat/>
     <w:pPr>
@@ -34209,10 +36783,10 @@
       <w:color w:val="404040" w:themeColor="text1" w:themeTint="BF"/>
     </w:rPr>
   </w:style>
-  <w:style w:type="character" w:styleId="164">
+  <w:style w:type="character" w:styleId="857">
     <w:name w:val="Quote Char"/>
-    <w:basedOn w:val="148"/>
-    <w:link w:val="163"/>
+    <w:basedOn w:val="842"/>
+    <w:link w:val="856"/>
     <w:uiPriority w:val="29"/>
     <w:pPr>
       <w:pBdr/>
@@ -34225,9 +36799,9 @@
       <w:color w:val="404040" w:themeColor="text1" w:themeTint="BF"/>
     </w:rPr>
   </w:style>
-  <w:style w:type="character" w:styleId="166">
+  <w:style w:type="character" w:styleId="858">
     <w:name w:val="Intense Emphasis"/>
-    <w:basedOn w:val="148"/>
+    <w:basedOn w:val="842"/>
     <w:uiPriority w:val="21"/>
     <w:qFormat/>
     <w:pPr>
@@ -34241,11 +36815,11 @@
       <w:color w:val="0f4761" w:themeColor="accent1" w:themeShade="BF"/>
     </w:rPr>
   </w:style>
-  <w:style w:type="paragraph" w:styleId="167">
+  <w:style w:type="paragraph" w:styleId="859">
     <w:name w:val="Intense Quote"/>
-    <w:basedOn w:val="664"/>
-    <w:next w:val="664"/>
-    <w:link w:val="168"/>
+    <w:basedOn w:val="892"/>
+    <w:next w:val="892"/>
+    <w:link w:val="860"/>
     <w:uiPriority w:val="30"/>
     <w:qFormat/>
     <w:pPr>
@@ -34263,10 +36837,10 @@
       <w:color w:val="0f4761" w:themeColor="accent1" w:themeShade="BF"/>
     </w:rPr>
   </w:style>
-  <w:style w:type="character" w:styleId="168">
+  <w:style w:type="character" w:styleId="860">
     <w:name w:val="Intense Quote Char"/>
-    <w:basedOn w:val="148"/>
-    <w:link w:val="167"/>
+    <w:basedOn w:val="842"/>
+    <w:link w:val="859"/>
     <w:uiPriority w:val="30"/>
     <w:pPr>
       <w:pBdr/>
@@ -34279,9 +36853,9 @@
       <w:color w:val="0f4761" w:themeColor="accent1" w:themeShade="BF"/>
     </w:rPr>
   </w:style>
-  <w:style w:type="character" w:styleId="169">
+  <w:style w:type="character" w:styleId="861">
     <w:name w:val="Intense Reference"/>
-    <w:basedOn w:val="148"/>
+    <w:basedOn w:val="842"/>
     <w:uiPriority w:val="32"/>
     <w:qFormat/>
     <w:pPr>
@@ -34297,9 +36871,9 @@
       <w:spacing w:val="5"/>
     </w:rPr>
   </w:style>
-  <w:style w:type="character" w:styleId="171">
+  <w:style w:type="character" w:styleId="862">
     <w:name w:val="Subtle Emphasis"/>
-    <w:basedOn w:val="148"/>
+    <w:basedOn w:val="842"/>
     <w:uiPriority w:val="19"/>
     <w:qFormat/>
     <w:pPr>
@@ -34313,9 +36887,9 @@
       <w:color w:val="404040" w:themeColor="text1" w:themeTint="BF"/>
     </w:rPr>
   </w:style>
-  <w:style w:type="character" w:styleId="172">
+  <w:style w:type="character" w:styleId="863">
     <w:name w:val="Emphasis"/>
-    <w:basedOn w:val="148"/>
+    <w:basedOn w:val="842"/>
     <w:uiPriority w:val="20"/>
     <w:qFormat/>
     <w:pPr>
@@ -34328,9 +36902,9 @@
       <w:iCs/>
     </w:rPr>
   </w:style>
-  <w:style w:type="character" w:styleId="173">
+  <w:style w:type="character" w:styleId="864">
     <w:name w:val="Strong"/>
-    <w:basedOn w:val="148"/>
+    <w:basedOn w:val="842"/>
     <w:uiPriority w:val="22"/>
     <w:qFormat/>
     <w:pPr>
@@ -34343,9 +36917,9 @@
       <w:bCs/>
     </w:rPr>
   </w:style>
-  <w:style w:type="character" w:styleId="174">
+  <w:style w:type="character" w:styleId="865">
     <w:name w:val="Subtle Reference"/>
-    <w:basedOn w:val="148"/>
+    <w:basedOn w:val="842"/>
     <w:uiPriority w:val="31"/>
     <w:qFormat/>
     <w:pPr>
@@ -34358,9 +36932,9 @@
       <w:color w:val="5a5a5a" w:themeColor="text1" w:themeTint="A5"/>
     </w:rPr>
   </w:style>
-  <w:style w:type="character" w:styleId="175">
+  <w:style w:type="character" w:styleId="866">
     <w:name w:val="Book Title"/>
-    <w:basedOn w:val="148"/>
+    <w:basedOn w:val="842"/>
     <w:uiPriority w:val="33"/>
     <w:qFormat/>
     <w:pPr>
@@ -34376,10 +36950,10 @@
       <w:spacing w:val="5"/>
     </w:rPr>
   </w:style>
-  <w:style w:type="paragraph" w:styleId="176">
+  <w:style w:type="paragraph" w:styleId="867">
     <w:name w:val="Header"/>
-    <w:basedOn w:val="664"/>
-    <w:link w:val="177"/>
+    <w:basedOn w:val="892"/>
+    <w:link w:val="868"/>
     <w:uiPriority w:val="99"/>
     <w:unhideWhenUsed/>
     <w:pPr>
@@ -34392,10 +36966,10 @@
       <w:ind/>
     </w:pPr>
   </w:style>
-  <w:style w:type="character" w:styleId="177">
+  <w:style w:type="character" w:styleId="868">
     <w:name w:val="Header Char"/>
-    <w:basedOn w:val="148"/>
-    <w:link w:val="176"/>
+    <w:basedOn w:val="842"/>
+    <w:link w:val="867"/>
     <w:uiPriority w:val="99"/>
     <w:pPr>
       <w:pBdr/>
@@ -34403,10 +36977,10 @@
       <w:ind/>
     </w:pPr>
   </w:style>
-  <w:style w:type="paragraph" w:styleId="178">
+  <w:style w:type="paragraph" w:styleId="869">
     <w:name w:val="Footer"/>
-    <w:basedOn w:val="664"/>
-    <w:link w:val="179"/>
+    <w:basedOn w:val="892"/>
+    <w:link w:val="870"/>
     <w:uiPriority w:val="99"/>
     <w:unhideWhenUsed/>
     <w:pPr>
@@ -34419,10 +36993,10 @@
       <w:ind/>
     </w:pPr>
   </w:style>
-  <w:style w:type="character" w:styleId="179">
+  <w:style w:type="character" w:styleId="870">
     <w:name w:val="Footer Char"/>
-    <w:basedOn w:val="148"/>
-    <w:link w:val="178"/>
+    <w:basedOn w:val="842"/>
+    <w:link w:val="869"/>
     <w:uiPriority w:val="99"/>
     <w:pPr>
       <w:pBdr/>
@@ -34430,10 +37004,10 @@
       <w:ind/>
     </w:pPr>
   </w:style>
-  <w:style w:type="paragraph" w:styleId="180">
+  <w:style w:type="paragraph" w:styleId="871">
     <w:name w:val="Caption"/>
-    <w:basedOn w:val="664"/>
-    <w:next w:val="664"/>
+    <w:basedOn w:val="892"/>
+    <w:next w:val="892"/>
     <w:uiPriority w:val="35"/>
     <w:unhideWhenUsed/>
     <w:qFormat/>
@@ -34450,10 +37024,10 @@
       <w:szCs w:val="18"/>
     </w:rPr>
   </w:style>
-  <w:style w:type="paragraph" w:styleId="181">
+  <w:style w:type="paragraph" w:styleId="872">
     <w:name w:val="footnote text"/>
-    <w:basedOn w:val="664"/>
-    <w:link w:val="182"/>
+    <w:basedOn w:val="892"/>
+    <w:link w:val="873"/>
     <w:uiPriority w:val="99"/>
     <w:semiHidden/>
     <w:unhideWhenUsed/>
@@ -34467,10 +37041,10 @@
       <w:szCs w:val="20"/>
     </w:rPr>
   </w:style>
-  <w:style w:type="character" w:styleId="182">
+  <w:style w:type="character" w:styleId="873">
     <w:name w:val="Footnote Text Char"/>
-    <w:basedOn w:val="148"/>
-    <w:link w:val="181"/>
+    <w:basedOn w:val="842"/>
+    <w:link w:val="872"/>
     <w:uiPriority w:val="99"/>
     <w:semiHidden/>
     <w:pPr>
@@ -34483,9 +37057,9 @@
       <w:szCs w:val="20"/>
     </w:rPr>
   </w:style>
-  <w:style w:type="character" w:styleId="183">
+  <w:style w:type="character" w:styleId="874">
     <w:name w:val="footnote reference"/>
-    <w:basedOn w:val="148"/>
+    <w:basedOn w:val="842"/>
     <w:uiPriority w:val="99"/>
     <w:semiHidden/>
     <w:unhideWhenUsed/>
@@ -34498,10 +37072,10 @@
       <w:vertAlign w:val="superscript"/>
     </w:rPr>
   </w:style>
-  <w:style w:type="paragraph" w:styleId="184">
+  <w:style w:type="paragraph" w:styleId="875">
     <w:name w:val="endnote text"/>
-    <w:basedOn w:val="664"/>
-    <w:link w:val="185"/>
+    <w:basedOn w:val="892"/>
+    <w:link w:val="876"/>
     <w:uiPriority w:val="99"/>
     <w:semiHidden/>
     <w:unhideWhenUsed/>
@@ -34515,10 +37089,10 @@
       <w:szCs w:val="20"/>
     </w:rPr>
   </w:style>
-  <w:style w:type="character" w:styleId="185">
+  <w:style w:type="character" w:styleId="876">
     <w:name w:val="Endnote Text Char"/>
-    <w:basedOn w:val="148"/>
-    <w:link w:val="184"/>
+    <w:basedOn w:val="842"/>
+    <w:link w:val="875"/>
     <w:uiPriority w:val="99"/>
     <w:semiHidden/>
     <w:pPr>
@@ -34531,9 +37105,9 @@
       <w:szCs w:val="20"/>
     </w:rPr>
   </w:style>
-  <w:style w:type="character" w:styleId="186">
+  <w:style w:type="character" w:styleId="877">
     <w:name w:val="endnote reference"/>
-    <w:basedOn w:val="148"/>
+    <w:basedOn w:val="842"/>
     <w:uiPriority w:val="99"/>
     <w:semiHidden/>
     <w:unhideWhenUsed/>
@@ -34546,9 +37120,9 @@
       <w:vertAlign w:val="superscript"/>
     </w:rPr>
   </w:style>
-  <w:style w:type="character" w:styleId="187">
+  <w:style w:type="character" w:styleId="878">
     <w:name w:val="Hyperlink"/>
-    <w:basedOn w:val="148"/>
+    <w:basedOn w:val="842"/>
     <w:uiPriority w:val="99"/>
     <w:unhideWhenUsed/>
     <w:pPr>
@@ -34561,9 +37135,9 @@
       <w:u w:val="single"/>
     </w:rPr>
   </w:style>
-  <w:style w:type="character" w:styleId="188">
+  <w:style w:type="character" w:styleId="879">
     <w:name w:val="FollowedHyperlink"/>
-    <w:basedOn w:val="148"/>
+    <w:basedOn w:val="842"/>
     <w:uiPriority w:val="99"/>
     <w:semiHidden/>
     <w:unhideWhenUsed/>
@@ -34577,10 +37151,10 @@
       <w:u w:val="single"/>
     </w:rPr>
   </w:style>
-  <w:style w:type="paragraph" w:styleId="189">
+  <w:style w:type="paragraph" w:styleId="880">
     <w:name w:val="toc 1"/>
-    <w:basedOn w:val="664"/>
-    <w:next w:val="664"/>
+    <w:basedOn w:val="892"/>
+    <w:next w:val="892"/>
     <w:uiPriority w:val="39"/>
     <w:unhideWhenUsed/>
     <w:pPr>
@@ -34589,10 +37163,10 @@
       <w:ind/>
     </w:pPr>
   </w:style>
-  <w:style w:type="paragraph" w:styleId="190">
+  <w:style w:type="paragraph" w:styleId="881">
     <w:name w:val="toc 2"/>
-    <w:basedOn w:val="664"/>
-    <w:next w:val="664"/>
+    <w:basedOn w:val="892"/>
+    <w:next w:val="892"/>
     <w:uiPriority w:val="39"/>
     <w:unhideWhenUsed/>
     <w:pPr>
@@ -34601,10 +37175,10 @@
       <w:ind w:left="220"/>
     </w:pPr>
   </w:style>
-  <w:style w:type="paragraph" w:styleId="191">
+  <w:style w:type="paragraph" w:styleId="882">
     <w:name w:val="toc 3"/>
-    <w:basedOn w:val="664"/>
-    <w:next w:val="664"/>
+    <w:basedOn w:val="892"/>
+    <w:next w:val="892"/>
     <w:uiPriority w:val="39"/>
     <w:unhideWhenUsed/>
     <w:pPr>
@@ -34613,10 +37187,10 @@
       <w:ind w:left="440"/>
     </w:pPr>
   </w:style>
-  <w:style w:type="paragraph" w:styleId="192">
+  <w:style w:type="paragraph" w:styleId="883">
     <w:name w:val="toc 4"/>
-    <w:basedOn w:val="664"/>
-    <w:next w:val="664"/>
+    <w:basedOn w:val="892"/>
+    <w:next w:val="892"/>
     <w:uiPriority w:val="39"/>
     <w:unhideWhenUsed/>
     <w:pPr>
@@ -34625,10 +37199,10 @@
       <w:ind w:left="660"/>
     </w:pPr>
   </w:style>
-  <w:style w:type="paragraph" w:styleId="193">
+  <w:style w:type="paragraph" w:styleId="884">
     <w:name w:val="toc 5"/>
-    <w:basedOn w:val="664"/>
-    <w:next w:val="664"/>
+    <w:basedOn w:val="892"/>
+    <w:next w:val="892"/>
     <w:uiPriority w:val="39"/>
     <w:unhideWhenUsed/>
     <w:pPr>
@@ -34637,10 +37211,10 @@
       <w:ind w:left="880"/>
     </w:pPr>
   </w:style>
-  <w:style w:type="paragraph" w:styleId="194">
+  <w:style w:type="paragraph" w:styleId="885">
     <w:name w:val="toc 6"/>
-    <w:basedOn w:val="664"/>
-    <w:next w:val="664"/>
+    <w:basedOn w:val="892"/>
+    <w:next w:val="892"/>
     <w:uiPriority w:val="39"/>
     <w:unhideWhenUsed/>
     <w:pPr>
@@ -34649,10 +37223,10 @@
       <w:ind w:left="1100"/>
     </w:pPr>
   </w:style>
-  <w:style w:type="paragraph" w:styleId="195">
+  <w:style w:type="paragraph" w:styleId="886">
     <w:name w:val="toc 7"/>
-    <w:basedOn w:val="664"/>
-    <w:next w:val="664"/>
+    <w:basedOn w:val="892"/>
+    <w:next w:val="892"/>
     <w:uiPriority w:val="39"/>
     <w:unhideWhenUsed/>
     <w:pPr>
@@ -34661,10 +37235,10 @@
       <w:ind w:left="1320"/>
     </w:pPr>
   </w:style>
-  <w:style w:type="paragraph" w:styleId="196">
+  <w:style w:type="paragraph" w:styleId="887">
     <w:name w:val="toc 8"/>
-    <w:basedOn w:val="664"/>
-    <w:next w:val="664"/>
+    <w:basedOn w:val="892"/>
+    <w:next w:val="892"/>
     <w:uiPriority w:val="39"/>
     <w:unhideWhenUsed/>
     <w:pPr>
@@ -34673,10 +37247,10 @@
       <w:ind w:left="1540"/>
     </w:pPr>
   </w:style>
-  <w:style w:type="paragraph" w:styleId="197">
+  <w:style w:type="paragraph" w:styleId="888">
     <w:name w:val="toc 9"/>
-    <w:basedOn w:val="664"/>
-    <w:next w:val="664"/>
+    <w:basedOn w:val="892"/>
+    <w:next w:val="892"/>
     <w:uiPriority w:val="39"/>
     <w:unhideWhenUsed/>
     <w:pPr>
@@ -34685,9 +37259,9 @@
       <w:ind w:left="1760"/>
     </w:pPr>
   </w:style>
-  <w:style w:type="character" w:styleId="198">
+  <w:style w:type="character" w:styleId="889">
     <w:name w:val="Placeholder Text"/>
-    <w:basedOn w:val="148"/>
+    <w:basedOn w:val="842"/>
     <w:uiPriority w:val="99"/>
     <w:semiHidden/>
     <w:pPr>
@@ -34699,7 +37273,7 @@
       <w:color w:val="666666"/>
     </w:rPr>
   </w:style>
-  <w:style w:type="paragraph" w:styleId="208">
+  <w:style w:type="paragraph" w:styleId="890">
     <w:name w:val="TOC Heading"/>
     <w:uiPriority w:val="39"/>
     <w:unhideWhenUsed/>
@@ -34709,10 +37283,10 @@
       <w:ind/>
     </w:pPr>
   </w:style>
-  <w:style w:type="paragraph" w:styleId="209">
+  <w:style w:type="paragraph" w:styleId="891">
     <w:name w:val="table of figures"/>
-    <w:basedOn w:val="664"/>
-    <w:next w:val="664"/>
+    <w:basedOn w:val="892"/>
+    <w:next w:val="892"/>
     <w:uiPriority w:val="99"/>
     <w:unhideWhenUsed/>
     <w:pPr>
@@ -34721,7 +37295,7 @@
       <w:ind/>
     </w:pPr>
   </w:style>
-  <w:style w:type="paragraph" w:styleId="664" w:default="1">
+  <w:style w:type="paragraph" w:styleId="892" w:default="1">
     <w:name w:val="Normal"/>
     <w:qFormat/>
     <w:pPr>
@@ -34730,7 +37304,7 @@
       <w:ind/>
     </w:pPr>
   </w:style>
-  <w:style w:type="table" w:styleId="665" w:default="1">
+  <w:style w:type="table" w:styleId="893" w:default="1">
     <w:name w:val="Normal Table"/>
     <w:uiPriority w:val="99"/>
     <w:semiHidden/>
@@ -34923,7 +37497,7 @@
       </w:tcPr>
     </w:tblStylePr>
   </w:style>
-  <w:style w:type="numbering" w:styleId="666" w:default="1">
+  <w:style w:type="numbering" w:styleId="894" w:default="1">
     <w:name w:val="No List"/>
     <w:uiPriority w:val="99"/>
     <w:semiHidden/>
@@ -34934,9 +37508,9 @@
       <w:ind/>
     </w:pPr>
   </w:style>
-  <w:style w:type="paragraph" w:styleId="667">
+  <w:style w:type="paragraph" w:styleId="895">
     <w:name w:val="No Spacing"/>
-    <w:basedOn w:val="664"/>
+    <w:basedOn w:val="892"/>
     <w:uiPriority w:val="1"/>
     <w:qFormat/>
     <w:pPr>
@@ -34945,9 +37519,9 @@
       <w:ind/>
     </w:pPr>
   </w:style>
-  <w:style w:type="paragraph" w:styleId="668">
+  <w:style w:type="paragraph" w:styleId="896">
     <w:name w:val="List Paragraph"/>
-    <w:basedOn w:val="664"/>
+    <w:basedOn w:val="892"/>
     <w:uiPriority w:val="34"/>
     <w:qFormat/>
     <w:pPr>
